--- a/powerbi/MILPIN_Dashboard_Propuesta.docx
+++ b/powerbi/MILPIN_Dashboard_Propuesta.docx
@@ -34,7 +34,43 @@
           <w:sz w:val="32"/>
           <w:szCs w:val="32"/>
         </w:rPr>
-        <w:t>Monitor de Optimizacion Hidrica — DR-041 Modulo 3</w:t>
+        <w:t xml:space="preserve">Monitor de </w:t>
+      </w:r>
+      <w:proofErr w:type="spellStart"/>
+      <w:r>
+        <w:rPr>
+          <w:color w:val="0D7377"/>
+          <w:sz w:val="32"/>
+          <w:szCs w:val="32"/>
+        </w:rPr>
+        <w:t>Optimizacion</w:t>
+      </w:r>
+      <w:proofErr w:type="spellEnd"/>
+      <w:r>
+        <w:rPr>
+          <w:color w:val="0D7377"/>
+          <w:sz w:val="32"/>
+          <w:szCs w:val="32"/>
+        </w:rPr>
+        <w:t xml:space="preserve"> </w:t>
+      </w:r>
+      <w:proofErr w:type="spellStart"/>
+      <w:r>
+        <w:rPr>
+          <w:color w:val="0D7377"/>
+          <w:sz w:val="32"/>
+          <w:szCs w:val="32"/>
+        </w:rPr>
+        <w:t>Hidrica</w:t>
+      </w:r>
+      <w:proofErr w:type="spellEnd"/>
+      <w:r>
+        <w:rPr>
+          <w:color w:val="0D7377"/>
+          <w:sz w:val="32"/>
+          <w:szCs w:val="32"/>
+        </w:rPr>
+        <w:t xml:space="preserve"> — DR-041 Modulo 3</w:t>
       </w:r>
     </w:p>
     <w:p>
@@ -58,7 +94,27 @@
           <w:sz w:val="40"/>
           <w:szCs w:val="40"/>
         </w:rPr>
-        <w:t>Propuesta de Dashboard Power BI</w:t>
+        <w:t xml:space="preserve">Propuesta de </w:t>
+      </w:r>
+      <w:proofErr w:type="spellStart"/>
+      <w:r>
+        <w:rPr>
+          <w:b/>
+          <w:bCs/>
+          <w:sz w:val="40"/>
+          <w:szCs w:val="40"/>
+        </w:rPr>
+        <w:t>Dashboard</w:t>
+      </w:r>
+      <w:proofErr w:type="spellEnd"/>
+      <w:r>
+        <w:rPr>
+          <w:b/>
+          <w:bCs/>
+          <w:sz w:val="40"/>
+          <w:szCs w:val="40"/>
+        </w:rPr>
+        <w:t xml:space="preserve"> Power BI</w:t>
       </w:r>
     </w:p>
     <w:p>
@@ -66,14 +122,34 @@
         <w:spacing w:after="80"/>
         <w:jc w:val="center"/>
       </w:pPr>
+      <w:proofErr w:type="spellStart"/>
       <w:r>
         <w:rPr>
           <w:color w:val="4A4A4A"/>
           <w:sz w:val="26"/>
           <w:szCs w:val="26"/>
         </w:rPr>
-        <w:t>Diseno, arquitectura y paso a paso de implementacion</w:t>
-      </w:r>
+        <w:t>Diseno</w:t>
+      </w:r>
+      <w:proofErr w:type="spellEnd"/>
+      <w:r>
+        <w:rPr>
+          <w:color w:val="4A4A4A"/>
+          <w:sz w:val="26"/>
+          <w:szCs w:val="26"/>
+        </w:rPr>
+        <w:t xml:space="preserve">, arquitectura y paso a paso de </w:t>
+      </w:r>
+      <w:proofErr w:type="spellStart"/>
+      <w:r>
+        <w:rPr>
+          <w:color w:val="4A4A4A"/>
+          <w:sz w:val="26"/>
+          <w:szCs w:val="26"/>
+        </w:rPr>
+        <w:t>implementacion</w:t>
+      </w:r>
+      <w:proofErr w:type="spellEnd"/>
     </w:p>
     <w:p>
       <w:pPr>
@@ -94,11 +170,19 @@
         <w:spacing w:before="200" w:after="40"/>
         <w:jc w:val="center"/>
       </w:pPr>
-      <w:r>
-        <w:rPr>
-          <w:color w:val="4A4A4A"/>
-        </w:rPr>
-        <w:t>Version 1.0   |   2026</w:t>
+      <w:proofErr w:type="spellStart"/>
+      <w:r>
+        <w:rPr>
+          <w:color w:val="4A4A4A"/>
+        </w:rPr>
+        <w:t>Version</w:t>
+      </w:r>
+      <w:proofErr w:type="spellEnd"/>
+      <w:r>
+        <w:rPr>
+          <w:color w:val="4A4A4A"/>
+        </w:rPr>
+        <w:t xml:space="preserve"> 1.0   |   2026</w:t>
       </w:r>
     </w:p>
     <w:p>
@@ -115,7 +199,15 @@
       </w:pPr>
       <w:r>
         <w:lastRenderedPageBreak/>
-        <w:t>1. Introduccion y Contexto</w:t>
+        <w:t xml:space="preserve">1. </w:t>
+      </w:r>
+      <w:proofErr w:type="spellStart"/>
+      <w:r>
+        <w:t>Introduccion</w:t>
+      </w:r>
+      <w:proofErr w:type="spellEnd"/>
+      <w:r>
+        <w:t xml:space="preserve"> y Contexto</w:t>
       </w:r>
     </w:p>
     <w:p>
@@ -123,7 +215,63 @@
         <w:spacing w:before="80" w:after="80"/>
       </w:pPr>
       <w:r>
-        <w:t>MILPIN es un sistema de apoyo a decisiones (DSS) para optimizacion de riego en el Distrito de Riego DR-041, enfocado en el Modulo 3 del Valle del Yaqui, Sonora. Este documento define la arquitectura de un dashboard operacional en Power BI que permite a jefes de modulo y tecnicos agronomos monitorear el consumo hidrico, detectar parcelas en sobre-riego, evaluar el cumplimiento FAO-56 y dar seguimiento a las recomendaciones del algoritmo MILPIN.</w:t>
+        <w:t xml:space="preserve">MILPIN es un sistema de apoyo a decisiones (DSS) para </w:t>
+      </w:r>
+      <w:proofErr w:type="spellStart"/>
+      <w:r>
+        <w:t>optimizacion</w:t>
+      </w:r>
+      <w:proofErr w:type="spellEnd"/>
+      <w:r>
+        <w:t xml:space="preserve"> de riego en el Distrito de Riego DR-041, enfocado en el </w:t>
+      </w:r>
+      <w:proofErr w:type="spellStart"/>
+      <w:r>
+        <w:t>Modulo</w:t>
+      </w:r>
+      <w:proofErr w:type="spellEnd"/>
+      <w:r>
+        <w:t xml:space="preserve"> 3 del Valle del Yaqui, Sonora. Este documento define la arquitectura de un </w:t>
+      </w:r>
+      <w:proofErr w:type="spellStart"/>
+      <w:r>
+        <w:t>dashboard</w:t>
+      </w:r>
+      <w:proofErr w:type="spellEnd"/>
+      <w:r>
+        <w:t xml:space="preserve"> operacional en Power BI que permite a jefes de modulo y </w:t>
+      </w:r>
+      <w:proofErr w:type="spellStart"/>
+      <w:r>
+        <w:t>tecnicos</w:t>
+      </w:r>
+      <w:proofErr w:type="spellEnd"/>
+      <w:r>
+        <w:t xml:space="preserve"> </w:t>
+      </w:r>
+      <w:proofErr w:type="spellStart"/>
+      <w:r>
+        <w:t>agronomos</w:t>
+      </w:r>
+      <w:proofErr w:type="spellEnd"/>
+      <w:r>
+        <w:t xml:space="preserve"> monitorear el consumo </w:t>
+      </w:r>
+      <w:proofErr w:type="spellStart"/>
+      <w:r>
+        <w:t>hidrico</w:t>
+      </w:r>
+      <w:proofErr w:type="spellEnd"/>
+      <w:r>
+        <w:t xml:space="preserve">, detectar parcelas en </w:t>
+      </w:r>
+      <w:proofErr w:type="spellStart"/>
+      <w:r>
+        <w:t>sobre-riego</w:t>
+      </w:r>
+      <w:proofErr w:type="spellEnd"/>
+      <w:r>
+        <w:t>, evaluar el cumplimiento FAO-56 y dar seguimiento a las recomendaciones del algoritmo MILPIN.</w:t>
       </w:r>
     </w:p>
     <w:p>
@@ -166,8 +314,13 @@
         <w:pStyle w:val="Ttulo3"/>
       </w:pPr>
       <w:r>
-        <w:t>Audiencia del dashboard</w:t>
-      </w:r>
+        <w:t xml:space="preserve">Audiencia del </w:t>
+      </w:r>
+      <w:proofErr w:type="spellStart"/>
+      <w:r>
+        <w:t>dashboard</w:t>
+      </w:r>
+      <w:proofErr w:type="spellEnd"/>
     </w:p>
     <w:tbl>
       <w:tblPr>
@@ -192,12 +345,6 @@
         <w:gridCol w:w="4238"/>
       </w:tblGrid>
       <w:tr>
-        <w:tblPrEx>
-          <w:tblCellMar>
-            <w:top w:w="0" w:type="dxa"/>
-            <w:bottom w:w="0" w:type="dxa"/>
-          </w:tblCellMar>
-        </w:tblPrEx>
         <w:tc>
           <w:tcPr>
             <w:tcW w:w="2400" w:type="dxa"/>
@@ -296,12 +443,6 @@
         </w:tc>
       </w:tr>
       <w:tr>
-        <w:tblPrEx>
-          <w:tblCellMar>
-            <w:top w:w="0" w:type="dxa"/>
-            <w:bottom w:w="0" w:type="dxa"/>
-          </w:tblCellMar>
-        </w:tblPrEx>
         <w:tc>
           <w:tcPr>
             <w:tcW w:w="2400" w:type="dxa"/>
@@ -373,12 +514,6 @@
         </w:tc>
       </w:tr>
       <w:tr>
-        <w:tblPrEx>
-          <w:tblCellMar>
-            <w:top w:w="0" w:type="dxa"/>
-            <w:bottom w:w="0" w:type="dxa"/>
-          </w:tblCellMar>
-        </w:tblPrEx>
         <w:tc>
           <w:tcPr>
             <w:tcW w:w="2400" w:type="dxa"/>
@@ -398,9 +533,19 @@
             <w:vAlign w:val="center"/>
           </w:tcPr>
           <w:p>
-            <w:r>
-              <w:t>Tecnico agronomo</w:t>
-            </w:r>
+            <w:proofErr w:type="spellStart"/>
+            <w:r>
+              <w:t>Tecnico</w:t>
+            </w:r>
+            <w:proofErr w:type="spellEnd"/>
+            <w:r>
+              <w:t xml:space="preserve"> </w:t>
+            </w:r>
+            <w:proofErr w:type="spellStart"/>
+            <w:r>
+              <w:t>agronomo</w:t>
+            </w:r>
+            <w:proofErr w:type="spellEnd"/>
           </w:p>
         </w:tc>
         <w:tc>
@@ -453,12 +598,6 @@
         </w:tc>
       </w:tr>
       <w:tr>
-        <w:tblPrEx>
-          <w:tblCellMar>
-            <w:top w:w="0" w:type="dxa"/>
-            <w:bottom w:w="0" w:type="dxa"/>
-          </w:tblCellMar>
-        </w:tblPrEx>
         <w:tc>
           <w:tcPr>
             <w:tcW w:w="2400" w:type="dxa"/>
@@ -523,8 +662,29 @@
             <w:vAlign w:val="center"/>
           </w:tcPr>
           <w:p>
-            <w:r>
-              <w:t>KPIs de ahorro hidrico y economico vs. 2025</w:t>
+            <w:proofErr w:type="spellStart"/>
+            <w:r>
+              <w:t>KPIs</w:t>
+            </w:r>
+            <w:proofErr w:type="spellEnd"/>
+            <w:r>
+              <w:t xml:space="preserve"> de ahorro </w:t>
+            </w:r>
+            <w:proofErr w:type="spellStart"/>
+            <w:r>
+              <w:t>hidrico</w:t>
+            </w:r>
+            <w:proofErr w:type="spellEnd"/>
+            <w:r>
+              <w:t xml:space="preserve"> y </w:t>
+            </w:r>
+            <w:proofErr w:type="spellStart"/>
+            <w:r>
+              <w:t>economico</w:t>
+            </w:r>
+            <w:proofErr w:type="spellEnd"/>
+            <w:r>
+              <w:t xml:space="preserve"> vs. 2025</w:t>
             </w:r>
           </w:p>
         </w:tc>
@@ -551,15 +711,60 @@
         </w:pBdr>
       </w:pPr>
       <w:r>
-        <w:t>2. Tipo de Dashboard</w:t>
-      </w:r>
+        <w:t xml:space="preserve">2. Tipo de </w:t>
+      </w:r>
+      <w:proofErr w:type="spellStart"/>
+      <w:r>
+        <w:t>Dashboard</w:t>
+      </w:r>
+      <w:proofErr w:type="spellEnd"/>
     </w:p>
     <w:p>
       <w:pPr>
         <w:spacing w:before="80" w:after="80"/>
       </w:pPr>
       <w:r>
-        <w:t>El dashboard propuesto es un hibrido operacional-ejecutivo. No es solo un cuadro de mando para directivos ni solo un monitor de campo para operadores: sirve a ambos en una sola pagina principal mas una pagina secundaria de analisis comparativo.</w:t>
+        <w:t xml:space="preserve">El </w:t>
+      </w:r>
+      <w:proofErr w:type="spellStart"/>
+      <w:r>
+        <w:t>dashboard</w:t>
+      </w:r>
+      <w:proofErr w:type="spellEnd"/>
+      <w:r>
+        <w:t xml:space="preserve"> propuesto es un hibrido operacional-ejecutivo. No es solo un cuadro de mando para directivos ni solo un monitor de campo para operadores: sirve a ambos en una sola </w:t>
+      </w:r>
+      <w:proofErr w:type="spellStart"/>
+      <w:r>
+        <w:t>pagina</w:t>
+      </w:r>
+      <w:proofErr w:type="spellEnd"/>
+      <w:r>
+        <w:t xml:space="preserve"> principal </w:t>
+      </w:r>
+      <w:proofErr w:type="spellStart"/>
+      <w:r>
+        <w:t>mas</w:t>
+      </w:r>
+      <w:proofErr w:type="spellEnd"/>
+      <w:r>
+        <w:t xml:space="preserve"> una </w:t>
+      </w:r>
+      <w:proofErr w:type="spellStart"/>
+      <w:r>
+        <w:t>pagina</w:t>
+      </w:r>
+      <w:proofErr w:type="spellEnd"/>
+      <w:r>
+        <w:t xml:space="preserve"> secundaria de </w:t>
+      </w:r>
+      <w:proofErr w:type="spellStart"/>
+      <w:r>
+        <w:t>analisis</w:t>
+      </w:r>
+      <w:proofErr w:type="spellEnd"/>
+      <w:r>
+        <w:t xml:space="preserve"> comparativo.</w:t>
       </w:r>
     </w:p>
     <w:p>
@@ -571,8 +776,13 @@
       <w:pPr>
         <w:pStyle w:val="Ttulo3"/>
       </w:pPr>
-      <w:r>
-        <w:t>Caracteristicas del tipo operacional</w:t>
+      <w:proofErr w:type="spellStart"/>
+      <w:r>
+        <w:t>Caracteristicas</w:t>
+      </w:r>
+      <w:proofErr w:type="spellEnd"/>
+      <w:r>
+        <w:t xml:space="preserve"> del tipo operacional</w:t>
       </w:r>
     </w:p>
     <w:p>
@@ -585,7 +795,23 @@
         <w:spacing w:before="40" w:after="40"/>
       </w:pPr>
       <w:r>
-        <w:t>Responde preguntas del momento: que esta pasando ahora, que parcela tiene problema, que accion debo tomar hoy.</w:t>
+        <w:t xml:space="preserve">Responde preguntas del momento: que </w:t>
+      </w:r>
+      <w:proofErr w:type="spellStart"/>
+      <w:r>
+        <w:t>esta</w:t>
+      </w:r>
+      <w:proofErr w:type="spellEnd"/>
+      <w:r>
+        <w:t xml:space="preserve"> pasando ahora, que parcela tiene problema, que </w:t>
+      </w:r>
+      <w:proofErr w:type="spellStart"/>
+      <w:r>
+        <w:t>accion</w:t>
+      </w:r>
+      <w:proofErr w:type="spellEnd"/>
+      <w:r>
+        <w:t xml:space="preserve"> debo tomar hoy.</w:t>
       </w:r>
     </w:p>
     <w:p>
@@ -611,7 +837,15 @@
         <w:spacing w:before="40" w:after="40"/>
       </w:pPr>
       <w:r>
-        <w:t>Prioriza alertas y estados anomalos sobre promedios generales.</w:t>
+        <w:t xml:space="preserve">Prioriza alertas y estados </w:t>
+      </w:r>
+      <w:proofErr w:type="spellStart"/>
+      <w:r>
+        <w:t>anomalos</w:t>
+      </w:r>
+      <w:proofErr w:type="spellEnd"/>
+      <w:r>
+        <w:t xml:space="preserve"> sobre promedios generales.</w:t>
       </w:r>
     </w:p>
     <w:p>
@@ -624,7 +858,23 @@
         <w:spacing w:before="40" w:after="40"/>
       </w:pPr>
       <w:r>
-        <w:t>La tabla de accion al final del layout dirige al operador al siguiente paso concreto.</w:t>
+        <w:t xml:space="preserve">La tabla de </w:t>
+      </w:r>
+      <w:proofErr w:type="spellStart"/>
+      <w:r>
+        <w:t>accion</w:t>
+      </w:r>
+      <w:proofErr w:type="spellEnd"/>
+      <w:r>
+        <w:t xml:space="preserve"> al final del </w:t>
+      </w:r>
+      <w:proofErr w:type="spellStart"/>
+      <w:r>
+        <w:t>layout</w:t>
+      </w:r>
+      <w:proofErr w:type="spellEnd"/>
+      <w:r>
+        <w:t xml:space="preserve"> dirige al operador al siguiente paso concreto.</w:t>
       </w:r>
     </w:p>
     <w:p>
@@ -649,8 +899,13 @@
         </w:numPr>
         <w:spacing w:before="40" w:after="40"/>
       </w:pPr>
-      <w:r>
-        <w:t>KPIs de ahorro (m3, MXN, kWh) visibles al primer golpe de vista.</w:t>
+      <w:proofErr w:type="spellStart"/>
+      <w:r>
+        <w:t>KPIs</w:t>
+      </w:r>
+      <w:proofErr w:type="spellEnd"/>
+      <w:r>
+        <w:t xml:space="preserve"> de ahorro (m3, MXN, kWh) visibles al primer golpe de vista.</w:t>
       </w:r>
     </w:p>
     <w:p>
@@ -663,7 +918,23 @@
         <w:spacing w:before="40" w:after="40"/>
       </w:pPr>
       <w:r>
-        <w:t>Segunda pagina dedicada a comparativo 2025 vs. 2026 para reportes de direccion.</w:t>
+        <w:t xml:space="preserve">Segunda </w:t>
+      </w:r>
+      <w:proofErr w:type="spellStart"/>
+      <w:r>
+        <w:t>pagina</w:t>
+      </w:r>
+      <w:proofErr w:type="spellEnd"/>
+      <w:r>
+        <w:t xml:space="preserve"> dedicada a comparativo 2025 vs. 2026 para reportes de </w:t>
+      </w:r>
+      <w:proofErr w:type="spellStart"/>
+      <w:r>
+        <w:t>direccion</w:t>
+      </w:r>
+      <w:proofErr w:type="spellEnd"/>
+      <w:r>
+        <w:t>.</w:t>
       </w:r>
     </w:p>
     <w:p>
@@ -676,7 +947,23 @@
         <w:spacing w:before="40" w:after="40"/>
       </w:pPr>
       <w:r>
-        <w:t>Todos los valores estan contextualizados contra el objetivo FAO-56, no solo presentados como numeros absolutos.</w:t>
+        <w:t xml:space="preserve">Todos los valores </w:t>
+      </w:r>
+      <w:proofErr w:type="spellStart"/>
+      <w:r>
+        <w:t>estan</w:t>
+      </w:r>
+      <w:proofErr w:type="spellEnd"/>
+      <w:r>
+        <w:t xml:space="preserve"> contextualizados contra el objetivo FAO-56, no solo presentados como </w:t>
+      </w:r>
+      <w:proofErr w:type="spellStart"/>
+      <w:r>
+        <w:t>numeros</w:t>
+      </w:r>
+      <w:proofErr w:type="spellEnd"/>
+      <w:r>
+        <w:t xml:space="preserve"> absolutos.</w:t>
       </w:r>
     </w:p>
     <w:p>
@@ -717,7 +1004,43 @@
           <w:sz w:val="18"/>
           <w:szCs w:val="18"/>
         </w:rPr>
-        <w:t>Regla de diseno: cada visual incluido debe responder al menos una de estas preguntas. Si no responde ninguna, no entra al dashboard.</w:t>
+        <w:t xml:space="preserve">Regla de </w:t>
+      </w:r>
+      <w:proofErr w:type="spellStart"/>
+      <w:r>
+        <w:rPr>
+          <w:color w:val="4A4A4A"/>
+          <w:sz w:val="18"/>
+          <w:szCs w:val="18"/>
+        </w:rPr>
+        <w:t>diseno</w:t>
+      </w:r>
+      <w:proofErr w:type="spellEnd"/>
+      <w:r>
+        <w:rPr>
+          <w:color w:val="4A4A4A"/>
+          <w:sz w:val="18"/>
+          <w:szCs w:val="18"/>
+        </w:rPr>
+        <w:t xml:space="preserve">: cada visual incluido debe responder al menos una de estas preguntas. Si no responde ninguna, no entra al </w:t>
+      </w:r>
+      <w:proofErr w:type="spellStart"/>
+      <w:r>
+        <w:rPr>
+          <w:color w:val="4A4A4A"/>
+          <w:sz w:val="18"/>
+          <w:szCs w:val="18"/>
+        </w:rPr>
+        <w:t>dashboard</w:t>
+      </w:r>
+      <w:proofErr w:type="spellEnd"/>
+      <w:r>
+        <w:rPr>
+          <w:color w:val="4A4A4A"/>
+          <w:sz w:val="18"/>
+          <w:szCs w:val="18"/>
+        </w:rPr>
+        <w:t>.</w:t>
       </w:r>
     </w:p>
     <w:p>
@@ -749,12 +1072,6 @@
         <w:gridCol w:w="1798"/>
       </w:tblGrid>
       <w:tr>
-        <w:tblPrEx>
-          <w:tblCellMar>
-            <w:top w:w="0" w:type="dxa"/>
-            <w:bottom w:w="0" w:type="dxa"/>
-          </w:tblCellMar>
-        </w:tblPrEx>
         <w:tc>
           <w:tcPr>
             <w:tcW w:w="640" w:type="dxa"/>
@@ -885,12 +1202,6 @@
         </w:tc>
       </w:tr>
       <w:tr>
-        <w:tblPrEx>
-          <w:tblCellMar>
-            <w:top w:w="0" w:type="dxa"/>
-            <w:bottom w:w="0" w:type="dxa"/>
-          </w:tblCellMar>
-        </w:tblPrEx>
         <w:tc>
           <w:tcPr>
             <w:tcW w:w="640" w:type="dxa"/>
@@ -990,12 +1301,6 @@
         </w:tc>
       </w:tr>
       <w:tr>
-        <w:tblPrEx>
-          <w:tblCellMar>
-            <w:top w:w="0" w:type="dxa"/>
-            <w:bottom w:w="0" w:type="dxa"/>
-          </w:tblCellMar>
-        </w:tblPrEx>
         <w:tc>
           <w:tcPr>
             <w:tcW w:w="640" w:type="dxa"/>
@@ -1040,7 +1345,31 @@
           </w:tcPr>
           <w:p>
             <w:r>
-              <w:t>¿Que parcelas estan en sobre-riego o con alerta activa?</w:t>
+              <w:t>¿</w:t>
+            </w:r>
+            <w:proofErr w:type="spellStart"/>
+            <w:r>
+              <w:t>Que</w:t>
+            </w:r>
+            <w:proofErr w:type="spellEnd"/>
+            <w:r>
+              <w:t xml:space="preserve"> parcelas </w:t>
+            </w:r>
+            <w:proofErr w:type="spellStart"/>
+            <w:r>
+              <w:t>estan</w:t>
+            </w:r>
+            <w:proofErr w:type="spellEnd"/>
+            <w:r>
+              <w:t xml:space="preserve"> en </w:t>
+            </w:r>
+            <w:proofErr w:type="spellStart"/>
+            <w:r>
+              <w:t>sobre-riego</w:t>
+            </w:r>
+            <w:proofErr w:type="spellEnd"/>
+            <w:r>
+              <w:t xml:space="preserve"> o con alerta activa?</w:t>
             </w:r>
           </w:p>
         </w:tc>
@@ -1099,12 +1428,6 @@
         </w:tc>
       </w:tr>
       <w:tr>
-        <w:tblPrEx>
-          <w:tblCellMar>
-            <w:top w:w="0" w:type="dxa"/>
-            <w:bottom w:w="0" w:type="dxa"/>
-          </w:tblCellMar>
-        </w:tblPrEx>
         <w:tc>
           <w:tcPr>
             <w:tcW w:w="640" w:type="dxa"/>
@@ -1147,7 +1470,15 @@
           </w:tcPr>
           <w:p>
             <w:r>
-              <w:t>¿Cuanto agua y dinero hemos ahorrado vs. 2025?</w:t>
+              <w:t>¿</w:t>
+            </w:r>
+            <w:proofErr w:type="spellStart"/>
+            <w:r>
+              <w:t>Cuanto</w:t>
+            </w:r>
+            <w:proofErr w:type="spellEnd"/>
+            <w:r>
+              <w:t xml:space="preserve"> agua y dinero hemos ahorrado vs. 2025?</w:t>
             </w:r>
           </w:p>
         </w:tc>
@@ -1204,12 +1535,6 @@
         </w:tc>
       </w:tr>
       <w:tr>
-        <w:tblPrEx>
-          <w:tblCellMar>
-            <w:top w:w="0" w:type="dxa"/>
-            <w:bottom w:w="0" w:type="dxa"/>
-          </w:tblCellMar>
-        </w:tblPrEx>
         <w:tc>
           <w:tcPr>
             <w:tcW w:w="640" w:type="dxa"/>
@@ -1254,7 +1579,15 @@
           </w:tcPr>
           <w:p>
             <w:r>
-              <w:t>¿Que cultivo tiene peor cumplimiento FAO-56?</w:t>
+              <w:t>¿</w:t>
+            </w:r>
+            <w:proofErr w:type="spellStart"/>
+            <w:r>
+              <w:t>Que</w:t>
+            </w:r>
+            <w:proofErr w:type="spellEnd"/>
+            <w:r>
+              <w:t xml:space="preserve"> cultivo tiene peor cumplimiento FAO-56?</w:t>
             </w:r>
           </w:p>
         </w:tc>
@@ -1313,12 +1646,6 @@
         </w:tc>
       </w:tr>
       <w:tr>
-        <w:tblPrEx>
-          <w:tblCellMar>
-            <w:top w:w="0" w:type="dxa"/>
-            <w:bottom w:w="0" w:type="dxa"/>
-          </w:tblCellMar>
-        </w:tblPrEx>
         <w:tc>
           <w:tcPr>
             <w:tcW w:w="640" w:type="dxa"/>
@@ -1361,7 +1688,15 @@
           </w:tcPr>
           <w:p>
             <w:r>
-              <w:t>¿Como avanza la migracion de sistemas de riego?</w:t>
+              <w:t xml:space="preserve">¿Como avanza la </w:t>
+            </w:r>
+            <w:proofErr w:type="spellStart"/>
+            <w:r>
+              <w:t>migracion</w:t>
+            </w:r>
+            <w:proofErr w:type="spellEnd"/>
+            <w:r>
+              <w:t xml:space="preserve"> de sistemas de riego?</w:t>
             </w:r>
           </w:p>
         </w:tc>
@@ -1418,12 +1753,6 @@
         </w:tc>
       </w:tr>
       <w:tr>
-        <w:tblPrEx>
-          <w:tblCellMar>
-            <w:top w:w="0" w:type="dxa"/>
-            <w:bottom w:w="0" w:type="dxa"/>
-          </w:tblCellMar>
-        </w:tblPrEx>
         <w:tc>
           <w:tcPr>
             <w:tcW w:w="640" w:type="dxa"/>
@@ -1468,7 +1797,15 @@
           </w:tcPr>
           <w:p>
             <w:r>
-              <w:t>¿Que recomendaciones de MILPIN no se han atendido?</w:t>
+              <w:t>¿</w:t>
+            </w:r>
+            <w:proofErr w:type="spellStart"/>
+            <w:r>
+              <w:t>Que</w:t>
+            </w:r>
+            <w:proofErr w:type="spellEnd"/>
+            <w:r>
+              <w:t xml:space="preserve"> recomendaciones de MILPIN no se han atendido?</w:t>
             </w:r>
           </w:p>
         </w:tc>
@@ -1554,15 +1891,36 @@
       </w:pPr>
       <w:r>
         <w:lastRenderedPageBreak/>
-        <w:t>4. Formato Z — Por que y Como</w:t>
+        <w:t xml:space="preserve">4. Formato Z — </w:t>
+      </w:r>
+      <w:proofErr w:type="spellStart"/>
+      <w:r>
+        <w:t>Por que</w:t>
+      </w:r>
+      <w:proofErr w:type="spellEnd"/>
+      <w:r>
+        <w:t xml:space="preserve"> y Como</w:t>
       </w:r>
     </w:p>
     <w:p>
       <w:pPr>
         <w:pStyle w:val="Ttulo3"/>
       </w:pPr>
-      <w:r>
-        <w:t>Por que patron Z y no F</w:t>
+      <w:proofErr w:type="spellStart"/>
+      <w:r>
+        <w:t>Por que</w:t>
+      </w:r>
+      <w:proofErr w:type="spellEnd"/>
+      <w:r>
+        <w:t xml:space="preserve"> </w:t>
+      </w:r>
+      <w:proofErr w:type="spellStart"/>
+      <w:r>
+        <w:t>patron</w:t>
+      </w:r>
+      <w:proofErr w:type="spellEnd"/>
+      <w:r>
+        <w:t xml:space="preserve"> Z y no F</w:t>
       </w:r>
     </w:p>
     <w:p>
@@ -1570,7 +1928,71 @@
         <w:spacing w:before="80" w:after="80"/>
       </w:pPr>
       <w:r>
-        <w:t>El patron F es adecuado para interfaces con texto denso y listas largas (reportes, feeds). El patron Z es para dashboards de decision donde hay pocos elementos clave y el usuario llega con una pregunta urgente. En un contexto operacional agricola, el jefe de modulo revisa el dashboard en 2 minutos antes de dar la orden de riego: el patron Z replica exactamente ese recorrido mental.</w:t>
+        <w:t xml:space="preserve">El </w:t>
+      </w:r>
+      <w:proofErr w:type="spellStart"/>
+      <w:r>
+        <w:t>patron</w:t>
+      </w:r>
+      <w:proofErr w:type="spellEnd"/>
+      <w:r>
+        <w:t xml:space="preserve"> F es adecuado para interfaces con texto denso y listas largas (reportes, </w:t>
+      </w:r>
+      <w:proofErr w:type="spellStart"/>
+      <w:r>
+        <w:t>feeds</w:t>
+      </w:r>
+      <w:proofErr w:type="spellEnd"/>
+      <w:r>
+        <w:t xml:space="preserve">). El </w:t>
+      </w:r>
+      <w:proofErr w:type="spellStart"/>
+      <w:r>
+        <w:t>patron</w:t>
+      </w:r>
+      <w:proofErr w:type="spellEnd"/>
+      <w:r>
+        <w:t xml:space="preserve"> Z es para </w:t>
+      </w:r>
+      <w:proofErr w:type="spellStart"/>
+      <w:r>
+        <w:t>dashboards</w:t>
+      </w:r>
+      <w:proofErr w:type="spellEnd"/>
+      <w:r>
+        <w:t xml:space="preserve"> de </w:t>
+      </w:r>
+      <w:proofErr w:type="spellStart"/>
+      <w:r>
+        <w:t>decision</w:t>
+      </w:r>
+      <w:proofErr w:type="spellEnd"/>
+      <w:r>
+        <w:t xml:space="preserve"> donde hay pocos elementos clave y el usuario llega con una pregunta urgente. En un contexto operacional </w:t>
+      </w:r>
+      <w:proofErr w:type="spellStart"/>
+      <w:r>
+        <w:t>agricola</w:t>
+      </w:r>
+      <w:proofErr w:type="spellEnd"/>
+      <w:r>
+        <w:t xml:space="preserve">, el jefe de modulo revisa el </w:t>
+      </w:r>
+      <w:proofErr w:type="spellStart"/>
+      <w:r>
+        <w:t>dashboard</w:t>
+      </w:r>
+      <w:proofErr w:type="spellEnd"/>
+      <w:r>
+        <w:t xml:space="preserve"> en 2 minutos antes de dar la orden de riego: el </w:t>
+      </w:r>
+      <w:proofErr w:type="spellStart"/>
+      <w:r>
+        <w:t>patron</w:t>
+      </w:r>
+      <w:proofErr w:type="spellEnd"/>
+      <w:r>
+        <w:t xml:space="preserve"> Z replica exactamente ese recorrido mental.</w:t>
       </w:r>
     </w:p>
     <w:p>
@@ -1607,12 +2029,6 @@
         <w:gridCol w:w="9638"/>
       </w:tblGrid>
       <w:tr>
-        <w:tblPrEx>
-          <w:tblCellMar>
-            <w:top w:w="0" w:type="dxa"/>
-            <w:bottom w:w="0" w:type="dxa"/>
-          </w:tblCellMar>
-        </w:tblPrEx>
         <w:tc>
           <w:tcPr>
             <w:tcW w:w="9638" w:type="dxa"/>
@@ -1638,7 +2054,47 @@
                 <w:sz w:val="18"/>
                 <w:szCs w:val="18"/>
               </w:rPr>
-              <w:t>[A] KPIs Criticos ──────────────────────────────────── [B] Filtros</w:t>
+              <w:t xml:space="preserve">[A] </w:t>
+            </w:r>
+            <w:proofErr w:type="spellStart"/>
+            <w:r>
+              <w:rPr>
+                <w:rFonts w:ascii="Courier New" w:eastAsia="Courier New" w:hAnsi="Courier New" w:cs="Courier New"/>
+                <w:color w:val="4FC3F7"/>
+                <w:sz w:val="18"/>
+                <w:szCs w:val="18"/>
+              </w:rPr>
+              <w:t>KPIs</w:t>
+            </w:r>
+            <w:proofErr w:type="spellEnd"/>
+            <w:r>
+              <w:rPr>
+                <w:rFonts w:ascii="Courier New" w:eastAsia="Courier New" w:hAnsi="Courier New" w:cs="Courier New"/>
+                <w:color w:val="4FC3F7"/>
+                <w:sz w:val="18"/>
+                <w:szCs w:val="18"/>
+              </w:rPr>
+              <w:t xml:space="preserve"> </w:t>
+            </w:r>
+            <w:proofErr w:type="spellStart"/>
+            <w:r>
+              <w:rPr>
+                <w:rFonts w:ascii="Courier New" w:eastAsia="Courier New" w:hAnsi="Courier New" w:cs="Courier New"/>
+                <w:color w:val="4FC3F7"/>
+                <w:sz w:val="18"/>
+                <w:szCs w:val="18"/>
+              </w:rPr>
+              <w:t>Criticos</w:t>
+            </w:r>
+            <w:proofErr w:type="spellEnd"/>
+            <w:r>
+              <w:rPr>
+                <w:rFonts w:ascii="Courier New" w:eastAsia="Courier New" w:hAnsi="Courier New" w:cs="Courier New"/>
+                <w:color w:val="4FC3F7"/>
+                <w:sz w:val="18"/>
+                <w:szCs w:val="18"/>
+              </w:rPr>
+              <w:t xml:space="preserve"> ──────────────────────────────────── [B] Filtros</w:t>
             </w:r>
           </w:p>
           <w:p>
@@ -1649,8 +2105,39 @@
                 <w:sz w:val="18"/>
                 <w:szCs w:val="18"/>
               </w:rPr>
-              <w:t xml:space="preserve">      ↘  diagonal de atencion</w:t>
-            </w:r>
+              <w:t xml:space="preserve">      </w:t>
+            </w:r>
+            <w:proofErr w:type="gramStart"/>
+            <w:r>
+              <w:rPr>
+                <w:rFonts w:ascii="Courier New" w:eastAsia="Courier New" w:hAnsi="Courier New" w:cs="Courier New"/>
+                <w:color w:val="9E9E9E"/>
+                <w:sz w:val="18"/>
+                <w:szCs w:val="18"/>
+              </w:rPr>
+              <w:t>↘  diagonal</w:t>
+            </w:r>
+            <w:proofErr w:type="gramEnd"/>
+            <w:r>
+              <w:rPr>
+                <w:rFonts w:ascii="Courier New" w:eastAsia="Courier New" w:hAnsi="Courier New" w:cs="Courier New"/>
+                <w:color w:val="9E9E9E"/>
+                <w:sz w:val="18"/>
+                <w:szCs w:val="18"/>
+              </w:rPr>
+              <w:t xml:space="preserve"> de </w:t>
+            </w:r>
+            <w:proofErr w:type="spellStart"/>
+            <w:r>
+              <w:rPr>
+                <w:rFonts w:ascii="Courier New" w:eastAsia="Courier New" w:hAnsi="Courier New" w:cs="Courier New"/>
+                <w:color w:val="9E9E9E"/>
+                <w:sz w:val="18"/>
+                <w:szCs w:val="18"/>
+              </w:rPr>
+              <w:t>atencion</w:t>
+            </w:r>
+            <w:proofErr w:type="spellEnd"/>
           </w:p>
           <w:p>
             <w:r>
@@ -1660,7 +2147,27 @@
                 <w:sz w:val="18"/>
                 <w:szCs w:val="18"/>
               </w:rPr>
-              <w:t>[C] Grafica Principal (grande)  ──────  [D] Visuals de soporte</w:t>
+              <w:t xml:space="preserve">[C] Grafica Principal (grande)  ──────  [D] </w:t>
+            </w:r>
+            <w:proofErr w:type="spellStart"/>
+            <w:r>
+              <w:rPr>
+                <w:rFonts w:ascii="Courier New" w:eastAsia="Courier New" w:hAnsi="Courier New" w:cs="Courier New"/>
+                <w:color w:val="66BB6A"/>
+                <w:sz w:val="18"/>
+                <w:szCs w:val="18"/>
+              </w:rPr>
+              <w:t>Visuals</w:t>
+            </w:r>
+            <w:proofErr w:type="spellEnd"/>
+            <w:r>
+              <w:rPr>
+                <w:rFonts w:ascii="Courier New" w:eastAsia="Courier New" w:hAnsi="Courier New" w:cs="Courier New"/>
+                <w:color w:val="66BB6A"/>
+                <w:sz w:val="18"/>
+                <w:szCs w:val="18"/>
+              </w:rPr>
+              <w:t xml:space="preserve"> de soporte</w:t>
             </w:r>
           </w:p>
           <w:p>
@@ -1682,7 +2189,27 @@
                 <w:sz w:val="18"/>
                 <w:szCs w:val="18"/>
               </w:rPr>
-              <w:t>[E] Tabla Operacional / Accion pendiente (ancho completo)</w:t>
+              <w:t xml:space="preserve">[E] Tabla Operacional / </w:t>
+            </w:r>
+            <w:proofErr w:type="spellStart"/>
+            <w:r>
+              <w:rPr>
+                <w:rFonts w:ascii="Courier New" w:eastAsia="Courier New" w:hAnsi="Courier New" w:cs="Courier New"/>
+                <w:color w:val="FFA726"/>
+                <w:sz w:val="18"/>
+                <w:szCs w:val="18"/>
+              </w:rPr>
+              <w:t>Accion</w:t>
+            </w:r>
+            <w:proofErr w:type="spellEnd"/>
+            <w:r>
+              <w:rPr>
+                <w:rFonts w:ascii="Courier New" w:eastAsia="Courier New" w:hAnsi="Courier New" w:cs="Courier New"/>
+                <w:color w:val="FFA726"/>
+                <w:sz w:val="18"/>
+                <w:szCs w:val="18"/>
+              </w:rPr>
+              <w:t xml:space="preserve"> pendiente (ancho completo)</w:t>
             </w:r>
           </w:p>
         </w:tc>
@@ -1716,12 +2243,6 @@
         <w:gridCol w:w="6928"/>
       </w:tblGrid>
       <w:tr>
-        <w:tblPrEx>
-          <w:tblCellMar>
-            <w:top w:w="0" w:type="dxa"/>
-            <w:bottom w:w="0" w:type="dxa"/>
-          </w:tblCellMar>
-        </w:tblPrEx>
         <w:tc>
           <w:tcPr>
             <w:tcW w:w="640" w:type="dxa"/>
@@ -1814,18 +2335,40 @@
                 <w:bCs/>
                 <w:color w:val="FFFFFF"/>
               </w:rPr>
-              <w:t>Que contiene y por que ahi</w:t>
-            </w:r>
+              <w:t xml:space="preserve">Que contiene y </w:t>
+            </w:r>
+            <w:proofErr w:type="spellStart"/>
+            <w:r>
+              <w:rPr>
+                <w:b/>
+                <w:bCs/>
+                <w:color w:val="FFFFFF"/>
+              </w:rPr>
+              <w:t>por que</w:t>
+            </w:r>
+            <w:proofErr w:type="spellEnd"/>
+            <w:r>
+              <w:rPr>
+                <w:b/>
+                <w:bCs/>
+                <w:color w:val="FFFFFF"/>
+              </w:rPr>
+              <w:t xml:space="preserve"> </w:t>
+            </w:r>
+            <w:proofErr w:type="spellStart"/>
+            <w:r>
+              <w:rPr>
+                <w:b/>
+                <w:bCs/>
+                <w:color w:val="FFFFFF"/>
+              </w:rPr>
+              <w:t>ahi</w:t>
+            </w:r>
+            <w:proofErr w:type="spellEnd"/>
           </w:p>
         </w:tc>
       </w:tr>
       <w:tr>
-        <w:tblPrEx>
-          <w:tblCellMar>
-            <w:top w:w="0" w:type="dxa"/>
-            <w:bottom w:w="0" w:type="dxa"/>
-          </w:tblCellMar>
-        </w:tblPrEx>
         <w:tc>
           <w:tcPr>
             <w:tcW w:w="640" w:type="dxa"/>
@@ -1872,8 +2415,17 @@
                 <w:b/>
                 <w:bCs/>
               </w:rPr>
-              <w:t>KPI Strip</w:t>
-            </w:r>
+              <w:t xml:space="preserve">KPI </w:t>
+            </w:r>
+            <w:proofErr w:type="spellStart"/>
+            <w:r>
+              <w:rPr>
+                <w:b/>
+                <w:bCs/>
+              </w:rPr>
+              <w:t>Strip</w:t>
+            </w:r>
+            <w:proofErr w:type="spellEnd"/>
           </w:p>
         </w:tc>
         <w:tc>
@@ -1895,18 +2447,20 @@
           </w:tcPr>
           <w:p>
             <w:r>
-              <w:t>5 tarjetas horizontales. Primera fijacion visual. Responde preguntas 1 y 3 en &lt; 3 segundos.</w:t>
+              <w:t xml:space="preserve">5 tarjetas horizontales. Primera </w:t>
+            </w:r>
+            <w:proofErr w:type="spellStart"/>
+            <w:r>
+              <w:t>fijacion</w:t>
+            </w:r>
+            <w:proofErr w:type="spellEnd"/>
+            <w:r>
+              <w:t xml:space="preserve"> visual. Responde preguntas 1 y 3 en &lt; 3 segundos.</w:t>
             </w:r>
           </w:p>
         </w:tc>
       </w:tr>
       <w:tr>
-        <w:tblPrEx>
-          <w:tblCellMar>
-            <w:top w:w="0" w:type="dxa"/>
-            <w:bottom w:w="0" w:type="dxa"/>
-          </w:tblCellMar>
-        </w:tblPrEx>
         <w:tc>
           <w:tcPr>
             <w:tcW w:w="640" w:type="dxa"/>
@@ -1978,19 +2532,34 @@
             <w:vAlign w:val="center"/>
           </w:tcPr>
           <w:p>
-            <w:r>
-              <w:t>Segmentadores de ciclo, cultivo y modulo. Controlan todos los visuals de la pagina.</w:t>
+            <w:proofErr w:type="spellStart"/>
+            <w:r>
+              <w:t>Segmentadores</w:t>
+            </w:r>
+            <w:proofErr w:type="spellEnd"/>
+            <w:r>
+              <w:t xml:space="preserve"> de ciclo, cultivo y modulo. Controlan todos los </w:t>
+            </w:r>
+            <w:proofErr w:type="spellStart"/>
+            <w:r>
+              <w:t>visuals</w:t>
+            </w:r>
+            <w:proofErr w:type="spellEnd"/>
+            <w:r>
+              <w:t xml:space="preserve"> de la </w:t>
+            </w:r>
+            <w:proofErr w:type="spellStart"/>
+            <w:r>
+              <w:t>pagina</w:t>
+            </w:r>
+            <w:proofErr w:type="spellEnd"/>
+            <w:r>
+              <w:t>.</w:t>
             </w:r>
           </w:p>
         </w:tc>
       </w:tr>
       <w:tr>
-        <w:tblPrEx>
-          <w:tblCellMar>
-            <w:top w:w="0" w:type="dxa"/>
-            <w:bottom w:w="0" w:type="dxa"/>
-          </w:tblCellMar>
-        </w:tblPrEx>
         <w:tc>
           <w:tcPr>
             <w:tcW w:w="640" w:type="dxa"/>
@@ -2059,19 +2628,26 @@
             <w:vAlign w:val="center"/>
           </w:tcPr>
           <w:p>
-            <w:r>
-              <w:t>Linea dual con area sombreada: consumo real vs. objetivo FAO-56. ~40% del ancho total.</w:t>
+            <w:proofErr w:type="spellStart"/>
+            <w:r>
+              <w:t>Linea</w:t>
+            </w:r>
+            <w:proofErr w:type="spellEnd"/>
+            <w:r>
+              <w:t xml:space="preserve"> dual con </w:t>
+            </w:r>
+            <w:proofErr w:type="spellStart"/>
+            <w:r>
+              <w:t>area</w:t>
+            </w:r>
+            <w:proofErr w:type="spellEnd"/>
+            <w:r>
+              <w:t xml:space="preserve"> sombreada: consumo real vs. objetivo FAO-56. ~40% del ancho total.</w:t>
             </w:r>
           </w:p>
         </w:tc>
       </w:tr>
       <w:tr>
-        <w:tblPrEx>
-          <w:tblCellMar>
-            <w:top w:w="0" w:type="dxa"/>
-            <w:bottom w:w="0" w:type="dxa"/>
-          </w:tblCellMar>
-        </w:tblPrEx>
         <w:tc>
           <w:tcPr>
             <w:tcW w:w="640" w:type="dxa"/>
@@ -2115,12 +2691,21 @@
             <w:vAlign w:val="center"/>
           </w:tcPr>
           <w:p>
+            <w:proofErr w:type="spellStart"/>
             <w:r>
               <w:rPr>
                 <w:b/>
                 <w:bCs/>
               </w:rPr>
-              <w:t>Visuals soporte</w:t>
+              <w:t>Visuals</w:t>
+            </w:r>
+            <w:proofErr w:type="spellEnd"/>
+            <w:r>
+              <w:rPr>
+                <w:b/>
+                <w:bCs/>
+              </w:rPr>
+              <w:t xml:space="preserve"> soporte</w:t>
             </w:r>
           </w:p>
         </w:tc>
@@ -2144,18 +2729,20 @@
           </w:tcPr>
           <w:p>
             <w:r>
-              <w:t>D1: Barras de sobre-riego por cultivo. D2: Donut de sistemas de riego.</w:t>
+              <w:t xml:space="preserve">D1: Barras de </w:t>
+            </w:r>
+            <w:proofErr w:type="spellStart"/>
+            <w:r>
+              <w:t>sobre-riego</w:t>
+            </w:r>
+            <w:proofErr w:type="spellEnd"/>
+            <w:r>
+              <w:t xml:space="preserve"> por cultivo. D2: Donut de sistemas de riego.</w:t>
             </w:r>
           </w:p>
         </w:tc>
       </w:tr>
       <w:tr>
-        <w:tblPrEx>
-          <w:tblCellMar>
-            <w:top w:w="0" w:type="dxa"/>
-            <w:bottom w:w="0" w:type="dxa"/>
-          </w:tblCellMar>
-        </w:tblPrEx>
         <w:tc>
           <w:tcPr>
             <w:tcW w:w="640" w:type="dxa"/>
@@ -2225,7 +2812,31 @@
           </w:tcPr>
           <w:p>
             <w:r>
-              <w:t>Parcelas con alerta o recomendacion pendiente. Zona de accion: el operador sabe que hacer al llegar aqui.</w:t>
+              <w:t xml:space="preserve">Parcelas con alerta o </w:t>
+            </w:r>
+            <w:proofErr w:type="spellStart"/>
+            <w:r>
+              <w:t>recomendacion</w:t>
+            </w:r>
+            <w:proofErr w:type="spellEnd"/>
+            <w:r>
+              <w:t xml:space="preserve"> pendiente. Zona de </w:t>
+            </w:r>
+            <w:proofErr w:type="spellStart"/>
+            <w:r>
+              <w:t>accion</w:t>
+            </w:r>
+            <w:proofErr w:type="spellEnd"/>
+            <w:r>
+              <w:t xml:space="preserve">: el operador sabe que hacer al llegar </w:t>
+            </w:r>
+            <w:proofErr w:type="spellStart"/>
+            <w:r>
+              <w:t>aqui</w:t>
+            </w:r>
+            <w:proofErr w:type="spellEnd"/>
+            <w:r>
+              <w:t>.</w:t>
             </w:r>
           </w:p>
         </w:tc>
@@ -2252,7 +2863,15 @@
         </w:pBdr>
       </w:pPr>
       <w:r>
-        <w:t>5. Zona A — KPI Strip (Fila Superior)</w:t>
+        <w:t xml:space="preserve">5. Zona A — KPI </w:t>
+      </w:r>
+      <w:proofErr w:type="spellStart"/>
+      <w:r>
+        <w:t>Strip</w:t>
+      </w:r>
+      <w:proofErr w:type="spellEnd"/>
+      <w:r>
+        <w:t xml:space="preserve"> (Fila Superior)</w:t>
       </w:r>
     </w:p>
     <w:p>
@@ -2260,7 +2879,47 @@
         <w:spacing w:before="80" w:after="80"/>
       </w:pPr>
       <w:r>
-        <w:t>Cinco tarjetas horizontales en la parte superior del canvas. Son el primer punto de contacto visual. Cada tarjeta tiene: numero grande (metrica principal), delta vs. objetivo o vs. ano anterior, y color de semaforo.</w:t>
+        <w:t xml:space="preserve">Cinco tarjetas horizontales en la parte superior del </w:t>
+      </w:r>
+      <w:proofErr w:type="spellStart"/>
+      <w:r>
+        <w:t>canvas</w:t>
+      </w:r>
+      <w:proofErr w:type="spellEnd"/>
+      <w:r>
+        <w:t xml:space="preserve">. Son el primer punto de contacto visual. Cada tarjeta tiene: </w:t>
+      </w:r>
+      <w:proofErr w:type="spellStart"/>
+      <w:r>
+        <w:t>numero</w:t>
+      </w:r>
+      <w:proofErr w:type="spellEnd"/>
+      <w:r>
+        <w:t xml:space="preserve"> grande (</w:t>
+      </w:r>
+      <w:proofErr w:type="spellStart"/>
+      <w:r>
+        <w:t>metrica</w:t>
+      </w:r>
+      <w:proofErr w:type="spellEnd"/>
+      <w:r>
+        <w:t xml:space="preserve"> principal), delta vs. objetivo o vs. </w:t>
+      </w:r>
+      <w:proofErr w:type="spellStart"/>
+      <w:r>
+        <w:t>ano</w:t>
+      </w:r>
+      <w:proofErr w:type="spellEnd"/>
+      <w:r>
+        <w:t xml:space="preserve"> anterior, y color de </w:t>
+      </w:r>
+      <w:proofErr w:type="spellStart"/>
+      <w:r>
+        <w:t>semaforo</w:t>
+      </w:r>
+      <w:proofErr w:type="spellEnd"/>
+      <w:r>
+        <w:t>.</w:t>
       </w:r>
     </w:p>
     <w:p>
@@ -2293,12 +2952,6 @@
         <w:gridCol w:w="2408"/>
       </w:tblGrid>
       <w:tr>
-        <w:tblPrEx>
-          <w:tblCellMar>
-            <w:top w:w="0" w:type="dxa"/>
-            <w:bottom w:w="0" w:type="dxa"/>
-          </w:tblCellMar>
-        </w:tblPrEx>
         <w:tc>
           <w:tcPr>
             <w:tcW w:w="592" w:type="dxa"/>
@@ -2353,6 +3006,7 @@
             <w:pPr>
               <w:jc w:val="center"/>
             </w:pPr>
+            <w:proofErr w:type="spellStart"/>
             <w:r>
               <w:rPr>
                 <w:b/>
@@ -2361,6 +3015,7 @@
               </w:rPr>
               <w:t>Metrica</w:t>
             </w:r>
+            <w:proofErr w:type="spellEnd"/>
           </w:p>
         </w:tc>
         <w:tc>
@@ -2461,12 +3116,6 @@
         </w:tc>
       </w:tr>
       <w:tr>
-        <w:tblPrEx>
-          <w:tblCellMar>
-            <w:top w:w="0" w:type="dxa"/>
-            <w:bottom w:w="0" w:type="dxa"/>
-          </w:tblCellMar>
-        </w:tblPrEx>
         <w:tc>
           <w:tcPr>
             <w:tcW w:w="592" w:type="dxa"/>
@@ -2587,12 +3236,6 @@
         </w:tc>
       </w:tr>
       <w:tr>
-        <w:tblPrEx>
-          <w:tblCellMar>
-            <w:top w:w="0" w:type="dxa"/>
-            <w:bottom w:w="0" w:type="dxa"/>
-          </w:tblCellMar>
-        </w:tblPrEx>
         <w:tc>
           <w:tcPr>
             <w:tcW w:w="592" w:type="dxa"/>
@@ -2718,12 +3361,6 @@
         </w:tc>
       </w:tr>
       <w:tr>
-        <w:tblPrEx>
-          <w:tblCellMar>
-            <w:top w:w="0" w:type="dxa"/>
-            <w:bottom w:w="0" w:type="dxa"/>
-          </w:tblCellMar>
-        </w:tblPrEx>
         <w:tc>
           <w:tcPr>
             <w:tcW w:w="592" w:type="dxa"/>
@@ -2766,7 +3403,15 @@
           </w:tcPr>
           <w:p>
             <w:r>
-              <w:t>Ahorro economico MXN ($1.68/m3)</w:t>
+              <w:t xml:space="preserve">Ahorro </w:t>
+            </w:r>
+            <w:proofErr w:type="spellStart"/>
+            <w:r>
+              <w:t>economico</w:t>
+            </w:r>
+            <w:proofErr w:type="spellEnd"/>
+            <w:r>
+              <w:t xml:space="preserve"> MXN ($1.68/m3)</w:t>
             </w:r>
           </w:p>
         </w:tc>
@@ -2837,19 +3482,15 @@
             <w:vAlign w:val="center"/>
           </w:tcPr>
           <w:p>
+            <w:proofErr w:type="spellStart"/>
             <w:r>
               <w:t>ahorro_economico_mxn</w:t>
             </w:r>
+            <w:proofErr w:type="spellEnd"/>
           </w:p>
         </w:tc>
       </w:tr>
       <w:tr>
-        <w:tblPrEx>
-          <w:tblCellMar>
-            <w:top w:w="0" w:type="dxa"/>
-            <w:bottom w:w="0" w:type="dxa"/>
-          </w:tblCellMar>
-        </w:tblPrEx>
         <w:tc>
           <w:tcPr>
             <w:tcW w:w="592" w:type="dxa"/>
@@ -2918,7 +3559,15 @@
           </w:tcPr>
           <w:p>
             <w:r>
-              <w:t>Gauge o numero grande</w:t>
+              <w:t xml:space="preserve">Gauge o </w:t>
+            </w:r>
+            <w:proofErr w:type="spellStart"/>
+            <w:r>
+              <w:t>numero</w:t>
+            </w:r>
+            <w:proofErr w:type="spellEnd"/>
+            <w:r>
+              <w:t xml:space="preserve"> grande</w:t>
             </w:r>
           </w:p>
         </w:tc>
@@ -2991,7 +3640,43 @@
           <w:sz w:val="18"/>
           <w:szCs w:val="18"/>
         </w:rPr>
-        <w:t>Regla de diseno: fondo oscuro neutro (#1A1D27), numero grande en blanco, subtitulo gris, indicador delta en color (verde = mejor, rojo = peor). Sin bordes decorativos ni sombras excesivas. Maximo 5 tarjetas.</w:t>
+        <w:t xml:space="preserve">Regla de </w:t>
+      </w:r>
+      <w:proofErr w:type="spellStart"/>
+      <w:r>
+        <w:rPr>
+          <w:color w:val="4A4A4A"/>
+          <w:sz w:val="18"/>
+          <w:szCs w:val="18"/>
+        </w:rPr>
+        <w:t>diseno</w:t>
+      </w:r>
+      <w:proofErr w:type="spellEnd"/>
+      <w:r>
+        <w:rPr>
+          <w:color w:val="4A4A4A"/>
+          <w:sz w:val="18"/>
+          <w:szCs w:val="18"/>
+        </w:rPr>
+        <w:t xml:space="preserve">: fondo oscuro neutro (#1A1D27), numero grande en blanco, subtitulo gris, indicador delta en color (verde = mejor, rojo = peor). Sin bordes decorativos ni sombras excesivas. </w:t>
+      </w:r>
+      <w:proofErr w:type="spellStart"/>
+      <w:r>
+        <w:rPr>
+          <w:color w:val="4A4A4A"/>
+          <w:sz w:val="18"/>
+          <w:szCs w:val="18"/>
+        </w:rPr>
+        <w:t>Maximo</w:t>
+      </w:r>
+      <w:proofErr w:type="spellEnd"/>
+      <w:r>
+        <w:rPr>
+          <w:color w:val="4A4A4A"/>
+          <w:sz w:val="18"/>
+          <w:szCs w:val="18"/>
+        </w:rPr>
+        <w:t xml:space="preserve"> 5 tarjetas.</w:t>
       </w:r>
     </w:p>
     <w:p>
@@ -2999,19 +3684,7 @@
         <w:spacing w:before="80" w:after="80"/>
       </w:pPr>
     </w:p>
-    <w:p>
-      <w:pPr>
-        <w:pBdr>
-          <w:bottom w:val="single" w:sz="4" w:space="1" w:color="CCCCCC"/>
-        </w:pBdr>
-        <w:spacing w:before="120" w:after="120"/>
-      </w:pPr>
-    </w:p>
-    <w:p>
-      <w:r>
-        <w:br w:type="page"/>
-      </w:r>
-    </w:p>
+    <w:p/>
     <w:p>
       <w:pPr>
         <w:pStyle w:val="Ttulo1"/>
@@ -3020,16 +3693,36 @@
         </w:pBdr>
       </w:pPr>
       <w:r>
-        <w:lastRenderedPageBreak/>
-        <w:t>6. Visuals del Dashboard</w:t>
-      </w:r>
+        <w:t xml:space="preserve">6. </w:t>
+      </w:r>
+      <w:proofErr w:type="spellStart"/>
+      <w:r>
+        <w:t>Visuals</w:t>
+      </w:r>
+      <w:proofErr w:type="spellEnd"/>
+      <w:r>
+        <w:t xml:space="preserve"> del </w:t>
+      </w:r>
+      <w:proofErr w:type="spellStart"/>
+      <w:r>
+        <w:t>Dashboard</w:t>
+      </w:r>
+      <w:proofErr w:type="spellEnd"/>
     </w:p>
     <w:p>
       <w:pPr>
         <w:pStyle w:val="Ttulo2"/>
       </w:pPr>
       <w:r>
-        <w:t>Zona C — Visual Principal: Linea Dual FAO-56</w:t>
+        <w:t xml:space="preserve">Zona C — Visual Principal: </w:t>
+      </w:r>
+      <w:proofErr w:type="spellStart"/>
+      <w:r>
+        <w:t>Linea</w:t>
+      </w:r>
+      <w:proofErr w:type="spellEnd"/>
+      <w:r>
+        <w:t xml:space="preserve"> Dual FAO-56</w:t>
       </w:r>
     </w:p>
     <w:p>
@@ -3037,7 +3730,31 @@
         <w:spacing w:before="80" w:after="80"/>
       </w:pPr>
       <w:r>
-        <w:t>La grafica mas importante del dashboard. Responde preguntas 1 y 4 simultaneamente.</w:t>
+        <w:t xml:space="preserve">La grafica </w:t>
+      </w:r>
+      <w:proofErr w:type="spellStart"/>
+      <w:r>
+        <w:t>mas</w:t>
+      </w:r>
+      <w:proofErr w:type="spellEnd"/>
+      <w:r>
+        <w:t xml:space="preserve"> importante del </w:t>
+      </w:r>
+      <w:proofErr w:type="spellStart"/>
+      <w:r>
+        <w:t>dashboard</w:t>
+      </w:r>
+      <w:proofErr w:type="spellEnd"/>
+      <w:r>
+        <w:t xml:space="preserve">. Responde preguntas 1 y 4 </w:t>
+      </w:r>
+      <w:proofErr w:type="spellStart"/>
+      <w:r>
+        <w:t>simultaneamente</w:t>
+      </w:r>
+      <w:proofErr w:type="spellEnd"/>
+      <w:r>
+        <w:t>.</w:t>
       </w:r>
     </w:p>
     <w:p>
@@ -3067,12 +3784,6 @@
         <w:gridCol w:w="7238"/>
       </w:tblGrid>
       <w:tr>
-        <w:tblPrEx>
-          <w:tblCellMar>
-            <w:top w:w="0" w:type="dxa"/>
-            <w:bottom w:w="0" w:type="dxa"/>
-          </w:tblCellMar>
-        </w:tblPrEx>
         <w:tc>
           <w:tcPr>
             <w:tcW w:w="2400" w:type="dxa"/>
@@ -3127,6 +3838,7 @@
             <w:pPr>
               <w:jc w:val="center"/>
             </w:pPr>
+            <w:proofErr w:type="spellStart"/>
             <w:r>
               <w:rPr>
                 <w:b/>
@@ -3135,16 +3847,11 @@
               </w:rPr>
               <w:t>Configuracion</w:t>
             </w:r>
+            <w:proofErr w:type="spellEnd"/>
           </w:p>
         </w:tc>
       </w:tr>
       <w:tr>
-        <w:tblPrEx>
-          <w:tblCellMar>
-            <w:top w:w="0" w:type="dxa"/>
-            <w:bottom w:w="0" w:type="dxa"/>
-          </w:tblCellMar>
-        </w:tblPrEx>
         <w:tc>
           <w:tcPr>
             <w:tcW w:w="2400" w:type="dxa"/>
@@ -3186,19 +3893,34 @@
             <w:vAlign w:val="center"/>
           </w:tcPr>
           <w:p>
-            <w:r>
-              <w:t>Grafico de lineas con area sombreada (Line Chart)</w:t>
+            <w:proofErr w:type="spellStart"/>
+            <w:r>
+              <w:t>Grafico</w:t>
+            </w:r>
+            <w:proofErr w:type="spellEnd"/>
+            <w:r>
+              <w:t xml:space="preserve"> de </w:t>
+            </w:r>
+            <w:proofErr w:type="spellStart"/>
+            <w:r>
+              <w:t>lineas</w:t>
+            </w:r>
+            <w:proofErr w:type="spellEnd"/>
+            <w:r>
+              <w:t xml:space="preserve"> con </w:t>
+            </w:r>
+            <w:proofErr w:type="spellStart"/>
+            <w:r>
+              <w:t>area</w:t>
+            </w:r>
+            <w:proofErr w:type="spellEnd"/>
+            <w:r>
+              <w:t xml:space="preserve"> sombreada (Line Chart)</w:t>
             </w:r>
           </w:p>
         </w:tc>
       </w:tr>
       <w:tr>
-        <w:tblPrEx>
-          <w:tblCellMar>
-            <w:top w:w="0" w:type="dxa"/>
-            <w:bottom w:w="0" w:type="dxa"/>
-          </w:tblCellMar>
-        </w:tblPrEx>
         <w:tc>
           <w:tcPr>
             <w:tcW w:w="2400" w:type="dxa"/>
@@ -3242,19 +3964,23 @@
             <w:vAlign w:val="center"/>
           </w:tcPr>
           <w:p>
-            <w:r>
-              <w:t>fecha_riego — formato MM/AAAA o semana agricola</w:t>
-            </w:r>
+            <w:proofErr w:type="spellStart"/>
+            <w:r>
+              <w:t>fecha_riego</w:t>
+            </w:r>
+            <w:proofErr w:type="spellEnd"/>
+            <w:r>
+              <w:t xml:space="preserve"> — formato MM/AAAA o semana </w:t>
+            </w:r>
+            <w:proofErr w:type="spellStart"/>
+            <w:r>
+              <w:t>agricola</w:t>
+            </w:r>
+            <w:proofErr w:type="spellEnd"/>
           </w:p>
         </w:tc>
       </w:tr>
       <w:tr>
-        <w:tblPrEx>
-          <w:tblCellMar>
-            <w:top w:w="0" w:type="dxa"/>
-            <w:bottom w:w="0" w:type="dxa"/>
-          </w:tblCellMar>
-        </w:tblPrEx>
         <w:tc>
           <w:tcPr>
             <w:tcW w:w="2400" w:type="dxa"/>
@@ -3273,8 +3999,13 @@
             <w:vAlign w:val="center"/>
           </w:tcPr>
           <w:p>
-            <w:r>
-              <w:t>Linea 1 (azul)</w:t>
+            <w:proofErr w:type="spellStart"/>
+            <w:r>
+              <w:t>Linea</w:t>
+            </w:r>
+            <w:proofErr w:type="spellEnd"/>
+            <w:r>
+              <w:t xml:space="preserve"> 1 (azul)</w:t>
             </w:r>
           </w:p>
         </w:tc>
@@ -3303,12 +4034,6 @@
         </w:tc>
       </w:tr>
       <w:tr>
-        <w:tblPrEx>
-          <w:tblCellMar>
-            <w:top w:w="0" w:type="dxa"/>
-            <w:bottom w:w="0" w:type="dxa"/>
-          </w:tblCellMar>
-        </w:tblPrEx>
         <w:tc>
           <w:tcPr>
             <w:tcW w:w="2400" w:type="dxa"/>
@@ -3328,8 +4053,13 @@
             <w:vAlign w:val="center"/>
           </w:tcPr>
           <w:p>
-            <w:r>
-              <w:t>Linea 2 (naranja punteada)</w:t>
+            <w:proofErr w:type="spellStart"/>
+            <w:r>
+              <w:t>Linea</w:t>
+            </w:r>
+            <w:proofErr w:type="spellEnd"/>
+            <w:r>
+              <w:t xml:space="preserve"> 2 (naranja punteada)</w:t>
             </w:r>
           </w:p>
         </w:tc>
@@ -3353,18 +4083,25 @@
           </w:tcPr>
           <w:p>
             <w:r>
-              <w:t>Objetivo FAO-56 calculado: ETc x intervalo x 10 / eficiencia — columna etc_mm</w:t>
-            </w:r>
+              <w:t xml:space="preserve">Objetivo FAO-56 calculado: </w:t>
+            </w:r>
+            <w:proofErr w:type="spellStart"/>
+            <w:r>
+              <w:t>ETc</w:t>
+            </w:r>
+            <w:proofErr w:type="spellEnd"/>
+            <w:r>
+              <w:t xml:space="preserve"> x intervalo x 10 / eficiencia — columna </w:t>
+            </w:r>
+            <w:proofErr w:type="spellStart"/>
+            <w:r>
+              <w:t>etc_mm</w:t>
+            </w:r>
+            <w:proofErr w:type="spellEnd"/>
           </w:p>
         </w:tc>
       </w:tr>
       <w:tr>
-        <w:tblPrEx>
-          <w:tblCellMar>
-            <w:top w:w="0" w:type="dxa"/>
-            <w:bottom w:w="0" w:type="dxa"/>
-          </w:tblCellMar>
-        </w:tblPrEx>
         <w:tc>
           <w:tcPr>
             <w:tcW w:w="2400" w:type="dxa"/>
@@ -3407,18 +4144,36 @@
           </w:tcPr>
           <w:p>
             <w:r>
-              <w:t>Zona entre ambas lineas cuando volumen_real &gt; objetivo (sobre-riego en rojo transparente)</w:t>
+              <w:t xml:space="preserve">Zona entre ambas </w:t>
+            </w:r>
+            <w:proofErr w:type="spellStart"/>
+            <w:r>
+              <w:t>lineas</w:t>
+            </w:r>
+            <w:proofErr w:type="spellEnd"/>
+            <w:r>
+              <w:t xml:space="preserve"> cuando </w:t>
+            </w:r>
+            <w:proofErr w:type="spellStart"/>
+            <w:r>
+              <w:t>volumen_real</w:t>
+            </w:r>
+            <w:proofErr w:type="spellEnd"/>
+            <w:r>
+              <w:t xml:space="preserve"> &gt; objetivo (</w:t>
+            </w:r>
+            <w:proofErr w:type="spellStart"/>
+            <w:r>
+              <w:t>sobre-riego</w:t>
+            </w:r>
+            <w:proofErr w:type="spellEnd"/>
+            <w:r>
+              <w:t xml:space="preserve"> en rojo transparente)</w:t>
             </w:r>
           </w:p>
         </w:tc>
       </w:tr>
       <w:tr>
-        <w:tblPrEx>
-          <w:tblCellMar>
-            <w:top w:w="0" w:type="dxa"/>
-            <w:bottom w:w="0" w:type="dxa"/>
-          </w:tblCellMar>
-        </w:tblPrEx>
         <w:tc>
           <w:tcPr>
             <w:tcW w:w="2400" w:type="dxa"/>
@@ -3438,9 +4193,11 @@
             <w:vAlign w:val="center"/>
           </w:tcPr>
           <w:p>
+            <w:proofErr w:type="spellStart"/>
             <w:r>
               <w:t>Tooltip</w:t>
             </w:r>
+            <w:proofErr w:type="spellEnd"/>
           </w:p>
         </w:tc>
         <w:tc>
@@ -3463,18 +4220,36 @@
           </w:tcPr>
           <w:p>
             <w:r>
-              <w:t>Parcela, cultivo, etapa_fenologica, kc, eto_mm, sobre_riego_pct, alerta</w:t>
+              <w:t xml:space="preserve">Parcela, cultivo, </w:t>
+            </w:r>
+            <w:proofErr w:type="spellStart"/>
+            <w:r>
+              <w:t>etapa_fenologica</w:t>
+            </w:r>
+            <w:proofErr w:type="spellEnd"/>
+            <w:r>
+              <w:t xml:space="preserve">, kc, </w:t>
+            </w:r>
+            <w:proofErr w:type="spellStart"/>
+            <w:r>
+              <w:t>eto_mm</w:t>
+            </w:r>
+            <w:proofErr w:type="spellEnd"/>
+            <w:r>
+              <w:t xml:space="preserve">, </w:t>
+            </w:r>
+            <w:proofErr w:type="spellStart"/>
+            <w:r>
+              <w:t>sobre_riego_pct</w:t>
+            </w:r>
+            <w:proofErr w:type="spellEnd"/>
+            <w:r>
+              <w:t>, alerta</w:t>
             </w:r>
           </w:p>
         </w:tc>
       </w:tr>
       <w:tr>
-        <w:tblPrEx>
-          <w:tblCellMar>
-            <w:top w:w="0" w:type="dxa"/>
-            <w:bottom w:w="0" w:type="dxa"/>
-          </w:tblCellMar>
-        </w:tblPrEx>
         <w:tc>
           <w:tcPr>
             <w:tcW w:w="2400" w:type="dxa"/>
@@ -3493,9 +4268,11 @@
             <w:vAlign w:val="center"/>
           </w:tcPr>
           <w:p>
+            <w:proofErr w:type="spellStart"/>
             <w:r>
               <w:t>Tamano</w:t>
             </w:r>
+            <w:proofErr w:type="spellEnd"/>
           </w:p>
         </w:tc>
         <w:tc>
@@ -3517,18 +4294,20 @@
           </w:tcPr>
           <w:p>
             <w:r>
-              <w:t>40% del ancho del canvas, 45% de la altura total</w:t>
+              <w:t xml:space="preserve">40% del ancho del </w:t>
+            </w:r>
+            <w:proofErr w:type="spellStart"/>
+            <w:r>
+              <w:t>canvas</w:t>
+            </w:r>
+            <w:proofErr w:type="spellEnd"/>
+            <w:r>
+              <w:t>, 45% de la altura total</w:t>
             </w:r>
           </w:p>
         </w:tc>
       </w:tr>
       <w:tr>
-        <w:tblPrEx>
-          <w:tblCellMar>
-            <w:top w:w="0" w:type="dxa"/>
-            <w:bottom w:w="0" w:type="dxa"/>
-          </w:tblCellMar>
-        </w:tblPrEx>
         <w:tc>
           <w:tcPr>
             <w:tcW w:w="2400" w:type="dxa"/>
@@ -3573,7 +4352,15 @@
           </w:tcPr>
           <w:p>
             <w:r>
-              <w:t>Responde a todos los segmentadores de Zona B (ciclo, cultivo, modulo)</w:t>
+              <w:t xml:space="preserve">Responde a todos los </w:t>
+            </w:r>
+            <w:proofErr w:type="spellStart"/>
+            <w:r>
+              <w:t>segmentadores</w:t>
+            </w:r>
+            <w:proofErr w:type="spellEnd"/>
+            <w:r>
+              <w:t xml:space="preserve"> de Zona B (ciclo, cultivo, modulo)</w:t>
             </w:r>
           </w:p>
         </w:tc>
@@ -3589,7 +4376,15 @@
         <w:pStyle w:val="Ttulo2"/>
       </w:pPr>
       <w:r>
-        <w:t>Zona D1 — Barras: Sobre-riego por Cultivo</w:t>
+        <w:t xml:space="preserve">Zona D1 — Barras: </w:t>
+      </w:r>
+      <w:proofErr w:type="spellStart"/>
+      <w:r>
+        <w:t>Sobre-riego</w:t>
+      </w:r>
+      <w:proofErr w:type="spellEnd"/>
+      <w:r>
+        <w:t xml:space="preserve"> por Cultivo</w:t>
       </w:r>
     </w:p>
     <w:tbl>
@@ -3614,12 +4409,6 @@
         <w:gridCol w:w="7238"/>
       </w:tblGrid>
       <w:tr>
-        <w:tblPrEx>
-          <w:tblCellMar>
-            <w:top w:w="0" w:type="dxa"/>
-            <w:bottom w:w="0" w:type="dxa"/>
-          </w:tblCellMar>
-        </w:tblPrEx>
         <w:tc>
           <w:tcPr>
             <w:tcW w:w="2400" w:type="dxa"/>
@@ -3674,6 +4463,7 @@
             <w:pPr>
               <w:jc w:val="center"/>
             </w:pPr>
+            <w:proofErr w:type="spellStart"/>
             <w:r>
               <w:rPr>
                 <w:b/>
@@ -3682,16 +4472,11 @@
               </w:rPr>
               <w:t>Configuracion</w:t>
             </w:r>
+            <w:proofErr w:type="spellEnd"/>
           </w:p>
         </w:tc>
       </w:tr>
       <w:tr>
-        <w:tblPrEx>
-          <w:tblCellMar>
-            <w:top w:w="0" w:type="dxa"/>
-            <w:bottom w:w="0" w:type="dxa"/>
-          </w:tblCellMar>
-        </w:tblPrEx>
         <w:tc>
           <w:tcPr>
             <w:tcW w:w="2400" w:type="dxa"/>
@@ -3733,19 +4518,26 @@
             <w:vAlign w:val="center"/>
           </w:tcPr>
           <w:p>
-            <w:r>
-              <w:t>Grafico de barras apiladas (Stacked Bar Chart)</w:t>
+            <w:proofErr w:type="spellStart"/>
+            <w:r>
+              <w:t>Grafico</w:t>
+            </w:r>
+            <w:proofErr w:type="spellEnd"/>
+            <w:r>
+              <w:t xml:space="preserve"> de barras apiladas (</w:t>
+            </w:r>
+            <w:proofErr w:type="spellStart"/>
+            <w:r>
+              <w:t>Stacked</w:t>
+            </w:r>
+            <w:proofErr w:type="spellEnd"/>
+            <w:r>
+              <w:t xml:space="preserve"> Bar Chart)</w:t>
             </w:r>
           </w:p>
         </w:tc>
       </w:tr>
       <w:tr>
-        <w:tblPrEx>
-          <w:tblCellMar>
-            <w:top w:w="0" w:type="dxa"/>
-            <w:bottom w:w="0" w:type="dxa"/>
-          </w:tblCellMar>
-        </w:tblPrEx>
         <w:tc>
           <w:tcPr>
             <w:tcW w:w="2400" w:type="dxa"/>
@@ -3790,18 +4582,20 @@
           </w:tcPr>
           <w:p>
             <w:r>
-              <w:t>Cultivo: Maiz, Frijol, Algodon, Uva, Chile</w:t>
+              <w:t xml:space="preserve">Cultivo: Maiz, Frijol, </w:t>
+            </w:r>
+            <w:proofErr w:type="spellStart"/>
+            <w:r>
+              <w:t>Algodon</w:t>
+            </w:r>
+            <w:proofErr w:type="spellEnd"/>
+            <w:r>
+              <w:t>, Uva, Chile</w:t>
             </w:r>
           </w:p>
         </w:tc>
       </w:tr>
       <w:tr>
-        <w:tblPrEx>
-          <w:tblCellMar>
-            <w:top w:w="0" w:type="dxa"/>
-            <w:bottom w:w="0" w:type="dxa"/>
-          </w:tblCellMar>
-        </w:tblPrEx>
         <w:tc>
           <w:tcPr>
             <w:tcW w:w="2400" w:type="dxa"/>
@@ -3850,12 +4644,6 @@
         </w:tc>
       </w:tr>
       <w:tr>
-        <w:tblPrEx>
-          <w:tblCellMar>
-            <w:top w:w="0" w:type="dxa"/>
-            <w:bottom w:w="0" w:type="dxa"/>
-          </w:tblCellMar>
-        </w:tblPrEx>
         <w:tc>
           <w:tcPr>
             <w:tcW w:w="2400" w:type="dxa"/>
@@ -3900,18 +4688,28 @@
           </w:tcPr>
           <w:p>
             <w:r>
-              <w:t>% de eventos con sobre-riego &gt; umbral (sobre_riego_pct &gt; 10%)</w:t>
+              <w:t xml:space="preserve">% de eventos con </w:t>
+            </w:r>
+            <w:proofErr w:type="spellStart"/>
+            <w:r>
+              <w:t>sobre-riego</w:t>
+            </w:r>
+            <w:proofErr w:type="spellEnd"/>
+            <w:r>
+              <w:t xml:space="preserve"> &gt; umbral (</w:t>
+            </w:r>
+            <w:proofErr w:type="spellStart"/>
+            <w:r>
+              <w:t>sobre_riego_pct</w:t>
+            </w:r>
+            <w:proofErr w:type="spellEnd"/>
+            <w:r>
+              <w:t xml:space="preserve"> &gt; 10%)</w:t>
             </w:r>
           </w:p>
         </w:tc>
       </w:tr>
       <w:tr>
-        <w:tblPrEx>
-          <w:tblCellMar>
-            <w:top w:w="0" w:type="dxa"/>
-            <w:bottom w:w="0" w:type="dxa"/>
-          </w:tblCellMar>
-        </w:tblPrEx>
         <w:tc>
           <w:tcPr>
             <w:tcW w:w="2400" w:type="dxa"/>
@@ -3930,8 +4728,13 @@
             <w:vAlign w:val="center"/>
           </w:tcPr>
           <w:p>
-            <w:r>
-              <w:t>Linea referencia</w:t>
+            <w:proofErr w:type="spellStart"/>
+            <w:r>
+              <w:t>Linea</w:t>
+            </w:r>
+            <w:proofErr w:type="spellEnd"/>
+            <w:r>
+              <w:t xml:space="preserve"> referencia</w:t>
             </w:r>
           </w:p>
         </w:tc>
@@ -3953,19 +4756,18 @@
             <w:vAlign w:val="center"/>
           </w:tcPr>
           <w:p>
-            <w:r>
-              <w:t>Linea horizontal en 10% — umbral aceptable MILPIN</w:t>
+            <w:proofErr w:type="spellStart"/>
+            <w:r>
+              <w:t>Linea</w:t>
+            </w:r>
+            <w:proofErr w:type="spellEnd"/>
+            <w:r>
+              <w:t xml:space="preserve"> horizontal en 10% — umbral aceptable MILPIN</w:t>
             </w:r>
           </w:p>
         </w:tc>
       </w:tr>
       <w:tr>
-        <w:tblPrEx>
-          <w:tblCellMar>
-            <w:top w:w="0" w:type="dxa"/>
-            <w:bottom w:w="0" w:type="dxa"/>
-          </w:tblCellMar>
-        </w:tblPrEx>
         <w:tc>
           <w:tcPr>
             <w:tcW w:w="2400" w:type="dxa"/>
@@ -4026,7 +4828,15 @@
         <w:pStyle w:val="Ttulo2"/>
       </w:pPr>
       <w:r>
-        <w:t>Zona D2 — Donut: Distribucion de Sistemas de Riego</w:t>
+        <w:t xml:space="preserve">Zona D2 — Donut: </w:t>
+      </w:r>
+      <w:proofErr w:type="spellStart"/>
+      <w:r>
+        <w:t>Distribucion</w:t>
+      </w:r>
+      <w:proofErr w:type="spellEnd"/>
+      <w:r>
+        <w:t xml:space="preserve"> de Sistemas de Riego</w:t>
       </w:r>
     </w:p>
     <w:tbl>
@@ -4051,12 +4861,6 @@
         <w:gridCol w:w="7238"/>
       </w:tblGrid>
       <w:tr>
-        <w:tblPrEx>
-          <w:tblCellMar>
-            <w:top w:w="0" w:type="dxa"/>
-            <w:bottom w:w="0" w:type="dxa"/>
-          </w:tblCellMar>
-        </w:tblPrEx>
         <w:tc>
           <w:tcPr>
             <w:tcW w:w="2400" w:type="dxa"/>
@@ -4111,6 +4915,7 @@
             <w:pPr>
               <w:jc w:val="center"/>
             </w:pPr>
+            <w:proofErr w:type="spellStart"/>
             <w:r>
               <w:rPr>
                 <w:b/>
@@ -4119,16 +4924,11 @@
               </w:rPr>
               <w:t>Configuracion</w:t>
             </w:r>
+            <w:proofErr w:type="spellEnd"/>
           </w:p>
         </w:tc>
       </w:tr>
       <w:tr>
-        <w:tblPrEx>
-          <w:tblCellMar>
-            <w:top w:w="0" w:type="dxa"/>
-            <w:bottom w:w="0" w:type="dxa"/>
-          </w:tblCellMar>
-        </w:tblPrEx>
         <w:tc>
           <w:tcPr>
             <w:tcW w:w="2400" w:type="dxa"/>
@@ -4170,19 +4970,18 @@
             <w:vAlign w:val="center"/>
           </w:tcPr>
           <w:p>
-            <w:r>
-              <w:t>Grafico de dona (Donut Chart)</w:t>
+            <w:proofErr w:type="spellStart"/>
+            <w:r>
+              <w:t>Grafico</w:t>
+            </w:r>
+            <w:proofErr w:type="spellEnd"/>
+            <w:r>
+              <w:t xml:space="preserve"> de dona (Donut Chart)</w:t>
             </w:r>
           </w:p>
         </w:tc>
       </w:tr>
       <w:tr>
-        <w:tblPrEx>
-          <w:tblCellMar>
-            <w:top w:w="0" w:type="dxa"/>
-            <w:bottom w:w="0" w:type="dxa"/>
-          </w:tblCellMar>
-        </w:tblPrEx>
         <w:tc>
           <w:tcPr>
             <w:tcW w:w="2400" w:type="dxa"/>
@@ -4227,18 +5026,33 @@
           </w:tcPr>
           <w:p>
             <w:r>
-              <w:t>Gravedad / Aspersion / Microaspersion / Goteo — columna metodo_riego</w:t>
-            </w:r>
+              <w:t xml:space="preserve">Gravedad / </w:t>
+            </w:r>
+            <w:proofErr w:type="spellStart"/>
+            <w:r>
+              <w:t>Aspersion</w:t>
+            </w:r>
+            <w:proofErr w:type="spellEnd"/>
+            <w:r>
+              <w:t xml:space="preserve"> / </w:t>
+            </w:r>
+            <w:proofErr w:type="spellStart"/>
+            <w:r>
+              <w:t>Microaspersion</w:t>
+            </w:r>
+            <w:proofErr w:type="spellEnd"/>
+            <w:r>
+              <w:t xml:space="preserve"> / Goteo — columna </w:t>
+            </w:r>
+            <w:proofErr w:type="spellStart"/>
+            <w:r>
+              <w:t>metodo_riego</w:t>
+            </w:r>
+            <w:proofErr w:type="spellEnd"/>
           </w:p>
         </w:tc>
       </w:tr>
       <w:tr>
-        <w:tblPrEx>
-          <w:tblCellMar>
-            <w:top w:w="0" w:type="dxa"/>
-            <w:bottom w:w="0" w:type="dxa"/>
-          </w:tblCellMar>
-        </w:tblPrEx>
         <w:tc>
           <w:tcPr>
             <w:tcW w:w="2400" w:type="dxa"/>
@@ -4281,18 +5095,17 @@
           </w:tcPr>
           <w:p>
             <w:r>
-              <w:t>Eficiencia promedio ponderada % — columna eficiencia_riego</w:t>
-            </w:r>
+              <w:t xml:space="preserve">Eficiencia promedio ponderada % — columna </w:t>
+            </w:r>
+            <w:proofErr w:type="spellStart"/>
+            <w:r>
+              <w:t>eficiencia_riego</w:t>
+            </w:r>
+            <w:proofErr w:type="spellEnd"/>
           </w:p>
         </w:tc>
       </w:tr>
       <w:tr>
-        <w:tblPrEx>
-          <w:tblCellMar>
-            <w:top w:w="0" w:type="dxa"/>
-            <w:bottom w:w="0" w:type="dxa"/>
-          </w:tblCellMar>
-        </w:tblPrEx>
         <w:tc>
           <w:tcPr>
             <w:tcW w:w="2400" w:type="dxa"/>
@@ -4312,9 +5125,11 @@
             <w:vAlign w:val="center"/>
           </w:tcPr>
           <w:p>
+            <w:proofErr w:type="spellStart"/>
             <w:r>
               <w:t>Interaccion</w:t>
             </w:r>
+            <w:proofErr w:type="spellEnd"/>
           </w:p>
         </w:tc>
         <w:tc>
@@ -4337,18 +5152,25 @@
           </w:tcPr>
           <w:p>
             <w:r>
-              <w:t>Al cambiar ciclo en Zona B, la dona muestra la migracion de sistemas automaticamente</w:t>
-            </w:r>
+              <w:t xml:space="preserve">Al cambiar ciclo en Zona B, la dona muestra la </w:t>
+            </w:r>
+            <w:proofErr w:type="spellStart"/>
+            <w:r>
+              <w:t>migracion</w:t>
+            </w:r>
+            <w:proofErr w:type="spellEnd"/>
+            <w:r>
+              <w:t xml:space="preserve"> de sistemas </w:t>
+            </w:r>
+            <w:proofErr w:type="spellStart"/>
+            <w:r>
+              <w:t>automaticamente</w:t>
+            </w:r>
+            <w:proofErr w:type="spellEnd"/>
           </w:p>
         </w:tc>
       </w:tr>
       <w:tr>
-        <w:tblPrEx>
-          <w:tblCellMar>
-            <w:top w:w="0" w:type="dxa"/>
-            <w:bottom w:w="0" w:type="dxa"/>
-          </w:tblCellMar>
-        </w:tblPrEx>
         <w:tc>
           <w:tcPr>
             <w:tcW w:w="2400" w:type="dxa"/>
@@ -4391,7 +5213,15 @@
           </w:tcPr>
           <w:p>
             <w:r>
-              <w:t>Pregunta 5: ¿Como avanza la migracion de sistemas de riego?</w:t>
+              <w:t xml:space="preserve">Pregunta 5: ¿Como avanza la </w:t>
+            </w:r>
+            <w:proofErr w:type="spellStart"/>
+            <w:r>
+              <w:t>migracion</w:t>
+            </w:r>
+            <w:proofErr w:type="spellEnd"/>
+            <w:r>
+              <w:t xml:space="preserve"> de sistemas de riego?</w:t>
             </w:r>
           </w:p>
         </w:tc>
@@ -4407,6 +5237,7 @@
         <w:pStyle w:val="Ttulo2"/>
       </w:pPr>
       <w:r>
+        <w:lastRenderedPageBreak/>
         <w:t>Zona B — Panel de Filtros (esquina superior derecha)</w:t>
       </w:r>
     </w:p>
@@ -4419,9 +5250,19 @@
         </w:numPr>
         <w:spacing w:before="40" w:after="40"/>
       </w:pPr>
-      <w:r>
-        <w:t>Segmentador de ciclo: PV-2025 / OI-2025 / PV-2026 — columna id_ciclo</w:t>
-      </w:r>
+      <w:proofErr w:type="spellStart"/>
+      <w:r>
+        <w:t>Segmentador</w:t>
+      </w:r>
+      <w:proofErr w:type="spellEnd"/>
+      <w:r>
+        <w:t xml:space="preserve"> de ciclo: PV-2025 / OI-2025 / PV-2026 — columna </w:t>
+      </w:r>
+      <w:proofErr w:type="spellStart"/>
+      <w:r>
+        <w:t>id_ciclo</w:t>
+      </w:r>
+      <w:proofErr w:type="spellEnd"/>
     </w:p>
     <w:p>
       <w:pPr>
@@ -4432,9 +5273,21 @@
         </w:numPr>
         <w:spacing w:before="40" w:after="40"/>
       </w:pPr>
-      <w:r>
-        <w:lastRenderedPageBreak/>
-        <w:t>Segmentador de cultivo: multiselect — columna cultivo</w:t>
+      <w:proofErr w:type="spellStart"/>
+      <w:r>
+        <w:t>Segmentador</w:t>
+      </w:r>
+      <w:proofErr w:type="spellEnd"/>
+      <w:r>
+        <w:t xml:space="preserve"> de cultivo: </w:t>
+      </w:r>
+      <w:proofErr w:type="spellStart"/>
+      <w:r>
+        <w:t>multiselect</w:t>
+      </w:r>
+      <w:proofErr w:type="spellEnd"/>
+      <w:r>
+        <w:t xml:space="preserve"> — columna cultivo</w:t>
       </w:r>
     </w:p>
     <w:p>
@@ -4446,8 +5299,13 @@
         </w:numPr>
         <w:spacing w:before="40" w:after="40"/>
       </w:pPr>
-      <w:r>
-        <w:t>Segmentador de modulo DR-041: Modulo 3A / 3B / 3C / 3D — columna modulo_dr041</w:t>
+      <w:proofErr w:type="spellStart"/>
+      <w:r>
+        <w:t>Segmentador</w:t>
+      </w:r>
+      <w:proofErr w:type="spellEnd"/>
+      <w:r>
+        <w:t xml:space="preserve"> de modulo DR-041: Modulo 3A / 3B / 3C / 3D — columna modulo_dr041</w:t>
       </w:r>
     </w:p>
     <w:p>
@@ -4460,8 +5318,21 @@
         <w:spacing w:before="40" w:after="40"/>
       </w:pPr>
       <w:r>
-        <w:t>Badge estado MILPIN: activo/inactivo segun ciclo seleccionado — columna milpin_activo</w:t>
-      </w:r>
+        <w:t xml:space="preserve">Badge estado MILPIN: activo/inactivo </w:t>
+      </w:r>
+      <w:proofErr w:type="spellStart"/>
+      <w:r>
+        <w:t>segun</w:t>
+      </w:r>
+      <w:proofErr w:type="spellEnd"/>
+      <w:r>
+        <w:t xml:space="preserve"> ciclo seleccionado — columna </w:t>
+      </w:r>
+      <w:proofErr w:type="spellStart"/>
+      <w:r>
+        <w:t>milpin_activo</w:t>
+      </w:r>
+      <w:proofErr w:type="spellEnd"/>
     </w:p>
     <w:p>
       <w:pPr>
@@ -4481,7 +5352,31 @@
         <w:spacing w:before="80" w:after="80"/>
       </w:pPr>
       <w:r>
-        <w:t>Esta es la zona de accion. El operador llego aqui para saber que hacer hoy. Filtra solo parcelas con alerta o recomendacion pendiente sin atender.</w:t>
+        <w:t xml:space="preserve">Esta es la zona de </w:t>
+      </w:r>
+      <w:proofErr w:type="spellStart"/>
+      <w:r>
+        <w:t>accion</w:t>
+      </w:r>
+      <w:proofErr w:type="spellEnd"/>
+      <w:r>
+        <w:t xml:space="preserve">. El operador llego </w:t>
+      </w:r>
+      <w:proofErr w:type="spellStart"/>
+      <w:r>
+        <w:t>aqui</w:t>
+      </w:r>
+      <w:proofErr w:type="spellEnd"/>
+      <w:r>
+        <w:t xml:space="preserve"> para saber que hacer hoy. Filtra solo parcelas con alerta o </w:t>
+      </w:r>
+      <w:proofErr w:type="spellStart"/>
+      <w:r>
+        <w:t>recomendacion</w:t>
+      </w:r>
+      <w:proofErr w:type="spellEnd"/>
+      <w:r>
+        <w:t xml:space="preserve"> pendiente sin atender.</w:t>
       </w:r>
     </w:p>
     <w:p>
@@ -4517,12 +5412,6 @@
         <w:gridCol w:w="1875"/>
       </w:tblGrid>
       <w:tr>
-        <w:tblPrEx>
-          <w:tblCellMar>
-            <w:top w:w="0" w:type="dxa"/>
-            <w:bottom w:w="0" w:type="dxa"/>
-          </w:tblCellMar>
-        </w:tblPrEx>
         <w:tc>
           <w:tcPr>
             <w:tcW w:w="1200" w:type="dxa"/>
@@ -4705,13 +5594,23 @@
             <w:pPr>
               <w:jc w:val="center"/>
             </w:pPr>
+            <w:proofErr w:type="spellStart"/>
             <w:r>
               <w:rPr>
                 <w:b/>
                 <w:bCs/>
                 <w:color w:val="FFFFFF"/>
               </w:rPr>
-              <w:t>Deficit mm</w:t>
+              <w:t>Deficit</w:t>
+            </w:r>
+            <w:proofErr w:type="spellEnd"/>
+            <w:r>
+              <w:rPr>
+                <w:b/>
+                <w:bCs/>
+                <w:color w:val="FFFFFF"/>
+              </w:rPr>
+              <w:t xml:space="preserve"> mm</w:t>
             </w:r>
           </w:p>
         </w:tc>
@@ -4737,13 +5636,23 @@
             <w:pPr>
               <w:jc w:val="center"/>
             </w:pPr>
+            <w:proofErr w:type="spellStart"/>
             <w:r>
               <w:rPr>
                 <w:b/>
                 <w:bCs/>
                 <w:color w:val="FFFFFF"/>
               </w:rPr>
-              <w:t>Sobre-riego %</w:t>
+              <w:t>Sobre-riego</w:t>
+            </w:r>
+            <w:proofErr w:type="spellEnd"/>
+            <w:r>
+              <w:rPr>
+                <w:b/>
+                <w:bCs/>
+                <w:color w:val="FFFFFF"/>
+              </w:rPr>
+              <w:t xml:space="preserve"> %</w:t>
             </w:r>
           </w:p>
         </w:tc>
@@ -4775,18 +5684,22 @@
                 <w:bCs/>
                 <w:color w:val="FFFFFF"/>
               </w:rPr>
-              <w:t>Estado rec.</w:t>
-            </w:r>
+              <w:t xml:space="preserve">Estado </w:t>
+            </w:r>
+            <w:proofErr w:type="spellStart"/>
+            <w:r>
+              <w:rPr>
+                <w:b/>
+                <w:bCs/>
+                <w:color w:val="FFFFFF"/>
+              </w:rPr>
+              <w:t>rec.</w:t>
+            </w:r>
+            <w:proofErr w:type="spellEnd"/>
           </w:p>
         </w:tc>
       </w:tr>
       <w:tr>
-        <w:tblPrEx>
-          <w:tblCellMar>
-            <w:top w:w="0" w:type="dxa"/>
-            <w:bottom w:w="0" w:type="dxa"/>
-          </w:tblCellMar>
-        </w:tblPrEx>
         <w:tc>
           <w:tcPr>
             <w:tcW w:w="1200" w:type="dxa"/>
@@ -4805,9 +5718,19 @@
             <w:vAlign w:val="center"/>
           </w:tcPr>
           <w:p>
-            <w:r>
-              <w:t>historial_riego: id_parcela</w:t>
-            </w:r>
+            <w:proofErr w:type="spellStart"/>
+            <w:r>
+              <w:t>historial_riego</w:t>
+            </w:r>
+            <w:proofErr w:type="spellEnd"/>
+            <w:r>
+              <w:t xml:space="preserve">: </w:t>
+            </w:r>
+            <w:proofErr w:type="spellStart"/>
+            <w:r>
+              <w:t>id_parcela</w:t>
+            </w:r>
+            <w:proofErr w:type="spellEnd"/>
           </w:p>
         </w:tc>
         <w:tc>
@@ -4851,8 +5774,13 @@
             <w:vAlign w:val="center"/>
           </w:tcPr>
           <w:p>
-            <w:r>
-              <w:t>historial_riego: cultivo</w:t>
+            <w:proofErr w:type="spellStart"/>
+            <w:r>
+              <w:t>historial_riego</w:t>
+            </w:r>
+            <w:proofErr w:type="spellEnd"/>
+            <w:r>
+              <w:t>: cultivo</w:t>
             </w:r>
           </w:p>
         </w:tc>
@@ -4874,9 +5802,19 @@
             <w:vAlign w:val="center"/>
           </w:tcPr>
           <w:p>
-            <w:r>
-              <w:t>historial_riego: etapa_fenologica</w:t>
-            </w:r>
+            <w:proofErr w:type="spellStart"/>
+            <w:r>
+              <w:t>historial_riego</w:t>
+            </w:r>
+            <w:proofErr w:type="spellEnd"/>
+            <w:r>
+              <w:t xml:space="preserve">: </w:t>
+            </w:r>
+            <w:proofErr w:type="spellStart"/>
+            <w:r>
+              <w:t>etapa_fenologica</w:t>
+            </w:r>
+            <w:proofErr w:type="spellEnd"/>
           </w:p>
         </w:tc>
         <w:tc>
@@ -4898,7 +5836,15 @@
           </w:tcPr>
           <w:p>
             <w:r>
-              <w:t>MAX(fecha_riego)</w:t>
+              <w:t>MAX(</w:t>
+            </w:r>
+            <w:proofErr w:type="spellStart"/>
+            <w:r>
+              <w:t>fecha_riego</w:t>
+            </w:r>
+            <w:proofErr w:type="spellEnd"/>
+            <w:r>
+              <w:t>)</w:t>
             </w:r>
           </w:p>
         </w:tc>
@@ -4921,7 +5867,15 @@
           </w:tcPr>
           <w:p>
             <w:r>
-              <w:t>SUM(deficit_hidrico_mm)</w:t>
+              <w:t>SUM(</w:t>
+            </w:r>
+            <w:proofErr w:type="spellStart"/>
+            <w:r>
+              <w:t>deficit_hidrico_mm</w:t>
+            </w:r>
+            <w:proofErr w:type="spellEnd"/>
+            <w:r>
+              <w:t>)</w:t>
             </w:r>
           </w:p>
         </w:tc>
@@ -4944,7 +5898,15 @@
           </w:tcPr>
           <w:p>
             <w:r>
-              <w:t>AVG(sobre_riego_pct)</w:t>
+              <w:t>AVG(</w:t>
+            </w:r>
+            <w:proofErr w:type="spellStart"/>
+            <w:r>
+              <w:t>sobre_riego_pct</w:t>
+            </w:r>
+            <w:proofErr w:type="spellEnd"/>
+            <w:r>
+              <w:t>)</w:t>
             </w:r>
           </w:p>
         </w:tc>
@@ -4992,7 +5954,133 @@
           <w:sz w:val="18"/>
           <w:szCs w:val="18"/>
         </w:rPr>
-        <w:t>Formato de filas: alerta activa = fondo rojo suave. Recomendacion sin atender (sin_respuesta) = fondo amarillo. Sin fondo = operacion normal. Ordenado por nivel_urgencia descendente, luego deficit acumulado. Maximo 10 filas visibles, scroll interno.</w:t>
+        <w:t xml:space="preserve">Formato de filas: alerta activa = fondo rojo suave. </w:t>
+      </w:r>
+      <w:proofErr w:type="spellStart"/>
+      <w:r>
+        <w:rPr>
+          <w:color w:val="4A4A4A"/>
+          <w:sz w:val="18"/>
+          <w:szCs w:val="18"/>
+        </w:rPr>
+        <w:t>Recomendacion</w:t>
+      </w:r>
+      <w:proofErr w:type="spellEnd"/>
+      <w:r>
+        <w:rPr>
+          <w:color w:val="4A4A4A"/>
+          <w:sz w:val="18"/>
+          <w:szCs w:val="18"/>
+        </w:rPr>
+        <w:t xml:space="preserve"> sin atender (</w:t>
+      </w:r>
+      <w:proofErr w:type="spellStart"/>
+      <w:r>
+        <w:rPr>
+          <w:color w:val="4A4A4A"/>
+          <w:sz w:val="18"/>
+          <w:szCs w:val="18"/>
+        </w:rPr>
+        <w:t>sin_respuesta</w:t>
+      </w:r>
+      <w:proofErr w:type="spellEnd"/>
+      <w:r>
+        <w:rPr>
+          <w:color w:val="4A4A4A"/>
+          <w:sz w:val="18"/>
+          <w:szCs w:val="18"/>
+        </w:rPr>
+        <w:t xml:space="preserve">) = fondo amarillo. Sin fondo = </w:t>
+      </w:r>
+      <w:proofErr w:type="spellStart"/>
+      <w:r>
+        <w:rPr>
+          <w:color w:val="4A4A4A"/>
+          <w:sz w:val="18"/>
+          <w:szCs w:val="18"/>
+        </w:rPr>
+        <w:t>operacion</w:t>
+      </w:r>
+      <w:proofErr w:type="spellEnd"/>
+      <w:r>
+        <w:rPr>
+          <w:color w:val="4A4A4A"/>
+          <w:sz w:val="18"/>
+          <w:szCs w:val="18"/>
+        </w:rPr>
+        <w:t xml:space="preserve"> normal. Ordenado por </w:t>
+      </w:r>
+      <w:proofErr w:type="spellStart"/>
+      <w:r>
+        <w:rPr>
+          <w:color w:val="4A4A4A"/>
+          <w:sz w:val="18"/>
+          <w:szCs w:val="18"/>
+        </w:rPr>
+        <w:t>nivel_urgencia</w:t>
+      </w:r>
+      <w:proofErr w:type="spellEnd"/>
+      <w:r>
+        <w:rPr>
+          <w:color w:val="4A4A4A"/>
+          <w:sz w:val="18"/>
+          <w:szCs w:val="18"/>
+        </w:rPr>
+        <w:t xml:space="preserve"> descendente, luego </w:t>
+      </w:r>
+      <w:proofErr w:type="spellStart"/>
+      <w:r>
+        <w:rPr>
+          <w:color w:val="4A4A4A"/>
+          <w:sz w:val="18"/>
+          <w:szCs w:val="18"/>
+        </w:rPr>
+        <w:t>deficit</w:t>
+      </w:r>
+      <w:proofErr w:type="spellEnd"/>
+      <w:r>
+        <w:rPr>
+          <w:color w:val="4A4A4A"/>
+          <w:sz w:val="18"/>
+          <w:szCs w:val="18"/>
+        </w:rPr>
+        <w:t xml:space="preserve"> acumulado. </w:t>
+      </w:r>
+      <w:proofErr w:type="spellStart"/>
+      <w:r>
+        <w:rPr>
+          <w:color w:val="4A4A4A"/>
+          <w:sz w:val="18"/>
+          <w:szCs w:val="18"/>
+        </w:rPr>
+        <w:t>Maximo</w:t>
+      </w:r>
+      <w:proofErr w:type="spellEnd"/>
+      <w:r>
+        <w:rPr>
+          <w:color w:val="4A4A4A"/>
+          <w:sz w:val="18"/>
+          <w:szCs w:val="18"/>
+        </w:rPr>
+        <w:t xml:space="preserve"> 10 filas visibles, </w:t>
+      </w:r>
+      <w:proofErr w:type="spellStart"/>
+      <w:r>
+        <w:rPr>
+          <w:color w:val="4A4A4A"/>
+          <w:sz w:val="18"/>
+          <w:szCs w:val="18"/>
+        </w:rPr>
+        <w:t>scroll</w:t>
+      </w:r>
+      <w:proofErr w:type="spellEnd"/>
+      <w:r>
+        <w:rPr>
+          <w:color w:val="4A4A4A"/>
+          <w:sz w:val="18"/>
+          <w:szCs w:val="18"/>
+        </w:rPr>
+        <w:t xml:space="preserve"> interno.</w:t>
       </w:r>
     </w:p>
     <w:p>
@@ -5000,19 +6088,7 @@
         <w:spacing w:before="80" w:after="80"/>
       </w:pPr>
     </w:p>
-    <w:p>
-      <w:pPr>
-        <w:pBdr>
-          <w:bottom w:val="single" w:sz="4" w:space="1" w:color="CCCCCC"/>
-        </w:pBdr>
-        <w:spacing w:before="120" w:after="120"/>
-      </w:pPr>
-    </w:p>
-    <w:p>
-      <w:r>
-        <w:br w:type="page"/>
-      </w:r>
-    </w:p>
+    <w:p/>
     <w:p>
       <w:pPr>
         <w:pStyle w:val="Ttulo1"/>
@@ -5021,7 +6097,6 @@
         </w:pBdr>
       </w:pPr>
       <w:r>
-        <w:lastRenderedPageBreak/>
         <w:t>7. Paleta de Colores y Tema</w:t>
       </w:r>
     </w:p>
@@ -5030,7 +6105,23 @@
         <w:spacing w:before="80" w:after="80"/>
       </w:pPr>
       <w:r>
-        <w:t>Tema oscuro. Los operadores de campo revisan este dashboard en tablets con brillo variable o en oficinas de modulo con luz directa. El fondo oscuro reduce la fatiga visual en sesiones largas.</w:t>
+        <w:t xml:space="preserve">Tema oscuro. Los operadores de campo revisan este </w:t>
+      </w:r>
+      <w:proofErr w:type="spellStart"/>
+      <w:r>
+        <w:t>dashboard</w:t>
+      </w:r>
+      <w:proofErr w:type="spellEnd"/>
+      <w:r>
+        <w:t xml:space="preserve"> en </w:t>
+      </w:r>
+      <w:proofErr w:type="spellStart"/>
+      <w:r>
+        <w:t>tablets</w:t>
+      </w:r>
+      <w:proofErr w:type="spellEnd"/>
+      <w:r>
+        <w:t xml:space="preserve"> con brillo variable o en oficinas de modulo con luz directa. El fondo oscuro reduce la fatiga visual en sesiones largas.</w:t>
       </w:r>
     </w:p>
     <w:p>
@@ -5158,6 +6249,7 @@
                 <w:lang w:val="en-US"/>
               </w:rPr>
             </w:pPr>
+            <w:proofErr w:type="spellStart"/>
             <w:r>
               <w:rPr>
                 <w:b/>
@@ -5165,6 +6257,7 @@
               </w:rPr>
               <w:t>Justificación</w:t>
             </w:r>
+            <w:proofErr w:type="spellEnd"/>
           </w:p>
         </w:tc>
       </w:tr>
@@ -5247,8 +6340,16 @@
               <w:rPr>
                 <w:lang w:val="en-US"/>
               </w:rPr>
-              <w:t>Gris glaciar</w:t>
-            </w:r>
+              <w:t xml:space="preserve">Gris </w:t>
+            </w:r>
+            <w:proofErr w:type="spellStart"/>
+            <w:r>
+              <w:rPr>
+                <w:lang w:val="en-US"/>
+              </w:rPr>
+              <w:t>glaciar</w:t>
+            </w:r>
+            <w:proofErr w:type="spellEnd"/>
           </w:p>
         </w:tc>
         <w:tc>
@@ -5265,15 +6366,17 @@
           <w:p>
             <w:pPr>
               <w:spacing w:before="80" w:after="80"/>
-              <w:rPr>
-                <w:lang w:val="en-US"/>
-              </w:rPr>
             </w:pPr>
             <w:r>
-              <w:rPr>
-                <w:lang w:val="en-US"/>
-              </w:rPr>
-              <w:t>Neutro frío, no cansa, combina con el header azul del mockup</w:t>
+              <w:t xml:space="preserve">Neutro frío, no cansa, combina con el </w:t>
+            </w:r>
+            <w:proofErr w:type="spellStart"/>
+            <w:r>
+              <w:t>header</w:t>
+            </w:r>
+            <w:proofErr w:type="spellEnd"/>
+            <w:r>
+              <w:t xml:space="preserve"> azul del mockup</w:t>
             </w:r>
           </w:p>
         </w:tc>
@@ -5304,8 +6407,16 @@
               <w:rPr>
                 <w:lang w:val="en-US"/>
               </w:rPr>
-              <w:t>Fondo tarjeta</w:t>
-            </w:r>
+              <w:t xml:space="preserve">Fondo </w:t>
+            </w:r>
+            <w:proofErr w:type="spellStart"/>
+            <w:r>
+              <w:rPr>
+                <w:lang w:val="en-US"/>
+              </w:rPr>
+              <w:t>tarjeta</w:t>
+            </w:r>
+            <w:proofErr w:type="spellEnd"/>
           </w:p>
         </w:tc>
         <w:tc>
@@ -5375,16 +6486,20 @@
           <w:p>
             <w:pPr>
               <w:spacing w:before="80" w:after="80"/>
-              <w:rPr>
-                <w:lang w:val="en-US"/>
-              </w:rPr>
             </w:pPr>
-            <w:r>
-              <w:rPr>
-                <w:lang w:val="en-US"/>
-              </w:rPr>
-              <w:t>Cards limpias con sombra sutil, como en el wireframe</w:t>
-            </w:r>
+            <w:proofErr w:type="spellStart"/>
+            <w:r>
+              <w:t>Cards</w:t>
+            </w:r>
+            <w:proofErr w:type="spellEnd"/>
+            <w:r>
+              <w:t xml:space="preserve"> limpias con sombra sutil, como en el </w:t>
+            </w:r>
+            <w:proofErr w:type="spellStart"/>
+            <w:r>
+              <w:t>wireframe</w:t>
+            </w:r>
+            <w:proofErr w:type="spellEnd"/>
           </w:p>
         </w:tc>
       </w:tr>
@@ -5467,7 +6582,21 @@
               <w:rPr>
                 <w:lang w:val="en-US"/>
               </w:rPr>
-              <w:t>Azul marino DR</w:t>
+              <w:t xml:space="preserve">Azul </w:t>
+            </w:r>
+            <w:proofErr w:type="spellStart"/>
+            <w:r>
+              <w:rPr>
+                <w:lang w:val="en-US"/>
+              </w:rPr>
+              <w:t>marino</w:t>
+            </w:r>
+            <w:proofErr w:type="spellEnd"/>
+            <w:r>
+              <w:rPr>
+                <w:lang w:val="en-US"/>
+              </w:rPr>
+              <w:t xml:space="preserve"> DR</w:t>
             </w:r>
           </w:p>
         </w:tc>
@@ -5485,15 +6614,25 @@
           <w:p>
             <w:pPr>
               <w:spacing w:before="80" w:after="80"/>
-              <w:rPr>
-                <w:lang w:val="en-US"/>
-              </w:rPr>
             </w:pPr>
             <w:r>
-              <w:rPr>
-                <w:lang w:val="en-US"/>
-              </w:rPr>
-              <w:t>Exacto al header del screenshot, institucional</w:t>
+              <w:t xml:space="preserve">Exacto al </w:t>
+            </w:r>
+            <w:proofErr w:type="spellStart"/>
+            <w:r>
+              <w:t>header</w:t>
+            </w:r>
+            <w:proofErr w:type="spellEnd"/>
+            <w:r>
+              <w:t xml:space="preserve"> del </w:t>
+            </w:r>
+            <w:proofErr w:type="spellStart"/>
+            <w:r>
+              <w:t>screenshot</w:t>
+            </w:r>
+            <w:proofErr w:type="spellEnd"/>
+            <w:r>
+              <w:t>, institucional</w:t>
             </w:r>
           </w:p>
         </w:tc>
@@ -5520,12 +6659,28 @@
                 <w:lang w:val="en-US"/>
               </w:rPr>
             </w:pPr>
+            <w:proofErr w:type="spellStart"/>
             <w:r>
               <w:rPr>
                 <w:lang w:val="en-US"/>
               </w:rPr>
-              <w:t>Acento primario</w:t>
-            </w:r>
+              <w:t>Acento</w:t>
+            </w:r>
+            <w:proofErr w:type="spellEnd"/>
+            <w:r>
+              <w:rPr>
+                <w:lang w:val="en-US"/>
+              </w:rPr>
+              <w:t xml:space="preserve"> </w:t>
+            </w:r>
+            <w:proofErr w:type="spellStart"/>
+            <w:r>
+              <w:rPr>
+                <w:lang w:val="en-US"/>
+              </w:rPr>
+              <w:t>primario</w:t>
+            </w:r>
+            <w:proofErr w:type="spellEnd"/>
           </w:p>
         </w:tc>
         <w:tc>
@@ -5577,8 +6732,16 @@
               <w:rPr>
                 <w:lang w:val="en-US"/>
               </w:rPr>
-              <w:t>Azul hídrico</w:t>
-            </w:r>
+              <w:t xml:space="preserve">Azul </w:t>
+            </w:r>
+            <w:proofErr w:type="spellStart"/>
+            <w:r>
+              <w:rPr>
+                <w:lang w:val="en-US"/>
+              </w:rPr>
+              <w:t>hídrico</w:t>
+            </w:r>
+            <w:proofErr w:type="spellEnd"/>
           </w:p>
         </w:tc>
         <w:tc>
@@ -5595,14 +6758,8 @@
           <w:p>
             <w:pPr>
               <w:spacing w:before="80" w:after="80"/>
-              <w:rPr>
-                <w:lang w:val="en-US"/>
-              </w:rPr>
             </w:pPr>
             <w:r>
-              <w:rPr>
-                <w:lang w:val="en-US"/>
-              </w:rPr>
               <w:t>Agua, coherencia temática, legible sobre blanco</w:t>
             </w:r>
           </w:p>
@@ -5630,12 +6787,28 @@
                 <w:lang w:val="en-US"/>
               </w:rPr>
             </w:pPr>
+            <w:proofErr w:type="spellStart"/>
             <w:r>
               <w:rPr>
                 <w:lang w:val="en-US"/>
               </w:rPr>
-              <w:t>Acento secundario</w:t>
-            </w:r>
+              <w:t>Acento</w:t>
+            </w:r>
+            <w:proofErr w:type="spellEnd"/>
+            <w:r>
+              <w:rPr>
+                <w:lang w:val="en-US"/>
+              </w:rPr>
+              <w:t xml:space="preserve"> </w:t>
+            </w:r>
+            <w:proofErr w:type="spellStart"/>
+            <w:r>
+              <w:rPr>
+                <w:lang w:val="en-US"/>
+              </w:rPr>
+              <w:t>secundario</w:t>
+            </w:r>
+            <w:proofErr w:type="spellEnd"/>
           </w:p>
         </w:tc>
         <w:tc>
@@ -5705,14 +6878,8 @@
           <w:p>
             <w:pPr>
               <w:spacing w:before="80" w:after="80"/>
-              <w:rPr>
-                <w:lang w:val="en-US"/>
-              </w:rPr>
             </w:pPr>
             <w:r>
-              <w:rPr>
-                <w:lang w:val="en-US"/>
-              </w:rPr>
               <w:t>Cultivos, naturaleza, diferenciado del azul</w:t>
             </w:r>
           </w:p>
@@ -5740,12 +6907,28 @@
                 <w:lang w:val="en-US"/>
               </w:rPr>
             </w:pPr>
+            <w:proofErr w:type="spellStart"/>
             <w:r>
               <w:rPr>
                 <w:lang w:val="en-US"/>
               </w:rPr>
-              <w:t>Sobre-riego / alerta</w:t>
-            </w:r>
+              <w:t>Sobre-riego</w:t>
+            </w:r>
+            <w:proofErr w:type="spellEnd"/>
+            <w:r>
+              <w:rPr>
+                <w:lang w:val="en-US"/>
+              </w:rPr>
+              <w:t xml:space="preserve"> / </w:t>
+            </w:r>
+            <w:proofErr w:type="spellStart"/>
+            <w:r>
+              <w:rPr>
+                <w:lang w:val="en-US"/>
+              </w:rPr>
+              <w:t>alerta</w:t>
+            </w:r>
+            <w:proofErr w:type="spellEnd"/>
           </w:p>
         </w:tc>
         <w:tc>
@@ -5815,14 +6998,8 @@
           <w:p>
             <w:pPr>
               <w:spacing w:before="80" w:after="80"/>
-              <w:rPr>
-                <w:lang w:val="en-US"/>
-              </w:rPr>
             </w:pPr>
             <w:r>
-              <w:rPr>
-                <w:lang w:val="en-US"/>
-              </w:rPr>
               <w:t>Crítico, visible en fondos claros</w:t>
             </w:r>
           </w:p>
@@ -5850,12 +7027,14 @@
                 <w:lang w:val="en-US"/>
               </w:rPr>
             </w:pPr>
+            <w:proofErr w:type="spellStart"/>
             <w:r>
               <w:rPr>
                 <w:lang w:val="en-US"/>
               </w:rPr>
               <w:t>Advertencia</w:t>
             </w:r>
+            <w:proofErr w:type="spellEnd"/>
           </w:p>
         </w:tc>
         <w:tc>
@@ -5933,8 +7112,30 @@
               <w:rPr>
                 <w:lang w:val="en-US"/>
               </w:rPr>
-              <w:t>Umbral FAO-56, riesgo moderado</w:t>
-            </w:r>
+              <w:t xml:space="preserve">Umbral FAO-56, </w:t>
+            </w:r>
+            <w:proofErr w:type="spellStart"/>
+            <w:r>
+              <w:rPr>
+                <w:lang w:val="en-US"/>
+              </w:rPr>
+              <w:t>riesgo</w:t>
+            </w:r>
+            <w:proofErr w:type="spellEnd"/>
+            <w:r>
+              <w:rPr>
+                <w:lang w:val="en-US"/>
+              </w:rPr>
+              <w:t xml:space="preserve"> </w:t>
+            </w:r>
+            <w:proofErr w:type="spellStart"/>
+            <w:r>
+              <w:rPr>
+                <w:lang w:val="en-US"/>
+              </w:rPr>
+              <w:t>moderado</w:t>
+            </w:r>
+            <w:proofErr w:type="spellEnd"/>
           </w:p>
         </w:tc>
       </w:tr>
@@ -5960,12 +7161,28 @@
                 <w:lang w:val="en-US"/>
               </w:rPr>
             </w:pPr>
+            <w:proofErr w:type="spellStart"/>
             <w:r>
               <w:rPr>
                 <w:lang w:val="en-US"/>
               </w:rPr>
-              <w:t>Dentro de objetivo</w:t>
-            </w:r>
+              <w:t>Dentro</w:t>
+            </w:r>
+            <w:proofErr w:type="spellEnd"/>
+            <w:r>
+              <w:rPr>
+                <w:lang w:val="en-US"/>
+              </w:rPr>
+              <w:t xml:space="preserve"> de </w:t>
+            </w:r>
+            <w:proofErr w:type="spellStart"/>
+            <w:r>
+              <w:rPr>
+                <w:lang w:val="en-US"/>
+              </w:rPr>
+              <w:t>objetivo</w:t>
+            </w:r>
+            <w:proofErr w:type="spellEnd"/>
           </w:p>
         </w:tc>
         <w:tc>
@@ -6039,12 +7256,28 @@
                 <w:lang w:val="en-US"/>
               </w:rPr>
             </w:pPr>
+            <w:proofErr w:type="spellStart"/>
             <w:r>
               <w:rPr>
                 <w:lang w:val="en-US"/>
               </w:rPr>
-              <w:t>Cumplimiento, positivo</w:t>
-            </w:r>
+              <w:t>Cumplimiento</w:t>
+            </w:r>
+            <w:proofErr w:type="spellEnd"/>
+            <w:r>
+              <w:rPr>
+                <w:lang w:val="en-US"/>
+              </w:rPr>
+              <w:t xml:space="preserve">, </w:t>
+            </w:r>
+            <w:proofErr w:type="spellStart"/>
+            <w:r>
+              <w:rPr>
+                <w:lang w:val="en-US"/>
+              </w:rPr>
+              <w:t>positivo</w:t>
+            </w:r>
+            <w:proofErr w:type="spellEnd"/>
           </w:p>
         </w:tc>
       </w:tr>
@@ -6070,11 +7303,20 @@
                 <w:lang w:val="en-US"/>
               </w:rPr>
             </w:pPr>
+            <w:proofErr w:type="spellStart"/>
             <w:r>
               <w:rPr>
                 <w:lang w:val="en-US"/>
               </w:rPr>
-              <w:t>Texto principal</w:t>
+              <w:lastRenderedPageBreak/>
+              <w:t>Texto</w:t>
+            </w:r>
+            <w:proofErr w:type="spellEnd"/>
+            <w:r>
+              <w:rPr>
+                <w:lang w:val="en-US"/>
+              </w:rPr>
+              <w:t xml:space="preserve"> principal</w:t>
             </w:r>
           </w:p>
         </w:tc>
@@ -6127,7 +7369,21 @@
               <w:rPr>
                 <w:lang w:val="en-US"/>
               </w:rPr>
-              <w:t>Azul casi negro</w:t>
+              <w:t xml:space="preserve">Azul </w:t>
+            </w:r>
+            <w:proofErr w:type="spellStart"/>
+            <w:r>
+              <w:rPr>
+                <w:lang w:val="en-US"/>
+              </w:rPr>
+              <w:t>casi</w:t>
+            </w:r>
+            <w:proofErr w:type="spellEnd"/>
+            <w:r>
+              <w:rPr>
+                <w:lang w:val="en-US"/>
+              </w:rPr>
+              <w:t xml:space="preserve"> negro</w:t>
             </w:r>
           </w:p>
         </w:tc>
@@ -6145,14 +7401,8 @@
           <w:p>
             <w:pPr>
               <w:spacing w:before="80" w:after="80"/>
-              <w:rPr>
-                <w:lang w:val="en-US"/>
-              </w:rPr>
             </w:pPr>
             <w:r>
-              <w:rPr>
-                <w:lang w:val="en-US"/>
-              </w:rPr>
               <w:t>Máximo contraste sin ser negro puro</w:t>
             </w:r>
           </w:p>
@@ -6180,12 +7430,28 @@
                 <w:lang w:val="en-US"/>
               </w:rPr>
             </w:pPr>
+            <w:proofErr w:type="spellStart"/>
             <w:r>
               <w:rPr>
                 <w:lang w:val="en-US"/>
               </w:rPr>
-              <w:t>Texto secundario</w:t>
-            </w:r>
+              <w:t>Texto</w:t>
+            </w:r>
+            <w:proofErr w:type="spellEnd"/>
+            <w:r>
+              <w:rPr>
+                <w:lang w:val="en-US"/>
+              </w:rPr>
+              <w:t xml:space="preserve"> </w:t>
+            </w:r>
+            <w:proofErr w:type="spellStart"/>
+            <w:r>
+              <w:rPr>
+                <w:lang w:val="en-US"/>
+              </w:rPr>
+              <w:t>secundario</w:t>
+            </w:r>
+            <w:proofErr w:type="spellEnd"/>
           </w:p>
         </w:tc>
         <w:tc>
@@ -6237,8 +7503,16 @@
               <w:rPr>
                 <w:lang w:val="en-US"/>
               </w:rPr>
-              <w:t>Gris pizarra</w:t>
-            </w:r>
+              <w:t xml:space="preserve">Gris </w:t>
+            </w:r>
+            <w:proofErr w:type="spellStart"/>
+            <w:r>
+              <w:rPr>
+                <w:lang w:val="en-US"/>
+              </w:rPr>
+              <w:t>pizarra</w:t>
+            </w:r>
+            <w:proofErr w:type="spellEnd"/>
           </w:p>
         </w:tc>
         <w:tc>
@@ -6259,12 +7533,42 @@
                 <w:lang w:val="en-US"/>
               </w:rPr>
             </w:pPr>
+            <w:proofErr w:type="spellStart"/>
             <w:r>
               <w:rPr>
                 <w:lang w:val="en-US"/>
               </w:rPr>
-              <w:t>Subtítulos, ejes, metadatos</w:t>
-            </w:r>
+              <w:t>Subtítulos</w:t>
+            </w:r>
+            <w:proofErr w:type="spellEnd"/>
+            <w:r>
+              <w:rPr>
+                <w:lang w:val="en-US"/>
+              </w:rPr>
+              <w:t xml:space="preserve">, </w:t>
+            </w:r>
+            <w:proofErr w:type="spellStart"/>
+            <w:r>
+              <w:rPr>
+                <w:lang w:val="en-US"/>
+              </w:rPr>
+              <w:t>ejes</w:t>
+            </w:r>
+            <w:proofErr w:type="spellEnd"/>
+            <w:r>
+              <w:rPr>
+                <w:lang w:val="en-US"/>
+              </w:rPr>
+              <w:t xml:space="preserve">, </w:t>
+            </w:r>
+            <w:proofErr w:type="spellStart"/>
+            <w:r>
+              <w:rPr>
+                <w:lang w:val="en-US"/>
+              </w:rPr>
+              <w:t>metadatos</w:t>
+            </w:r>
+            <w:proofErr w:type="spellEnd"/>
           </w:p>
         </w:tc>
       </w:tr>
@@ -6347,8 +7651,16 @@
               <w:rPr>
                 <w:lang w:val="en-US"/>
               </w:rPr>
-              <w:t>Gris borde</w:t>
-            </w:r>
+              <w:t xml:space="preserve">Gris </w:t>
+            </w:r>
+            <w:proofErr w:type="spellStart"/>
+            <w:r>
+              <w:rPr>
+                <w:lang w:val="en-US"/>
+              </w:rPr>
+              <w:t>borde</w:t>
+            </w:r>
+            <w:proofErr w:type="spellEnd"/>
           </w:p>
         </w:tc>
         <w:tc>
@@ -6365,16 +7677,23 @@
           <w:p>
             <w:pPr>
               <w:spacing w:before="80" w:after="80"/>
-              <w:rPr>
-                <w:lang w:val="en-US"/>
-              </w:rPr>
             </w:pPr>
             <w:r>
-              <w:rPr>
-                <w:lang w:val="en-US"/>
-              </w:rPr>
-              <w:t>Separación sutil entre cards, como en el wireframe</w:t>
-            </w:r>
+              <w:t xml:space="preserve">Separación sutil entre </w:t>
+            </w:r>
+            <w:proofErr w:type="spellStart"/>
+            <w:r>
+              <w:t>cards</w:t>
+            </w:r>
+            <w:proofErr w:type="spellEnd"/>
+            <w:r>
+              <w:t xml:space="preserve">, como en el </w:t>
+            </w:r>
+            <w:proofErr w:type="spellStart"/>
+            <w:r>
+              <w:t>wireframe</w:t>
+            </w:r>
+            <w:proofErr w:type="spellEnd"/>
           </w:p>
         </w:tc>
       </w:tr>
@@ -6404,7 +7723,21 @@
               <w:rPr>
                 <w:lang w:val="en-US"/>
               </w:rPr>
-              <w:t>Fondo alerta suave</w:t>
+              <w:t xml:space="preserve">Fondo </w:t>
+            </w:r>
+            <w:proofErr w:type="spellStart"/>
+            <w:r>
+              <w:rPr>
+                <w:lang w:val="en-US"/>
+              </w:rPr>
+              <w:t>alerta</w:t>
+            </w:r>
+            <w:proofErr w:type="spellEnd"/>
+            <w:r>
+              <w:rPr>
+                <w:lang w:val="en-US"/>
+              </w:rPr>
+              <w:t xml:space="preserve"> suave</w:t>
             </w:r>
           </w:p>
         </w:tc>
@@ -6475,14 +7808,8 @@
           <w:p>
             <w:pPr>
               <w:spacing w:before="80" w:after="80"/>
-              <w:rPr>
-                <w:lang w:val="en-US"/>
-              </w:rPr>
             </w:pPr>
             <w:r>
-              <w:rPr>
-                <w:lang w:val="en-US"/>
-              </w:rPr>
               <w:t>Filas de tabla con problema, sin agredir</w:t>
             </w:r>
           </w:p>
@@ -6514,7 +7841,21 @@
               <w:rPr>
                 <w:lang w:val="en-US"/>
               </w:rPr>
-              <w:t>Fondo éxito suave</w:t>
+              <w:t xml:space="preserve">Fondo </w:t>
+            </w:r>
+            <w:proofErr w:type="spellStart"/>
+            <w:r>
+              <w:rPr>
+                <w:lang w:val="en-US"/>
+              </w:rPr>
+              <w:t>éxito</w:t>
+            </w:r>
+            <w:proofErr w:type="spellEnd"/>
+            <w:r>
+              <w:rPr>
+                <w:lang w:val="en-US"/>
+              </w:rPr>
+              <w:t xml:space="preserve"> suave</w:t>
             </w:r>
           </w:p>
         </w:tc>
@@ -6593,8 +7934,30 @@
               <w:rPr>
                 <w:lang w:val="en-US"/>
               </w:rPr>
-              <w:t>Filas dentro de objetivo</w:t>
-            </w:r>
+              <w:t xml:space="preserve">Filas </w:t>
+            </w:r>
+            <w:proofErr w:type="spellStart"/>
+            <w:r>
+              <w:rPr>
+                <w:lang w:val="en-US"/>
+              </w:rPr>
+              <w:t>dentro</w:t>
+            </w:r>
+            <w:proofErr w:type="spellEnd"/>
+            <w:r>
+              <w:rPr>
+                <w:lang w:val="en-US"/>
+              </w:rPr>
+              <w:t xml:space="preserve"> de </w:t>
+            </w:r>
+            <w:proofErr w:type="spellStart"/>
+            <w:r>
+              <w:rPr>
+                <w:lang w:val="en-US"/>
+              </w:rPr>
+              <w:t>objetivo</w:t>
+            </w:r>
+            <w:proofErr w:type="spellEnd"/>
           </w:p>
         </w:tc>
       </w:tr>
@@ -6628,7 +7991,55 @@
         <w:spacing w:before="80" w:after="80"/>
       </w:pPr>
       <w:r>
-        <w:t>Formato F. Esta pagina es para analisis, no para operacion. El directivo la revisa en reuniones semanales. El patron F es correcto aqui porque el contenido es mas denso y comparativo.</w:t>
+        <w:t xml:space="preserve">Formato F. Esta </w:t>
+      </w:r>
+      <w:proofErr w:type="spellStart"/>
+      <w:r>
+        <w:t>pagina</w:t>
+      </w:r>
+      <w:proofErr w:type="spellEnd"/>
+      <w:r>
+        <w:t xml:space="preserve"> es para </w:t>
+      </w:r>
+      <w:proofErr w:type="spellStart"/>
+      <w:r>
+        <w:t>analisis</w:t>
+      </w:r>
+      <w:proofErr w:type="spellEnd"/>
+      <w:r>
+        <w:t xml:space="preserve">, no para </w:t>
+      </w:r>
+      <w:proofErr w:type="spellStart"/>
+      <w:r>
+        <w:t>operacion</w:t>
+      </w:r>
+      <w:proofErr w:type="spellEnd"/>
+      <w:r>
+        <w:t xml:space="preserve">. El directivo la revisa en reuniones semanales. El </w:t>
+      </w:r>
+      <w:proofErr w:type="spellStart"/>
+      <w:r>
+        <w:t>patron</w:t>
+      </w:r>
+      <w:proofErr w:type="spellEnd"/>
+      <w:r>
+        <w:t xml:space="preserve"> F es correcto </w:t>
+      </w:r>
+      <w:proofErr w:type="spellStart"/>
+      <w:r>
+        <w:t>aqui</w:t>
+      </w:r>
+      <w:proofErr w:type="spellEnd"/>
+      <w:r>
+        <w:t xml:space="preserve"> porque el contenido es </w:t>
+      </w:r>
+      <w:proofErr w:type="spellStart"/>
+      <w:r>
+        <w:t>mas</w:t>
+      </w:r>
+      <w:proofErr w:type="spellEnd"/>
+      <w:r>
+        <w:t xml:space="preserve"> denso y comparativo.</w:t>
       </w:r>
     </w:p>
     <w:p>
@@ -6658,12 +8069,6 @@
         <w:gridCol w:w="8238"/>
       </w:tblGrid>
       <w:tr>
-        <w:tblPrEx>
-          <w:tblCellMar>
-            <w:top w:w="0" w:type="dxa"/>
-            <w:bottom w:w="0" w:type="dxa"/>
-          </w:tblCellMar>
-        </w:tblPrEx>
         <w:tc>
           <w:tcPr>
             <w:tcW w:w="1400" w:type="dxa"/>
@@ -6730,12 +8135,6 @@
         </w:tc>
       </w:tr>
       <w:tr>
-        <w:tblPrEx>
-          <w:tblCellMar>
-            <w:top w:w="0" w:type="dxa"/>
-            <w:bottom w:w="0" w:type="dxa"/>
-          </w:tblCellMar>
-        </w:tblPrEx>
         <w:tc>
           <w:tcPr>
             <w:tcW w:w="1400" w:type="dxa"/>
@@ -6755,7 +8154,6 @@
           </w:tcPr>
           <w:p>
             <w:r>
-              <w:lastRenderedPageBreak/>
               <w:t>Fila 1 (completa)</w:t>
             </w:r>
           </w:p>
@@ -6779,18 +8177,20 @@
           </w:tcPr>
           <w:p>
             <w:r>
-              <w:t>KPI bar de ahorro anual: m3 ahorrados, MXN ahorrados, kWh reducidos, CO2 equivalente evitado (usando 0.454 kg CO2/kWh de la red electrica mexicana).</w:t>
+              <w:t xml:space="preserve">KPI bar de ahorro anual: m3 ahorrados, MXN ahorrados, kWh reducidos, CO2 equivalente evitado (usando 0.454 kg CO2/kWh de la red </w:t>
+            </w:r>
+            <w:proofErr w:type="spellStart"/>
+            <w:r>
+              <w:t>electrica</w:t>
+            </w:r>
+            <w:proofErr w:type="spellEnd"/>
+            <w:r>
+              <w:t xml:space="preserve"> mexicana).</w:t>
             </w:r>
           </w:p>
         </w:tc>
       </w:tr>
       <w:tr>
-        <w:tblPrEx>
-          <w:tblCellMar>
-            <w:top w:w="0" w:type="dxa"/>
-            <w:bottom w:w="0" w:type="dxa"/>
-          </w:tblCellMar>
-        </w:tblPrEx>
         <w:tc>
           <w:tcPr>
             <w:tcW w:w="1400" w:type="dxa"/>
@@ -6835,18 +8235,20 @@
           </w:tcPr>
           <w:p>
             <w:r>
-              <w:t>Barras agrupadas: consumo promedio m3/ha por cultivo — PV-2025 vs PV-2026. Fuente: historial_riego agrupado por cultivo y ciclo.</w:t>
+              <w:t xml:space="preserve">Barras agrupadas: consumo promedio m3/ha por cultivo — PV-2025 vs PV-2026. Fuente: </w:t>
+            </w:r>
+            <w:proofErr w:type="spellStart"/>
+            <w:r>
+              <w:t>historial_riego</w:t>
+            </w:r>
+            <w:proofErr w:type="spellEnd"/>
+            <w:r>
+              <w:t xml:space="preserve"> agrupado por cultivo y ciclo.</w:t>
             </w:r>
           </w:p>
         </w:tc>
       </w:tr>
       <w:tr>
-        <w:tblPrEx>
-          <w:tblCellMar>
-            <w:top w:w="0" w:type="dxa"/>
-            <w:bottom w:w="0" w:type="dxa"/>
-          </w:tblCellMar>
-        </w:tblPrEx>
         <w:tc>
           <w:tcPr>
             <w:tcW w:w="1400" w:type="dxa"/>
@@ -6888,19 +8290,66 @@
             <w:vAlign w:val="center"/>
           </w:tcPr>
           <w:p>
-            <w:r>
-              <w:t>Scatter plot: eficiencia_riego (eje X) vs. sobre_riego_pct (eje Y) por parcela. Detecta outliers: parcelas con alta eficiencia pero sobre-riego persistente.</w:t>
+            <w:proofErr w:type="spellStart"/>
+            <w:r>
+              <w:t>Scatter</w:t>
+            </w:r>
+            <w:proofErr w:type="spellEnd"/>
+            <w:r>
+              <w:t xml:space="preserve"> </w:t>
+            </w:r>
+            <w:proofErr w:type="spellStart"/>
+            <w:r>
+              <w:t>plot</w:t>
+            </w:r>
+            <w:proofErr w:type="spellEnd"/>
+            <w:r>
+              <w:t xml:space="preserve">: </w:t>
+            </w:r>
+            <w:proofErr w:type="spellStart"/>
+            <w:r>
+              <w:t>eficiencia_riego</w:t>
+            </w:r>
+            <w:proofErr w:type="spellEnd"/>
+            <w:r>
+              <w:t xml:space="preserve"> (eje X) vs. </w:t>
+            </w:r>
+            <w:proofErr w:type="spellStart"/>
+            <w:r>
+              <w:t>sobre_riego_pct</w:t>
+            </w:r>
+            <w:proofErr w:type="spellEnd"/>
+            <w:r>
+              <w:t xml:space="preserve"> (eje Y) por parcela. Detecta </w:t>
+            </w:r>
+            <w:proofErr w:type="spellStart"/>
+            <w:r>
+              <w:t>outliers</w:t>
+            </w:r>
+            <w:proofErr w:type="spellEnd"/>
+            <w:r>
+              <w:t xml:space="preserve">: parcelas con alta </w:t>
+            </w:r>
+            <w:proofErr w:type="gramStart"/>
+            <w:r>
+              <w:t>eficiencia</w:t>
+            </w:r>
+            <w:proofErr w:type="gramEnd"/>
+            <w:r>
+              <w:t xml:space="preserve"> pero </w:t>
+            </w:r>
+            <w:proofErr w:type="spellStart"/>
+            <w:r>
+              <w:t>sobre-riego</w:t>
+            </w:r>
+            <w:proofErr w:type="spellEnd"/>
+            <w:r>
+              <w:t xml:space="preserve"> persistente.</w:t>
             </w:r>
           </w:p>
         </w:tc>
       </w:tr>
       <w:tr>
-        <w:tblPrEx>
-          <w:tblCellMar>
-            <w:top w:w="0" w:type="dxa"/>
-            <w:bottom w:w="0" w:type="dxa"/>
-          </w:tblCellMar>
-        </w:tblPrEx>
         <w:tc>
           <w:tcPr>
             <w:tcW w:w="1400" w:type="dxa"/>
@@ -6945,7 +8394,23 @@
           </w:tcPr>
           <w:p>
             <w:r>
-              <w:t>Tabla resumen por modulo: consumo promedio m3/ha, cumplimiento FAO-56 %, alertas totales, numero de parcelas con recomendacion aceptada vs. rechazada.</w:t>
+              <w:t>Tabla resumen por modulo: consumo promedio m3/</w:t>
+            </w:r>
+            <w:proofErr w:type="spellStart"/>
+            <w:r>
+              <w:t>ha</w:t>
+            </w:r>
+            <w:proofErr w:type="spellEnd"/>
+            <w:r>
+              <w:t xml:space="preserve">, cumplimiento FAO-56 %, alertas totales, numero de parcelas con </w:t>
+            </w:r>
+            <w:proofErr w:type="spellStart"/>
+            <w:r>
+              <w:t>recomendacion</w:t>
+            </w:r>
+            <w:proofErr w:type="spellEnd"/>
+            <w:r>
+              <w:t xml:space="preserve"> aceptada vs. rechazada.</w:t>
             </w:r>
           </w:p>
         </w:tc>
@@ -6972,8 +8437,13 @@
         </w:pBdr>
       </w:pPr>
       <w:r>
-        <w:t>9. Lo que NO Debe Tener el Dashboard</w:t>
-      </w:r>
+        <w:t xml:space="preserve">9. Lo que NO Debe Tener el </w:t>
+      </w:r>
+      <w:proofErr w:type="spellStart"/>
+      <w:r>
+        <w:t>Dashboard</w:t>
+      </w:r>
+      <w:proofErr w:type="spellEnd"/>
     </w:p>
     <w:p>
       <w:pPr>
@@ -6989,7 +8459,25 @@
           <w:sz w:val="18"/>
           <w:szCs w:val="18"/>
         </w:rPr>
-        <w:t>Cada elemento que se elimina reduce la carga cognitiva y hace mas efectivo lo que queda.</w:t>
+        <w:t xml:space="preserve">Cada elemento que se elimina reduce la carga cognitiva y hace </w:t>
+      </w:r>
+      <w:proofErr w:type="spellStart"/>
+      <w:r>
+        <w:rPr>
+          <w:color w:val="4A4A4A"/>
+          <w:sz w:val="18"/>
+          <w:szCs w:val="18"/>
+        </w:rPr>
+        <w:t>mas</w:t>
+      </w:r>
+      <w:proofErr w:type="spellEnd"/>
+      <w:r>
+        <w:rPr>
+          <w:color w:val="4A4A4A"/>
+          <w:sz w:val="18"/>
+          <w:szCs w:val="18"/>
+        </w:rPr>
+        <w:t xml:space="preserve"> efectivo lo que queda.</w:t>
       </w:r>
     </w:p>
     <w:p>
@@ -7019,12 +8507,6 @@
         <w:gridCol w:w="6438"/>
       </w:tblGrid>
       <w:tr>
-        <w:tblPrEx>
-          <w:tblCellMar>
-            <w:top w:w="0" w:type="dxa"/>
-            <w:bottom w:w="0" w:type="dxa"/>
-          </w:tblCellMar>
-        </w:tblPrEx>
         <w:tc>
           <w:tcPr>
             <w:tcW w:w="3200" w:type="dxa"/>
@@ -7047,6 +8529,7 @@
             <w:pPr>
               <w:jc w:val="center"/>
             </w:pPr>
+            <w:proofErr w:type="gramStart"/>
             <w:r>
               <w:rPr>
                 <w:b/>
@@ -7055,6 +8538,7 @@
               </w:rPr>
               <w:t>Elemento a evitar</w:t>
             </w:r>
+            <w:proofErr w:type="gramEnd"/>
           </w:p>
         </w:tc>
         <w:tc>
@@ -7091,12 +8575,6 @@
         </w:tc>
       </w:tr>
       <w:tr>
-        <w:tblPrEx>
-          <w:tblCellMar>
-            <w:top w:w="0" w:type="dxa"/>
-            <w:bottom w:w="0" w:type="dxa"/>
-          </w:tblCellMar>
-        </w:tblPrEx>
         <w:tc>
           <w:tcPr>
             <w:tcW w:w="3200" w:type="dxa"/>
@@ -7116,7 +8594,23 @@
           </w:tcPr>
           <w:p>
             <w:r>
-              <w:t>Mapa geografico en pagina principal</w:t>
+              <w:t xml:space="preserve">Mapa </w:t>
+            </w:r>
+            <w:proofErr w:type="spellStart"/>
+            <w:r>
+              <w:t>geografico</w:t>
+            </w:r>
+            <w:proofErr w:type="spellEnd"/>
+            <w:r>
+              <w:t xml:space="preserve"> en </w:t>
+            </w:r>
+            <w:proofErr w:type="spellStart"/>
+            <w:r>
+              <w:t>pagina</w:t>
+            </w:r>
+            <w:proofErr w:type="spellEnd"/>
+            <w:r>
+              <w:t xml:space="preserve"> principal</w:t>
             </w:r>
           </w:p>
         </w:tc>
@@ -7139,18 +8633,36 @@
           </w:tcPr>
           <w:p>
             <w:r>
-              <w:t>Consume espacio y atencion. No responde ninguna de las 6 preguntas operacionales en &lt; 5 segundos. Puede ir en una pagina 3 de analisis espacial.</w:t>
+              <w:t xml:space="preserve">Consume espacio y </w:t>
+            </w:r>
+            <w:proofErr w:type="spellStart"/>
+            <w:r>
+              <w:t>atencion</w:t>
+            </w:r>
+            <w:proofErr w:type="spellEnd"/>
+            <w:r>
+              <w:t xml:space="preserve">. No responde ninguna de las 6 preguntas operacionales en &lt; 5 segundos. Puede ir en una </w:t>
+            </w:r>
+            <w:proofErr w:type="spellStart"/>
+            <w:r>
+              <w:t>pagina</w:t>
+            </w:r>
+            <w:proofErr w:type="spellEnd"/>
+            <w:r>
+              <w:t xml:space="preserve"> 3 de </w:t>
+            </w:r>
+            <w:proofErr w:type="spellStart"/>
+            <w:r>
+              <w:t>analisis</w:t>
+            </w:r>
+            <w:proofErr w:type="spellEnd"/>
+            <w:r>
+              <w:t xml:space="preserve"> espacial.</w:t>
             </w:r>
           </w:p>
         </w:tc>
       </w:tr>
       <w:tr>
-        <w:tblPrEx>
-          <w:tblCellMar>
-            <w:top w:w="0" w:type="dxa"/>
-            <w:bottom w:w="0" w:type="dxa"/>
-          </w:tblCellMar>
-        </w:tblPrEx>
         <w:tc>
           <w:tcPr>
             <w:tcW w:w="3200" w:type="dxa"/>
@@ -7171,7 +8683,15 @@
           </w:tcPr>
           <w:p>
             <w:r>
-              <w:t>Mas de 5 KPI cards en la fila superior</w:t>
+              <w:t xml:space="preserve">Mas de 5 KPI </w:t>
+            </w:r>
+            <w:proofErr w:type="spellStart"/>
+            <w:r>
+              <w:t>cards</w:t>
+            </w:r>
+            <w:proofErr w:type="spellEnd"/>
+            <w:r>
+              <w:t xml:space="preserve"> en la fila superior</w:t>
             </w:r>
           </w:p>
         </w:tc>
@@ -7195,18 +8715,36 @@
           </w:tcPr>
           <w:p>
             <w:r>
-              <w:t>Todo lo que supera 5 pierde la atencion. Si algo no cabe en 5 cards, va en la tabla o en la pagina 2.</w:t>
+              <w:t xml:space="preserve">Todo lo que supera 5 pierde la </w:t>
+            </w:r>
+            <w:proofErr w:type="spellStart"/>
+            <w:r>
+              <w:t>atencion</w:t>
+            </w:r>
+            <w:proofErr w:type="spellEnd"/>
+            <w:r>
+              <w:t xml:space="preserve">. Si algo no cabe en 5 </w:t>
+            </w:r>
+            <w:proofErr w:type="spellStart"/>
+            <w:r>
+              <w:t>cards</w:t>
+            </w:r>
+            <w:proofErr w:type="spellEnd"/>
+            <w:r>
+              <w:t xml:space="preserve">, va en la tabla o en la </w:t>
+            </w:r>
+            <w:proofErr w:type="spellStart"/>
+            <w:r>
+              <w:t>pagina</w:t>
+            </w:r>
+            <w:proofErr w:type="spellEnd"/>
+            <w:r>
+              <w:t xml:space="preserve"> 2.</w:t>
             </w:r>
           </w:p>
         </w:tc>
       </w:tr>
       <w:tr>
-        <w:tblPrEx>
-          <w:tblCellMar>
-            <w:top w:w="0" w:type="dxa"/>
-            <w:bottom w:w="0" w:type="dxa"/>
-          </w:tblCellMar>
-        </w:tblPrEx>
         <w:tc>
           <w:tcPr>
             <w:tcW w:w="3200" w:type="dxa"/>
@@ -7226,7 +8764,15 @@
           </w:tcPr>
           <w:p>
             <w:r>
-              <w:t>Tablas con mas de 8 columnas visibles</w:t>
+              <w:t xml:space="preserve">Tablas con </w:t>
+            </w:r>
+            <w:proofErr w:type="spellStart"/>
+            <w:r>
+              <w:t>mas</w:t>
+            </w:r>
+            <w:proofErr w:type="spellEnd"/>
+            <w:r>
+              <w:t xml:space="preserve"> de 8 columnas visibles</w:t>
             </w:r>
           </w:p>
         </w:tc>
@@ -7249,18 +8795,28 @@
           </w:tcPr>
           <w:p>
             <w:r>
-              <w:t>La tabla de Zona E tiene 8 columnas: ese es el limite absoluto para lectura sin scroll horizontal.</w:t>
+              <w:t xml:space="preserve">La tabla de Zona E tiene 8 columnas: ese es el </w:t>
+            </w:r>
+            <w:proofErr w:type="spellStart"/>
+            <w:r>
+              <w:t>limite</w:t>
+            </w:r>
+            <w:proofErr w:type="spellEnd"/>
+            <w:r>
+              <w:t xml:space="preserve"> absoluto para lectura sin </w:t>
+            </w:r>
+            <w:proofErr w:type="spellStart"/>
+            <w:r>
+              <w:t>scroll</w:t>
+            </w:r>
+            <w:proofErr w:type="spellEnd"/>
+            <w:r>
+              <w:t xml:space="preserve"> horizontal.</w:t>
             </w:r>
           </w:p>
         </w:tc>
       </w:tr>
       <w:tr>
-        <w:tblPrEx>
-          <w:tblCellMar>
-            <w:top w:w="0" w:type="dxa"/>
-            <w:bottom w:w="0" w:type="dxa"/>
-          </w:tblCellMar>
-        </w:tblPrEx>
         <w:tc>
           <w:tcPr>
             <w:tcW w:w="3200" w:type="dxa"/>
@@ -7305,18 +8861,44 @@
           </w:tcPr>
           <w:p>
             <w:r>
-              <w:t>El ojo humano no compara angulos con precision. El donut en D2 es la unica excepcion justificada porque muestra proporciones de un todo.</w:t>
+              <w:t xml:space="preserve">El ojo humano no compara </w:t>
+            </w:r>
+            <w:proofErr w:type="spellStart"/>
+            <w:r>
+              <w:t>angulos</w:t>
+            </w:r>
+            <w:proofErr w:type="spellEnd"/>
+            <w:r>
+              <w:t xml:space="preserve"> con </w:t>
+            </w:r>
+            <w:proofErr w:type="spellStart"/>
+            <w:r>
+              <w:t>precision</w:t>
+            </w:r>
+            <w:proofErr w:type="spellEnd"/>
+            <w:r>
+              <w:t xml:space="preserve">. El donut en D2 es la </w:t>
+            </w:r>
+            <w:proofErr w:type="spellStart"/>
+            <w:r>
+              <w:t>unica</w:t>
+            </w:r>
+            <w:proofErr w:type="spellEnd"/>
+            <w:r>
+              <w:t xml:space="preserve"> </w:t>
+            </w:r>
+            <w:proofErr w:type="spellStart"/>
+            <w:r>
+              <w:t>excepcion</w:t>
+            </w:r>
+            <w:proofErr w:type="spellEnd"/>
+            <w:r>
+              <w:t xml:space="preserve"> justificada porque muestra proporciones de un todo.</w:t>
             </w:r>
           </w:p>
         </w:tc>
       </w:tr>
       <w:tr>
-        <w:tblPrEx>
-          <w:tblCellMar>
-            <w:top w:w="0" w:type="dxa"/>
-            <w:bottom w:w="0" w:type="dxa"/>
-          </w:tblCellMar>
-        </w:tblPrEx>
         <w:tc>
           <w:tcPr>
             <w:tcW w:w="3200" w:type="dxa"/>
@@ -7335,8 +8917,14 @@
             <w:vAlign w:val="center"/>
           </w:tcPr>
           <w:p>
-            <w:r>
-              <w:t>Titulos de visual con nombres de columnas</w:t>
+            <w:proofErr w:type="spellStart"/>
+            <w:r>
+              <w:lastRenderedPageBreak/>
+              <w:t>Titulos</w:t>
+            </w:r>
+            <w:proofErr w:type="spellEnd"/>
+            <w:r>
+              <w:t xml:space="preserve"> de visual con nombres de columnas</w:t>
             </w:r>
           </w:p>
         </w:tc>
@@ -7359,18 +8947,20 @@
           </w:tcPr>
           <w:p>
             <w:r>
-              <w:t>Los titulos deben ser preguntas o respuestas: 'Consumo real vs. objetivo FAO-56', no 'volumen_m3ha'.</w:t>
+              <w:t xml:space="preserve">Los </w:t>
+            </w:r>
+            <w:proofErr w:type="spellStart"/>
+            <w:r>
+              <w:t>titulos</w:t>
+            </w:r>
+            <w:proofErr w:type="spellEnd"/>
+            <w:r>
+              <w:t xml:space="preserve"> deben ser preguntas o respuestas: 'Consumo real vs. objetivo FAO-56', no 'volumen_m3ha'.</w:t>
             </w:r>
           </w:p>
         </w:tc>
       </w:tr>
       <w:tr>
-        <w:tblPrEx>
-          <w:tblCellMar>
-            <w:top w:w="0" w:type="dxa"/>
-            <w:bottom w:w="0" w:type="dxa"/>
-          </w:tblCellMar>
-        </w:tblPrEx>
         <w:tc>
           <w:tcPr>
             <w:tcW w:w="3200" w:type="dxa"/>
@@ -7415,7 +9005,23 @@
           </w:tcPr>
           <w:p>
             <w:r>
-              <w:t>Cada color debe tener un significado consistente en todo el dashboard. Ver tabla de paleta en seccion 7.</w:t>
+              <w:t xml:space="preserve">Cada color debe tener un significado consistente en todo el </w:t>
+            </w:r>
+            <w:proofErr w:type="spellStart"/>
+            <w:r>
+              <w:t>dashboard</w:t>
+            </w:r>
+            <w:proofErr w:type="spellEnd"/>
+            <w:r>
+              <w:t xml:space="preserve">. Ver tabla de paleta en </w:t>
+            </w:r>
+            <w:proofErr w:type="spellStart"/>
+            <w:r>
+              <w:t>seccion</w:t>
+            </w:r>
+            <w:proofErr w:type="spellEnd"/>
+            <w:r>
+              <w:t xml:space="preserve"> 7.</w:t>
             </w:r>
           </w:p>
         </w:tc>
@@ -7448,7 +9054,15 @@
       </w:pPr>
       <w:r>
         <w:lastRenderedPageBreak/>
-        <w:t>10. Paso a Paso — Construccion en Power BI Desktop</w:t>
+        <w:t xml:space="preserve">10. Paso a Paso — </w:t>
+      </w:r>
+      <w:proofErr w:type="spellStart"/>
+      <w:r>
+        <w:t>Construccion</w:t>
+      </w:r>
+      <w:proofErr w:type="spellEnd"/>
+      <w:r>
+        <w:t xml:space="preserve"> en Power BI Desktop</w:t>
       </w:r>
     </w:p>
     <w:p>
@@ -7459,13 +9073,59 @@
         <w:spacing w:before="60" w:after="60"/>
         <w:ind w:left="360"/>
       </w:pPr>
+      <w:proofErr w:type="spellStart"/>
       <w:r>
         <w:rPr>
           <w:color w:val="4A4A4A"/>
           <w:sz w:val="18"/>
           <w:szCs w:val="18"/>
         </w:rPr>
-        <w:t>Version recomendada: Power BI Desktop (septiembre 2025 o posterior). Todos los pasos estan probados con los archivos CSV generados en powerbi/DB/</w:t>
+        <w:t>Version</w:t>
+      </w:r>
+      <w:proofErr w:type="spellEnd"/>
+      <w:r>
+        <w:rPr>
+          <w:color w:val="4A4A4A"/>
+          <w:sz w:val="18"/>
+          <w:szCs w:val="18"/>
+        </w:rPr>
+        <w:t xml:space="preserve"> recomendada: Power BI Desktop (septiembre 2025 o posterior). Todos los pasos </w:t>
+      </w:r>
+      <w:proofErr w:type="spellStart"/>
+      <w:r>
+        <w:rPr>
+          <w:color w:val="4A4A4A"/>
+          <w:sz w:val="18"/>
+          <w:szCs w:val="18"/>
+        </w:rPr>
+        <w:t>estan</w:t>
+      </w:r>
+      <w:proofErr w:type="spellEnd"/>
+      <w:r>
+        <w:rPr>
+          <w:color w:val="4A4A4A"/>
+          <w:sz w:val="18"/>
+          <w:szCs w:val="18"/>
+        </w:rPr>
+        <w:t xml:space="preserve"> probados con los archivos CSV generados en </w:t>
+      </w:r>
+      <w:proofErr w:type="spellStart"/>
+      <w:r>
+        <w:rPr>
+          <w:color w:val="4A4A4A"/>
+          <w:sz w:val="18"/>
+          <w:szCs w:val="18"/>
+        </w:rPr>
+        <w:t>powerbi</w:t>
+      </w:r>
+      <w:proofErr w:type="spellEnd"/>
+      <w:r>
+        <w:rPr>
+          <w:color w:val="4A4A4A"/>
+          <w:sz w:val="18"/>
+          <w:szCs w:val="18"/>
+        </w:rPr>
+        <w:t>/DB/</w:t>
       </w:r>
     </w:p>
     <w:p>
@@ -7478,7 +9138,15 @@
         <w:pStyle w:val="Ttulo2"/>
       </w:pPr>
       <w:r>
-        <w:t>FASE 1 — Preparacion del entorno</w:t>
+        <w:t xml:space="preserve">FASE 1 — </w:t>
+      </w:r>
+      <w:proofErr w:type="spellStart"/>
+      <w:r>
+        <w:t>Preparacion</w:t>
+      </w:r>
+      <w:proofErr w:type="spellEnd"/>
+      <w:r>
+        <w:t xml:space="preserve"> del entorno</w:t>
       </w:r>
     </w:p>
     <w:p>
@@ -7547,8 +9215,13 @@
         <w:spacing w:before="60"/>
       </w:pPr>
       <w:r>
-        <w:t>Crear un nuevo archivo .pbix</w:t>
-      </w:r>
+        <w:t>Crear un nuevo archivo .</w:t>
+      </w:r>
+      <w:proofErr w:type="spellStart"/>
+      <w:r>
+        <w:t>pbix</w:t>
+      </w:r>
+      <w:proofErr w:type="spellEnd"/>
     </w:p>
     <w:p>
       <w:pPr>
@@ -7585,7 +9258,43 @@
           <w:sz w:val="19"/>
           <w:szCs w:val="19"/>
         </w:rPr>
-        <w:t>Guardar inmediatamente: Archivo -&gt; Guardar como -&gt; MILPIN_Dashboard.pbix en la carpeta powerbi/</w:t>
+        <w:t xml:space="preserve">Guardar inmediatamente: Archivo -&gt; Guardar como -&gt; </w:t>
+      </w:r>
+      <w:proofErr w:type="spellStart"/>
+      <w:r>
+        <w:rPr>
+          <w:color w:val="4A4A4A"/>
+          <w:sz w:val="19"/>
+          <w:szCs w:val="19"/>
+        </w:rPr>
+        <w:t>MILPIN_Dashboard.pbix</w:t>
+      </w:r>
+      <w:proofErr w:type="spellEnd"/>
+      <w:r>
+        <w:rPr>
+          <w:color w:val="4A4A4A"/>
+          <w:sz w:val="19"/>
+          <w:szCs w:val="19"/>
+        </w:rPr>
+        <w:t xml:space="preserve"> en la carpeta </w:t>
+      </w:r>
+      <w:proofErr w:type="spellStart"/>
+      <w:r>
+        <w:rPr>
+          <w:color w:val="4A4A4A"/>
+          <w:sz w:val="19"/>
+          <w:szCs w:val="19"/>
+        </w:rPr>
+        <w:t>powerbi</w:t>
+      </w:r>
+      <w:proofErr w:type="spellEnd"/>
+      <w:r>
+        <w:rPr>
+          <w:color w:val="4A4A4A"/>
+          <w:sz w:val="19"/>
+          <w:szCs w:val="19"/>
+        </w:rPr>
+        <w:t>/</w:t>
       </w:r>
     </w:p>
     <w:p>
@@ -7649,7 +9358,25 @@
           <w:sz w:val="19"/>
           <w:szCs w:val="19"/>
         </w:rPr>
-        <w:t>Navegar a powerbi/DB/ y seleccionar parcelas.csv -&gt; Cargar</w:t>
+        <w:t xml:space="preserve">Navegar a </w:t>
+      </w:r>
+      <w:proofErr w:type="spellStart"/>
+      <w:r>
+        <w:rPr>
+          <w:color w:val="4A4A4A"/>
+          <w:sz w:val="19"/>
+          <w:szCs w:val="19"/>
+        </w:rPr>
+        <w:t>powerbi</w:t>
+      </w:r>
+      <w:proofErr w:type="spellEnd"/>
+      <w:r>
+        <w:rPr>
+          <w:color w:val="4A4A4A"/>
+          <w:sz w:val="19"/>
+          <w:szCs w:val="19"/>
+        </w:rPr>
+        <w:t>/DB/ y seleccionar parcelas.csv -&gt; Cargar</w:t>
       </w:r>
     </w:p>
     <w:p>
@@ -7743,7 +9470,79 @@
           <w:sz w:val="19"/>
           <w:szCs w:val="19"/>
         </w:rPr>
-        <w:t>En historial_riego: fecha_riego -&gt; tipo Fecha. volumen_m3ha, sobre_riego_pct, eficiencia_riego -&gt; tipo Numero decimal. cumplimiento_fao56 -&gt; tipo Verdadero/Falso</w:t>
+        <w:t xml:space="preserve">En </w:t>
+      </w:r>
+      <w:proofErr w:type="spellStart"/>
+      <w:r>
+        <w:rPr>
+          <w:color w:val="4A4A4A"/>
+          <w:sz w:val="19"/>
+          <w:szCs w:val="19"/>
+        </w:rPr>
+        <w:t>historial_riego</w:t>
+      </w:r>
+      <w:proofErr w:type="spellEnd"/>
+      <w:r>
+        <w:rPr>
+          <w:color w:val="4A4A4A"/>
+          <w:sz w:val="19"/>
+          <w:szCs w:val="19"/>
+        </w:rPr>
+        <w:t xml:space="preserve">: </w:t>
+      </w:r>
+      <w:proofErr w:type="spellStart"/>
+      <w:r>
+        <w:rPr>
+          <w:color w:val="4A4A4A"/>
+          <w:sz w:val="19"/>
+          <w:szCs w:val="19"/>
+        </w:rPr>
+        <w:t>fecha_riego</w:t>
+      </w:r>
+      <w:proofErr w:type="spellEnd"/>
+      <w:r>
+        <w:rPr>
+          <w:color w:val="4A4A4A"/>
+          <w:sz w:val="19"/>
+          <w:szCs w:val="19"/>
+        </w:rPr>
+        <w:t xml:space="preserve"> -&gt; tipo Fecha. volumen_m3ha, </w:t>
+      </w:r>
+      <w:proofErr w:type="spellStart"/>
+      <w:r>
+        <w:rPr>
+          <w:color w:val="4A4A4A"/>
+          <w:sz w:val="19"/>
+          <w:szCs w:val="19"/>
+        </w:rPr>
+        <w:t>sobre_riego_pct</w:t>
+      </w:r>
+      <w:proofErr w:type="spellEnd"/>
+      <w:r>
+        <w:rPr>
+          <w:color w:val="4A4A4A"/>
+          <w:sz w:val="19"/>
+          <w:szCs w:val="19"/>
+        </w:rPr>
+        <w:t xml:space="preserve">, </w:t>
+      </w:r>
+      <w:proofErr w:type="spellStart"/>
+      <w:r>
+        <w:rPr>
+          <w:color w:val="4A4A4A"/>
+          <w:sz w:val="19"/>
+          <w:szCs w:val="19"/>
+        </w:rPr>
+        <w:t>eficiencia_riego</w:t>
+      </w:r>
+      <w:proofErr w:type="spellEnd"/>
+      <w:r>
+        <w:rPr>
+          <w:color w:val="4A4A4A"/>
+          <w:sz w:val="19"/>
+          <w:szCs w:val="19"/>
+        </w:rPr>
+        <w:t xml:space="preserve"> -&gt; tipo Numero decimal. cumplimiento_fao56 -&gt; tipo Verdadero/Falso</w:t>
       </w:r>
     </w:p>
     <w:p>
@@ -7762,7 +9561,25 @@
           <w:sz w:val="19"/>
           <w:szCs w:val="19"/>
         </w:rPr>
-        <w:t>En parcelas: superficie_ha, latitud, longitud, eficiencia_riego_2025, eficiencia_riego_2026 -&gt; tipo Numero decimal</w:t>
+        <w:t xml:space="preserve">En parcelas: </w:t>
+      </w:r>
+      <w:proofErr w:type="spellStart"/>
+      <w:r>
+        <w:rPr>
+          <w:color w:val="4A4A4A"/>
+          <w:sz w:val="19"/>
+          <w:szCs w:val="19"/>
+        </w:rPr>
+        <w:t>superficie_ha</w:t>
+      </w:r>
+      <w:proofErr w:type="spellEnd"/>
+      <w:r>
+        <w:rPr>
+          <w:color w:val="4A4A4A"/>
+          <w:sz w:val="19"/>
+          <w:szCs w:val="19"/>
+        </w:rPr>
+        <w:t>, latitud, longitud, eficiencia_riego_2025, eficiencia_riego_2026 -&gt; tipo Numero decimal</w:t>
       </w:r>
     </w:p>
     <w:p>
@@ -7781,7 +9598,79 @@
           <w:sz w:val="19"/>
           <w:szCs w:val="19"/>
         </w:rPr>
-        <w:t>En recomendaciones: fecha_generacion, fecha_riego_sugerida -&gt; tipo Fecha. score_optimizacion, confianza_modelo -&gt; tipo Numero decimal</w:t>
+        <w:t xml:space="preserve">En recomendaciones: </w:t>
+      </w:r>
+      <w:proofErr w:type="spellStart"/>
+      <w:r>
+        <w:rPr>
+          <w:color w:val="4A4A4A"/>
+          <w:sz w:val="19"/>
+          <w:szCs w:val="19"/>
+        </w:rPr>
+        <w:t>fecha_generacion</w:t>
+      </w:r>
+      <w:proofErr w:type="spellEnd"/>
+      <w:r>
+        <w:rPr>
+          <w:color w:val="4A4A4A"/>
+          <w:sz w:val="19"/>
+          <w:szCs w:val="19"/>
+        </w:rPr>
+        <w:t xml:space="preserve">, </w:t>
+      </w:r>
+      <w:proofErr w:type="spellStart"/>
+      <w:r>
+        <w:rPr>
+          <w:color w:val="4A4A4A"/>
+          <w:sz w:val="19"/>
+          <w:szCs w:val="19"/>
+        </w:rPr>
+        <w:t>fecha_riego_sugerida</w:t>
+      </w:r>
+      <w:proofErr w:type="spellEnd"/>
+      <w:r>
+        <w:rPr>
+          <w:color w:val="4A4A4A"/>
+          <w:sz w:val="19"/>
+          <w:szCs w:val="19"/>
+        </w:rPr>
+        <w:t xml:space="preserve"> -&gt; tipo Fecha. </w:t>
+      </w:r>
+      <w:proofErr w:type="spellStart"/>
+      <w:r>
+        <w:rPr>
+          <w:color w:val="4A4A4A"/>
+          <w:sz w:val="19"/>
+          <w:szCs w:val="19"/>
+        </w:rPr>
+        <w:t>score_optimizacion</w:t>
+      </w:r>
+      <w:proofErr w:type="spellEnd"/>
+      <w:r>
+        <w:rPr>
+          <w:color w:val="4A4A4A"/>
+          <w:sz w:val="19"/>
+          <w:szCs w:val="19"/>
+        </w:rPr>
+        <w:t xml:space="preserve">, </w:t>
+      </w:r>
+      <w:proofErr w:type="spellStart"/>
+      <w:r>
+        <w:rPr>
+          <w:color w:val="4A4A4A"/>
+          <w:sz w:val="19"/>
+          <w:szCs w:val="19"/>
+        </w:rPr>
+        <w:t>confianza_modelo</w:t>
+      </w:r>
+      <w:proofErr w:type="spellEnd"/>
+      <w:r>
+        <w:rPr>
+          <w:color w:val="4A4A4A"/>
+          <w:sz w:val="19"/>
+          <w:szCs w:val="19"/>
+        </w:rPr>
+        <w:t xml:space="preserve"> -&gt; tipo Numero decimal</w:t>
       </w:r>
     </w:p>
     <w:p>
@@ -7800,7 +9689,43 @@
           <w:sz w:val="19"/>
           <w:szCs w:val="19"/>
         </w:rPr>
-        <w:t>En kpis_dashboard: valor_2025, valor_2026, mejora_pct -&gt; tipo Numero decimal</w:t>
+        <w:t xml:space="preserve">En </w:t>
+      </w:r>
+      <w:proofErr w:type="spellStart"/>
+      <w:r>
+        <w:rPr>
+          <w:color w:val="4A4A4A"/>
+          <w:sz w:val="19"/>
+          <w:szCs w:val="19"/>
+        </w:rPr>
+        <w:t>kpis_dashboard</w:t>
+      </w:r>
+      <w:proofErr w:type="spellEnd"/>
+      <w:r>
+        <w:rPr>
+          <w:color w:val="4A4A4A"/>
+          <w:sz w:val="19"/>
+          <w:szCs w:val="19"/>
+        </w:rPr>
+        <w:t xml:space="preserve">: valor_2025, valor_2026, </w:t>
+      </w:r>
+      <w:proofErr w:type="spellStart"/>
+      <w:r>
+        <w:rPr>
+          <w:color w:val="4A4A4A"/>
+          <w:sz w:val="19"/>
+          <w:szCs w:val="19"/>
+        </w:rPr>
+        <w:t>mejora_pct</w:t>
+      </w:r>
+      <w:proofErr w:type="spellEnd"/>
+      <w:r>
+        <w:rPr>
+          <w:color w:val="4A4A4A"/>
+          <w:sz w:val="19"/>
+          <w:szCs w:val="19"/>
+        </w:rPr>
+        <w:t xml:space="preserve"> -&gt; tipo Numero decimal</w:t>
       </w:r>
     </w:p>
     <w:p>
@@ -7819,7 +9744,25 @@
           <w:sz w:val="19"/>
           <w:szCs w:val="19"/>
         </w:rPr>
-        <w:t>Clic 'Cerrar y aplicar' cuando todos los tipos esten correctos</w:t>
+        <w:t xml:space="preserve">Clic 'Cerrar y aplicar' cuando todos los tipos </w:t>
+      </w:r>
+      <w:proofErr w:type="spellStart"/>
+      <w:r>
+        <w:rPr>
+          <w:color w:val="4A4A4A"/>
+          <w:sz w:val="19"/>
+          <w:szCs w:val="19"/>
+        </w:rPr>
+        <w:t>esten</w:t>
+      </w:r>
+      <w:proofErr w:type="spellEnd"/>
+      <w:r>
+        <w:rPr>
+          <w:color w:val="4A4A4A"/>
+          <w:sz w:val="19"/>
+          <w:szCs w:val="19"/>
+        </w:rPr>
+        <w:t xml:space="preserve"> correctos</w:t>
       </w:r>
     </w:p>
     <w:p>
@@ -7890,12 +9833,6 @@
         <w:gridCol w:w="1619"/>
       </w:tblGrid>
       <w:tr>
-        <w:tblPrEx>
-          <w:tblCellMar>
-            <w:top w:w="0" w:type="dxa"/>
-            <w:bottom w:w="0" w:type="dxa"/>
-          </w:tblCellMar>
-        </w:tblPrEx>
         <w:tc>
           <w:tcPr>
             <w:tcW w:w="3200" w:type="dxa"/>
@@ -8026,12 +9963,6 @@
         </w:tc>
       </w:tr>
       <w:tr>
-        <w:tblPrEx>
-          <w:tblCellMar>
-            <w:top w:w="0" w:type="dxa"/>
-            <w:bottom w:w="0" w:type="dxa"/>
-          </w:tblCellMar>
-        </w:tblPrEx>
         <w:tc>
           <w:tcPr>
             <w:tcW w:w="3200" w:type="dxa"/>
@@ -8050,8 +9981,21 @@
             <w:vAlign w:val="center"/>
           </w:tcPr>
           <w:p>
-            <w:r>
-              <w:t>historial_riego (id_parcela)</w:t>
+            <w:proofErr w:type="spellStart"/>
+            <w:r>
+              <w:t>historial_riego</w:t>
+            </w:r>
+            <w:proofErr w:type="spellEnd"/>
+            <w:r>
+              <w:t xml:space="preserve"> (</w:t>
+            </w:r>
+            <w:proofErr w:type="spellStart"/>
+            <w:r>
+              <w:t>id_parcela</w:t>
+            </w:r>
+            <w:proofErr w:type="spellEnd"/>
+            <w:r>
+              <w:t>)</w:t>
             </w:r>
           </w:p>
         </w:tc>
@@ -8074,7 +10018,15 @@
           </w:tcPr>
           <w:p>
             <w:r>
-              <w:t>parcelas (id_parcela)</w:t>
+              <w:t>parcelas (</w:t>
+            </w:r>
+            <w:proofErr w:type="spellStart"/>
+            <w:r>
+              <w:t>id_parcela</w:t>
+            </w:r>
+            <w:proofErr w:type="spellEnd"/>
+            <w:r>
+              <w:t>)</w:t>
             </w:r>
           </w:p>
         </w:tc>
@@ -8126,12 +10078,6 @@
         </w:tc>
       </w:tr>
       <w:tr>
-        <w:tblPrEx>
-          <w:tblCellMar>
-            <w:top w:w="0" w:type="dxa"/>
-            <w:bottom w:w="0" w:type="dxa"/>
-          </w:tblCellMar>
-        </w:tblPrEx>
         <w:tc>
           <w:tcPr>
             <w:tcW w:w="3200" w:type="dxa"/>
@@ -8151,8 +10097,21 @@
             <w:vAlign w:val="center"/>
           </w:tcPr>
           <w:p>
-            <w:r>
-              <w:t>historial_riego (id_ciclo)</w:t>
+            <w:proofErr w:type="spellStart"/>
+            <w:r>
+              <w:t>historial_riego</w:t>
+            </w:r>
+            <w:proofErr w:type="spellEnd"/>
+            <w:r>
+              <w:t xml:space="preserve"> (</w:t>
+            </w:r>
+            <w:proofErr w:type="spellStart"/>
+            <w:r>
+              <w:t>id_ciclo</w:t>
+            </w:r>
+            <w:proofErr w:type="spellEnd"/>
+            <w:r>
+              <w:t>)</w:t>
             </w:r>
           </w:p>
         </w:tc>
@@ -8175,8 +10134,21 @@
             <w:vAlign w:val="center"/>
           </w:tcPr>
           <w:p>
-            <w:r>
-              <w:t>ciclos_agricolas (id_ciclo)</w:t>
+            <w:proofErr w:type="spellStart"/>
+            <w:r>
+              <w:t>ciclos_agricolas</w:t>
+            </w:r>
+            <w:proofErr w:type="spellEnd"/>
+            <w:r>
+              <w:t xml:space="preserve"> (</w:t>
+            </w:r>
+            <w:proofErr w:type="spellStart"/>
+            <w:r>
+              <w:t>id_ciclo</w:t>
+            </w:r>
+            <w:proofErr w:type="spellEnd"/>
+            <w:r>
+              <w:t>)</w:t>
             </w:r>
           </w:p>
         </w:tc>
@@ -8230,12 +10202,6 @@
         </w:tc>
       </w:tr>
       <w:tr>
-        <w:tblPrEx>
-          <w:tblCellMar>
-            <w:top w:w="0" w:type="dxa"/>
-            <w:bottom w:w="0" w:type="dxa"/>
-          </w:tblCellMar>
-        </w:tblPrEx>
         <w:tc>
           <w:tcPr>
             <w:tcW w:w="3200" w:type="dxa"/>
@@ -8255,7 +10221,15 @@
           </w:tcPr>
           <w:p>
             <w:r>
-              <w:t>recomendaciones (id_parcela)</w:t>
+              <w:t>recomendaciones (</w:t>
+            </w:r>
+            <w:proofErr w:type="spellStart"/>
+            <w:r>
+              <w:t>id_parcela</w:t>
+            </w:r>
+            <w:proofErr w:type="spellEnd"/>
+            <w:r>
+              <w:t>)</w:t>
             </w:r>
           </w:p>
         </w:tc>
@@ -8278,7 +10252,15 @@
           </w:tcPr>
           <w:p>
             <w:r>
-              <w:t>parcelas (id_parcela)</w:t>
+              <w:t>parcelas (</w:t>
+            </w:r>
+            <w:proofErr w:type="spellStart"/>
+            <w:r>
+              <w:t>id_parcela</w:t>
+            </w:r>
+            <w:proofErr w:type="spellEnd"/>
+            <w:r>
+              <w:t>)</w:t>
             </w:r>
           </w:p>
         </w:tc>
@@ -8330,12 +10312,6 @@
         </w:tc>
       </w:tr>
       <w:tr>
-        <w:tblPrEx>
-          <w:tblCellMar>
-            <w:top w:w="0" w:type="dxa"/>
-            <w:bottom w:w="0" w:type="dxa"/>
-          </w:tblCellMar>
-        </w:tblPrEx>
         <w:tc>
           <w:tcPr>
             <w:tcW w:w="3200" w:type="dxa"/>
@@ -8356,7 +10332,15 @@
           </w:tcPr>
           <w:p>
             <w:r>
-              <w:t>recomendaciones (id_ciclo)</w:t>
+              <w:t>recomendaciones (</w:t>
+            </w:r>
+            <w:proofErr w:type="spellStart"/>
+            <w:r>
+              <w:t>id_ciclo</w:t>
+            </w:r>
+            <w:proofErr w:type="spellEnd"/>
+            <w:r>
+              <w:t>)</w:t>
             </w:r>
           </w:p>
         </w:tc>
@@ -8379,8 +10363,21 @@
             <w:vAlign w:val="center"/>
           </w:tcPr>
           <w:p>
-            <w:r>
-              <w:t>ciclos_agricolas (id_ciclo)</w:t>
+            <w:proofErr w:type="spellStart"/>
+            <w:r>
+              <w:t>ciclos_agricolas</w:t>
+            </w:r>
+            <w:proofErr w:type="spellEnd"/>
+            <w:r>
+              <w:t xml:space="preserve"> (</w:t>
+            </w:r>
+            <w:proofErr w:type="spellStart"/>
+            <w:r>
+              <w:t>id_ciclo</w:t>
+            </w:r>
+            <w:proofErr w:type="spellEnd"/>
+            <w:r>
+              <w:t>)</w:t>
             </w:r>
           </w:p>
         </w:tc>
@@ -8453,7 +10450,61 @@
           <w:sz w:val="18"/>
           <w:szCs w:val="18"/>
         </w:rPr>
-        <w:t>Si Power BI detecta relaciones automaticamente, verificar que coincidan con la tabla anterior. Eliminar cualquier relacion automatica incorrecta antes de continuar.</w:t>
+        <w:t xml:space="preserve">Si Power BI detecta relaciones </w:t>
+      </w:r>
+      <w:proofErr w:type="spellStart"/>
+      <w:r>
+        <w:rPr>
+          <w:color w:val="4A4A4A"/>
+          <w:sz w:val="18"/>
+          <w:szCs w:val="18"/>
+        </w:rPr>
+        <w:t>automaticamente</w:t>
+      </w:r>
+      <w:proofErr w:type="spellEnd"/>
+      <w:r>
+        <w:rPr>
+          <w:color w:val="4A4A4A"/>
+          <w:sz w:val="18"/>
+          <w:szCs w:val="18"/>
+        </w:rPr>
+        <w:t xml:space="preserve">, verificar que coincidan con la tabla anterior. Eliminar cualquier </w:t>
+      </w:r>
+      <w:proofErr w:type="spellStart"/>
+      <w:r>
+        <w:rPr>
+          <w:color w:val="4A4A4A"/>
+          <w:sz w:val="18"/>
+          <w:szCs w:val="18"/>
+        </w:rPr>
+        <w:t>relacion</w:t>
+      </w:r>
+      <w:proofErr w:type="spellEnd"/>
+      <w:r>
+        <w:rPr>
+          <w:color w:val="4A4A4A"/>
+          <w:sz w:val="18"/>
+          <w:szCs w:val="18"/>
+        </w:rPr>
+        <w:t xml:space="preserve"> </w:t>
+      </w:r>
+      <w:proofErr w:type="spellStart"/>
+      <w:r>
+        <w:rPr>
+          <w:color w:val="4A4A4A"/>
+          <w:sz w:val="18"/>
+          <w:szCs w:val="18"/>
+        </w:rPr>
+        <w:t>automatica</w:t>
+      </w:r>
+      <w:proofErr w:type="spellEnd"/>
+      <w:r>
+        <w:rPr>
+          <w:color w:val="4A4A4A"/>
+          <w:sz w:val="18"/>
+          <w:szCs w:val="18"/>
+        </w:rPr>
+        <w:t xml:space="preserve"> incorrecta antes de continuar.</w:t>
       </w:r>
     </w:p>
     <w:p>
@@ -8501,7 +10552,25 @@
           <w:sz w:val="18"/>
           <w:szCs w:val="18"/>
         </w:rPr>
-        <w:t>Todas las medidas se crean en la tabla historial_riego. Clic derecho sobre la tabla en el panel Campos -&gt; Nueva medida.</w:t>
+        <w:t xml:space="preserve">Todas las medidas se crean en la tabla </w:t>
+      </w:r>
+      <w:proofErr w:type="spellStart"/>
+      <w:r>
+        <w:rPr>
+          <w:color w:val="4A4A4A"/>
+          <w:sz w:val="18"/>
+          <w:szCs w:val="18"/>
+        </w:rPr>
+        <w:t>historial_riego</w:t>
+      </w:r>
+      <w:proofErr w:type="spellEnd"/>
+      <w:r>
+        <w:rPr>
+          <w:color w:val="4A4A4A"/>
+          <w:sz w:val="18"/>
+          <w:szCs w:val="18"/>
+        </w:rPr>
+        <w:t>. Clic derecho sobre la tabla en el panel Campos -&gt; Nueva medida.</w:t>
       </w:r>
     </w:p>
     <w:p>
@@ -8534,7 +10603,227 @@
           <w:sz w:val="18"/>
           <w:szCs w:val="18"/>
         </w:rPr>
-        <w:t>Consumo Promedio m3ha = AVERAGEX(SUMMARIZE(historial_riego, historial_riego[id_parcela], historial_riego[id_ciclo], "TotalVol", SUM(historial_riego[volumen_total_m3]), "Sup", RELATED(parcelas[superficie_ha])), [TotalVol] / [Sup])</w:t>
+        <w:t>Consumo Promedio m3ha = AVERAGEX(SUMMARIZE(</w:t>
+      </w:r>
+      <w:proofErr w:type="spellStart"/>
+      <w:r>
+        <w:rPr>
+          <w:rFonts w:ascii="Courier New" w:eastAsia="Courier New" w:hAnsi="Courier New" w:cs="Courier New"/>
+          <w:color w:val="0D7377"/>
+          <w:sz w:val="18"/>
+          <w:szCs w:val="18"/>
+        </w:rPr>
+        <w:t>historial_riego</w:t>
+      </w:r>
+      <w:proofErr w:type="spellEnd"/>
+      <w:r>
+        <w:rPr>
+          <w:rFonts w:ascii="Courier New" w:eastAsia="Courier New" w:hAnsi="Courier New" w:cs="Courier New"/>
+          <w:color w:val="0D7377"/>
+          <w:sz w:val="18"/>
+          <w:szCs w:val="18"/>
+        </w:rPr>
+        <w:t xml:space="preserve">, </w:t>
+      </w:r>
+      <w:proofErr w:type="spellStart"/>
+      <w:r>
+        <w:rPr>
+          <w:rFonts w:ascii="Courier New" w:eastAsia="Courier New" w:hAnsi="Courier New" w:cs="Courier New"/>
+          <w:color w:val="0D7377"/>
+          <w:sz w:val="18"/>
+          <w:szCs w:val="18"/>
+        </w:rPr>
+        <w:t>historial_riego</w:t>
+      </w:r>
+      <w:proofErr w:type="spellEnd"/>
+      <w:r>
+        <w:rPr>
+          <w:rFonts w:ascii="Courier New" w:eastAsia="Courier New" w:hAnsi="Courier New" w:cs="Courier New"/>
+          <w:color w:val="0D7377"/>
+          <w:sz w:val="18"/>
+          <w:szCs w:val="18"/>
+        </w:rPr>
+        <w:t>[</w:t>
+      </w:r>
+      <w:proofErr w:type="spellStart"/>
+      <w:r>
+        <w:rPr>
+          <w:rFonts w:ascii="Courier New" w:eastAsia="Courier New" w:hAnsi="Courier New" w:cs="Courier New"/>
+          <w:color w:val="0D7377"/>
+          <w:sz w:val="18"/>
+          <w:szCs w:val="18"/>
+        </w:rPr>
+        <w:t>id_parcela</w:t>
+      </w:r>
+      <w:proofErr w:type="spellEnd"/>
+      <w:r>
+        <w:rPr>
+          <w:rFonts w:ascii="Courier New" w:eastAsia="Courier New" w:hAnsi="Courier New" w:cs="Courier New"/>
+          <w:color w:val="0D7377"/>
+          <w:sz w:val="18"/>
+          <w:szCs w:val="18"/>
+        </w:rPr>
+        <w:t xml:space="preserve">], </w:t>
+      </w:r>
+      <w:proofErr w:type="spellStart"/>
+      <w:r>
+        <w:rPr>
+          <w:rFonts w:ascii="Courier New" w:eastAsia="Courier New" w:hAnsi="Courier New" w:cs="Courier New"/>
+          <w:color w:val="0D7377"/>
+          <w:sz w:val="18"/>
+          <w:szCs w:val="18"/>
+        </w:rPr>
+        <w:t>historial_riego</w:t>
+      </w:r>
+      <w:proofErr w:type="spellEnd"/>
+      <w:r>
+        <w:rPr>
+          <w:rFonts w:ascii="Courier New" w:eastAsia="Courier New" w:hAnsi="Courier New" w:cs="Courier New"/>
+          <w:color w:val="0D7377"/>
+          <w:sz w:val="18"/>
+          <w:szCs w:val="18"/>
+        </w:rPr>
+        <w:t>[</w:t>
+      </w:r>
+      <w:proofErr w:type="spellStart"/>
+      <w:r>
+        <w:rPr>
+          <w:rFonts w:ascii="Courier New" w:eastAsia="Courier New" w:hAnsi="Courier New" w:cs="Courier New"/>
+          <w:color w:val="0D7377"/>
+          <w:sz w:val="18"/>
+          <w:szCs w:val="18"/>
+        </w:rPr>
+        <w:t>id_ciclo</w:t>
+      </w:r>
+      <w:proofErr w:type="spellEnd"/>
+      <w:r>
+        <w:rPr>
+          <w:rFonts w:ascii="Courier New" w:eastAsia="Courier New" w:hAnsi="Courier New" w:cs="Courier New"/>
+          <w:color w:val="0D7377"/>
+          <w:sz w:val="18"/>
+          <w:szCs w:val="18"/>
+        </w:rPr>
+        <w:t>], "</w:t>
+      </w:r>
+      <w:proofErr w:type="spellStart"/>
+      <w:r>
+        <w:rPr>
+          <w:rFonts w:ascii="Courier New" w:eastAsia="Courier New" w:hAnsi="Courier New" w:cs="Courier New"/>
+          <w:color w:val="0D7377"/>
+          <w:sz w:val="18"/>
+          <w:szCs w:val="18"/>
+        </w:rPr>
+        <w:t>TotalVol</w:t>
+      </w:r>
+      <w:proofErr w:type="spellEnd"/>
+      <w:r>
+        <w:rPr>
+          <w:rFonts w:ascii="Courier New" w:eastAsia="Courier New" w:hAnsi="Courier New" w:cs="Courier New"/>
+          <w:color w:val="0D7377"/>
+          <w:sz w:val="18"/>
+          <w:szCs w:val="18"/>
+        </w:rPr>
+        <w:t>", SUM(</w:t>
+      </w:r>
+      <w:proofErr w:type="spellStart"/>
+      <w:r>
+        <w:rPr>
+          <w:rFonts w:ascii="Courier New" w:eastAsia="Courier New" w:hAnsi="Courier New" w:cs="Courier New"/>
+          <w:color w:val="0D7377"/>
+          <w:sz w:val="18"/>
+          <w:szCs w:val="18"/>
+        </w:rPr>
+        <w:t>historial_riego</w:t>
+      </w:r>
+      <w:proofErr w:type="spellEnd"/>
+      <w:r>
+        <w:rPr>
+          <w:rFonts w:ascii="Courier New" w:eastAsia="Courier New" w:hAnsi="Courier New" w:cs="Courier New"/>
+          <w:color w:val="0D7377"/>
+          <w:sz w:val="18"/>
+          <w:szCs w:val="18"/>
+        </w:rPr>
+        <w:t>[volumen_total_m3]), "</w:t>
+      </w:r>
+      <w:proofErr w:type="spellStart"/>
+      <w:r>
+        <w:rPr>
+          <w:rFonts w:ascii="Courier New" w:eastAsia="Courier New" w:hAnsi="Courier New" w:cs="Courier New"/>
+          <w:color w:val="0D7377"/>
+          <w:sz w:val="18"/>
+          <w:szCs w:val="18"/>
+        </w:rPr>
+        <w:t>Sup</w:t>
+      </w:r>
+      <w:proofErr w:type="spellEnd"/>
+      <w:r>
+        <w:rPr>
+          <w:rFonts w:ascii="Courier New" w:eastAsia="Courier New" w:hAnsi="Courier New" w:cs="Courier New"/>
+          <w:color w:val="0D7377"/>
+          <w:sz w:val="18"/>
+          <w:szCs w:val="18"/>
+        </w:rPr>
+        <w:t>", RELATED(parcelas[</w:t>
+      </w:r>
+      <w:proofErr w:type="spellStart"/>
+      <w:r>
+        <w:rPr>
+          <w:rFonts w:ascii="Courier New" w:eastAsia="Courier New" w:hAnsi="Courier New" w:cs="Courier New"/>
+          <w:color w:val="0D7377"/>
+          <w:sz w:val="18"/>
+          <w:szCs w:val="18"/>
+        </w:rPr>
+        <w:t>superficie_ha</w:t>
+      </w:r>
+      <w:proofErr w:type="spellEnd"/>
+      <w:r>
+        <w:rPr>
+          <w:rFonts w:ascii="Courier New" w:eastAsia="Courier New" w:hAnsi="Courier New" w:cs="Courier New"/>
+          <w:color w:val="0D7377"/>
+          <w:sz w:val="18"/>
+          <w:szCs w:val="18"/>
+        </w:rPr>
+        <w:t>])), [</w:t>
+      </w:r>
+      <w:proofErr w:type="spellStart"/>
+      <w:r>
+        <w:rPr>
+          <w:rFonts w:ascii="Courier New" w:eastAsia="Courier New" w:hAnsi="Courier New" w:cs="Courier New"/>
+          <w:color w:val="0D7377"/>
+          <w:sz w:val="18"/>
+          <w:szCs w:val="18"/>
+        </w:rPr>
+        <w:t>TotalVol</w:t>
+      </w:r>
+      <w:proofErr w:type="spellEnd"/>
+      <w:r>
+        <w:rPr>
+          <w:rFonts w:ascii="Courier New" w:eastAsia="Courier New" w:hAnsi="Courier New" w:cs="Courier New"/>
+          <w:color w:val="0D7377"/>
+          <w:sz w:val="18"/>
+          <w:szCs w:val="18"/>
+        </w:rPr>
+        <w:t>] / [</w:t>
+      </w:r>
+      <w:proofErr w:type="spellStart"/>
+      <w:r>
+        <w:rPr>
+          <w:rFonts w:ascii="Courier New" w:eastAsia="Courier New" w:hAnsi="Courier New" w:cs="Courier New"/>
+          <w:color w:val="0D7377"/>
+          <w:sz w:val="18"/>
+          <w:szCs w:val="18"/>
+        </w:rPr>
+        <w:t>Sup</w:t>
+      </w:r>
+      <w:proofErr w:type="spellEnd"/>
+      <w:r>
+        <w:rPr>
+          <w:rFonts w:ascii="Courier New" w:eastAsia="Courier New" w:hAnsi="Courier New" w:cs="Courier New"/>
+          <w:color w:val="0D7377"/>
+          <w:sz w:val="18"/>
+          <w:szCs w:val="18"/>
+        </w:rPr>
+        <w:t>])</w:t>
       </w:r>
     </w:p>
     <w:p>
@@ -8567,7 +10856,87 @@
           <w:sz w:val="18"/>
           <w:szCs w:val="18"/>
         </w:rPr>
-        <w:t>Ahorro m3 = VAR vol25 = CALCULATE(SUM(historial_riego[volumen_total_m3]), ciclos_agricolas[ciclo] = "PV-2025") VAR vol26 = CALCULATE(SUM(historial_riego[volumen_total_m3]), ciclos_agricolas[ciclo] = "PV-2026") RETURN vol25 - vol26</w:t>
+        <w:t>Ahorro m3 = VAR vol25 = CALCULATE(SUM(</w:t>
+      </w:r>
+      <w:proofErr w:type="spellStart"/>
+      <w:r>
+        <w:rPr>
+          <w:rFonts w:ascii="Courier New" w:eastAsia="Courier New" w:hAnsi="Courier New" w:cs="Courier New"/>
+          <w:color w:val="0D7377"/>
+          <w:sz w:val="18"/>
+          <w:szCs w:val="18"/>
+        </w:rPr>
+        <w:t>historial_riego</w:t>
+      </w:r>
+      <w:proofErr w:type="spellEnd"/>
+      <w:r>
+        <w:rPr>
+          <w:rFonts w:ascii="Courier New" w:eastAsia="Courier New" w:hAnsi="Courier New" w:cs="Courier New"/>
+          <w:color w:val="0D7377"/>
+          <w:sz w:val="18"/>
+          <w:szCs w:val="18"/>
+        </w:rPr>
+        <w:t xml:space="preserve">[volumen_total_m3]), </w:t>
+      </w:r>
+      <w:proofErr w:type="spellStart"/>
+      <w:r>
+        <w:rPr>
+          <w:rFonts w:ascii="Courier New" w:eastAsia="Courier New" w:hAnsi="Courier New" w:cs="Courier New"/>
+          <w:color w:val="0D7377"/>
+          <w:sz w:val="18"/>
+          <w:szCs w:val="18"/>
+        </w:rPr>
+        <w:t>ciclos_agricolas</w:t>
+      </w:r>
+      <w:proofErr w:type="spellEnd"/>
+      <w:r>
+        <w:rPr>
+          <w:rFonts w:ascii="Courier New" w:eastAsia="Courier New" w:hAnsi="Courier New" w:cs="Courier New"/>
+          <w:color w:val="0D7377"/>
+          <w:sz w:val="18"/>
+          <w:szCs w:val="18"/>
+        </w:rPr>
+        <w:t>[ciclo] = "PV-2025") VAR vol26 = CALCULATE(SUM(</w:t>
+      </w:r>
+      <w:proofErr w:type="spellStart"/>
+      <w:r>
+        <w:rPr>
+          <w:rFonts w:ascii="Courier New" w:eastAsia="Courier New" w:hAnsi="Courier New" w:cs="Courier New"/>
+          <w:color w:val="0D7377"/>
+          <w:sz w:val="18"/>
+          <w:szCs w:val="18"/>
+        </w:rPr>
+        <w:t>historial_riego</w:t>
+      </w:r>
+      <w:proofErr w:type="spellEnd"/>
+      <w:r>
+        <w:rPr>
+          <w:rFonts w:ascii="Courier New" w:eastAsia="Courier New" w:hAnsi="Courier New" w:cs="Courier New"/>
+          <w:color w:val="0D7377"/>
+          <w:sz w:val="18"/>
+          <w:szCs w:val="18"/>
+        </w:rPr>
+        <w:t xml:space="preserve">[volumen_total_m3]), </w:t>
+      </w:r>
+      <w:proofErr w:type="spellStart"/>
+      <w:r>
+        <w:rPr>
+          <w:rFonts w:ascii="Courier New" w:eastAsia="Courier New" w:hAnsi="Courier New" w:cs="Courier New"/>
+          <w:color w:val="0D7377"/>
+          <w:sz w:val="18"/>
+          <w:szCs w:val="18"/>
+        </w:rPr>
+        <w:t>ciclos_agricolas</w:t>
+      </w:r>
+      <w:proofErr w:type="spellEnd"/>
+      <w:r>
+        <w:rPr>
+          <w:rFonts w:ascii="Courier New" w:eastAsia="Courier New" w:hAnsi="Courier New" w:cs="Courier New"/>
+          <w:color w:val="0D7377"/>
+          <w:sz w:val="18"/>
+          <w:szCs w:val="18"/>
+        </w:rPr>
+        <w:t>[ciclo] = "PV-2026") RETURN vol25 - vol26</w:t>
       </w:r>
     </w:p>
     <w:p>
@@ -8585,7 +10954,15 @@
         <w:spacing w:before="60"/>
       </w:pPr>
       <w:r>
-        <w:t>Medida: Ahorro Economico MXN</w:t>
+        <w:t xml:space="preserve">Medida: Ahorro </w:t>
+      </w:r>
+      <w:proofErr w:type="spellStart"/>
+      <w:r>
+        <w:t>Economico</w:t>
+      </w:r>
+      <w:proofErr w:type="spellEnd"/>
+      <w:r>
+        <w:t xml:space="preserve"> MXN</w:t>
       </w:r>
     </w:p>
     <w:p>
@@ -8633,7 +11010,67 @@
           <w:sz w:val="18"/>
           <w:szCs w:val="18"/>
         </w:rPr>
-        <w:t>Cumplimiento FAO56 % = DIVIDE(COUNTROWS(FILTER(historial_riego, historial_riego[cumplimiento_fao56] = TRUE())), COUNTROWS(historial_riego)) * 100</w:t>
+        <w:t>Cumplimiento FAO56 % = DIVIDE(COUNTROWS(FILTER(</w:t>
+      </w:r>
+      <w:proofErr w:type="spellStart"/>
+      <w:r>
+        <w:rPr>
+          <w:rFonts w:ascii="Courier New" w:eastAsia="Courier New" w:hAnsi="Courier New" w:cs="Courier New"/>
+          <w:color w:val="0D7377"/>
+          <w:sz w:val="18"/>
+          <w:szCs w:val="18"/>
+        </w:rPr>
+        <w:t>historial_riego</w:t>
+      </w:r>
+      <w:proofErr w:type="spellEnd"/>
+      <w:r>
+        <w:rPr>
+          <w:rFonts w:ascii="Courier New" w:eastAsia="Courier New" w:hAnsi="Courier New" w:cs="Courier New"/>
+          <w:color w:val="0D7377"/>
+          <w:sz w:val="18"/>
+          <w:szCs w:val="18"/>
+        </w:rPr>
+        <w:t xml:space="preserve">, </w:t>
+      </w:r>
+      <w:proofErr w:type="spellStart"/>
+      <w:r>
+        <w:rPr>
+          <w:rFonts w:ascii="Courier New" w:eastAsia="Courier New" w:hAnsi="Courier New" w:cs="Courier New"/>
+          <w:color w:val="0D7377"/>
+          <w:sz w:val="18"/>
+          <w:szCs w:val="18"/>
+        </w:rPr>
+        <w:t>historial_riego</w:t>
+      </w:r>
+      <w:proofErr w:type="spellEnd"/>
+      <w:r>
+        <w:rPr>
+          <w:rFonts w:ascii="Courier New" w:eastAsia="Courier New" w:hAnsi="Courier New" w:cs="Courier New"/>
+          <w:color w:val="0D7377"/>
+          <w:sz w:val="18"/>
+          <w:szCs w:val="18"/>
+        </w:rPr>
+        <w:t>[cumplimiento_fao56] = TRUE())), COUNTROWS(</w:t>
+      </w:r>
+      <w:proofErr w:type="spellStart"/>
+      <w:r>
+        <w:rPr>
+          <w:rFonts w:ascii="Courier New" w:eastAsia="Courier New" w:hAnsi="Courier New" w:cs="Courier New"/>
+          <w:color w:val="0D7377"/>
+          <w:sz w:val="18"/>
+          <w:szCs w:val="18"/>
+        </w:rPr>
+        <w:t>historial_riego</w:t>
+      </w:r>
+      <w:proofErr w:type="spellEnd"/>
+      <w:r>
+        <w:rPr>
+          <w:rFonts w:ascii="Courier New" w:eastAsia="Courier New" w:hAnsi="Courier New" w:cs="Courier New"/>
+          <w:color w:val="0D7377"/>
+          <w:sz w:val="18"/>
+          <w:szCs w:val="18"/>
+        </w:rPr>
+        <w:t>)) * 100</w:t>
       </w:r>
     </w:p>
     <w:p>
@@ -8666,7 +11103,47 @@
           <w:sz w:val="18"/>
           <w:szCs w:val="18"/>
         </w:rPr>
-        <w:t>Alertas Activas = COUNTROWS(FILTER(historial_riego, historial_riego[alerta] &lt;&gt; ""))</w:t>
+        <w:t>Alertas Activas = COUNTROWS(FILTER(</w:t>
+      </w:r>
+      <w:proofErr w:type="spellStart"/>
+      <w:r>
+        <w:rPr>
+          <w:rFonts w:ascii="Courier New" w:eastAsia="Courier New" w:hAnsi="Courier New" w:cs="Courier New"/>
+          <w:color w:val="0D7377"/>
+          <w:sz w:val="18"/>
+          <w:szCs w:val="18"/>
+        </w:rPr>
+        <w:t>historial_riego</w:t>
+      </w:r>
+      <w:proofErr w:type="spellEnd"/>
+      <w:r>
+        <w:rPr>
+          <w:rFonts w:ascii="Courier New" w:eastAsia="Courier New" w:hAnsi="Courier New" w:cs="Courier New"/>
+          <w:color w:val="0D7377"/>
+          <w:sz w:val="18"/>
+          <w:szCs w:val="18"/>
+        </w:rPr>
+        <w:t xml:space="preserve">, </w:t>
+      </w:r>
+      <w:proofErr w:type="spellStart"/>
+      <w:r>
+        <w:rPr>
+          <w:rFonts w:ascii="Courier New" w:eastAsia="Courier New" w:hAnsi="Courier New" w:cs="Courier New"/>
+          <w:color w:val="0D7377"/>
+          <w:sz w:val="18"/>
+          <w:szCs w:val="18"/>
+        </w:rPr>
+        <w:t>historial_riego</w:t>
+      </w:r>
+      <w:proofErr w:type="spellEnd"/>
+      <w:r>
+        <w:rPr>
+          <w:rFonts w:ascii="Courier New" w:eastAsia="Courier New" w:hAnsi="Courier New" w:cs="Courier New"/>
+          <w:color w:val="0D7377"/>
+          <w:sz w:val="18"/>
+          <w:szCs w:val="18"/>
+        </w:rPr>
+        <w:t>[alerta] &lt;&gt; ""))</w:t>
       </w:r>
     </w:p>
     <w:p>
@@ -8684,7 +11161,15 @@
         <w:spacing w:before="60"/>
       </w:pPr>
       <w:r>
-        <w:t>Medida: Sobre-riego Promedio %</w:t>
+        <w:t xml:space="preserve">Medida: </w:t>
+      </w:r>
+      <w:proofErr w:type="spellStart"/>
+      <w:r>
+        <w:t>Sobre-riego</w:t>
+      </w:r>
+      <w:proofErr w:type="spellEnd"/>
+      <w:r>
+        <w:t xml:space="preserve"> Promedio %</w:t>
       </w:r>
     </w:p>
     <w:p>
@@ -8699,7 +11184,67 @@
           <w:sz w:val="18"/>
           <w:szCs w:val="18"/>
         </w:rPr>
-        <w:t>Sobre Riego Avg % = AVERAGE(historial_riego[sobre_riego_pct])</w:t>
+        <w:t xml:space="preserve">Sobre Riego </w:t>
+      </w:r>
+      <w:proofErr w:type="spellStart"/>
+      <w:r>
+        <w:rPr>
+          <w:rFonts w:ascii="Courier New" w:eastAsia="Courier New" w:hAnsi="Courier New" w:cs="Courier New"/>
+          <w:color w:val="0D7377"/>
+          <w:sz w:val="18"/>
+          <w:szCs w:val="18"/>
+        </w:rPr>
+        <w:t>Avg</w:t>
+      </w:r>
+      <w:proofErr w:type="spellEnd"/>
+      <w:r>
+        <w:rPr>
+          <w:rFonts w:ascii="Courier New" w:eastAsia="Courier New" w:hAnsi="Courier New" w:cs="Courier New"/>
+          <w:color w:val="0D7377"/>
+          <w:sz w:val="18"/>
+          <w:szCs w:val="18"/>
+        </w:rPr>
+        <w:t xml:space="preserve"> % = AVERAGE(</w:t>
+      </w:r>
+      <w:proofErr w:type="spellStart"/>
+      <w:r>
+        <w:rPr>
+          <w:rFonts w:ascii="Courier New" w:eastAsia="Courier New" w:hAnsi="Courier New" w:cs="Courier New"/>
+          <w:color w:val="0D7377"/>
+          <w:sz w:val="18"/>
+          <w:szCs w:val="18"/>
+        </w:rPr>
+        <w:t>historial_riego</w:t>
+      </w:r>
+      <w:proofErr w:type="spellEnd"/>
+      <w:r>
+        <w:rPr>
+          <w:rFonts w:ascii="Courier New" w:eastAsia="Courier New" w:hAnsi="Courier New" w:cs="Courier New"/>
+          <w:color w:val="0D7377"/>
+          <w:sz w:val="18"/>
+          <w:szCs w:val="18"/>
+        </w:rPr>
+        <w:t>[</w:t>
+      </w:r>
+      <w:proofErr w:type="spellStart"/>
+      <w:r>
+        <w:rPr>
+          <w:rFonts w:ascii="Courier New" w:eastAsia="Courier New" w:hAnsi="Courier New" w:cs="Courier New"/>
+          <w:color w:val="0D7377"/>
+          <w:sz w:val="18"/>
+          <w:szCs w:val="18"/>
+        </w:rPr>
+        <w:t>sobre_riego_pct</w:t>
+      </w:r>
+      <w:proofErr w:type="spellEnd"/>
+      <w:r>
+        <w:rPr>
+          <w:rFonts w:ascii="Courier New" w:eastAsia="Courier New" w:hAnsi="Courier New" w:cs="Courier New"/>
+          <w:color w:val="0D7377"/>
+          <w:sz w:val="18"/>
+          <w:szCs w:val="18"/>
+        </w:rPr>
+        <w:t>])</w:t>
       </w:r>
     </w:p>
     <w:p>
@@ -8717,7 +11262,15 @@
         <w:spacing w:before="60"/>
       </w:pPr>
       <w:r>
-        <w:t>Medida: Objetivo FAO-56 (linea de referencia)</w:t>
+        <w:t>Medida: Objetivo FAO-56 (</w:t>
+      </w:r>
+      <w:proofErr w:type="spellStart"/>
+      <w:r>
+        <w:t>linea</w:t>
+      </w:r>
+      <w:proofErr w:type="spellEnd"/>
+      <w:r>
+        <w:t xml:space="preserve"> de referencia)</w:t>
       </w:r>
     </w:p>
     <w:p>
@@ -8732,7 +11285,27 @@
           <w:sz w:val="18"/>
           <w:szCs w:val="18"/>
         </w:rPr>
-        <w:t>Objetivo FAO56 m3ha = AVERAGEX(RELATEDTABLE(parcelas), RELATED(cultivos_catalogo[consumo_objetivo_m3ha]))</w:t>
+        <w:t>Objetivo FAO56 m3ha = AVERAGEX(RELATEDTABLE(parcelas), RELATED(</w:t>
+      </w:r>
+      <w:proofErr w:type="spellStart"/>
+      <w:r>
+        <w:rPr>
+          <w:rFonts w:ascii="Courier New" w:eastAsia="Courier New" w:hAnsi="Courier New" w:cs="Courier New"/>
+          <w:color w:val="0D7377"/>
+          <w:sz w:val="18"/>
+          <w:szCs w:val="18"/>
+        </w:rPr>
+        <w:t>cultivos_catalogo</w:t>
+      </w:r>
+      <w:proofErr w:type="spellEnd"/>
+      <w:r>
+        <w:rPr>
+          <w:rFonts w:ascii="Courier New" w:eastAsia="Courier New" w:hAnsi="Courier New" w:cs="Courier New"/>
+          <w:color w:val="0D7377"/>
+          <w:sz w:val="18"/>
+          <w:szCs w:val="18"/>
+        </w:rPr>
+        <w:t>[consumo_objetivo_m3ha]))</w:t>
       </w:r>
     </w:p>
     <w:p>
@@ -8783,7 +11356,43 @@
           <w:sz w:val="19"/>
           <w:szCs w:val="19"/>
         </w:rPr>
-        <w:t>Cinta superior -&gt; Ver -&gt; Temas -&gt; Temas integrados -&gt; Explorador nocturno (Night Navigator) — es el mas cercano al esquema de color propuesto</w:t>
+        <w:t xml:space="preserve">Cinta superior -&gt; Ver -&gt; Temas -&gt; Temas integrados -&gt; Explorador nocturno (Night </w:t>
+      </w:r>
+      <w:proofErr w:type="spellStart"/>
+      <w:r>
+        <w:rPr>
+          <w:color w:val="4A4A4A"/>
+          <w:sz w:val="19"/>
+          <w:szCs w:val="19"/>
+        </w:rPr>
+        <w:t>Navigator</w:t>
+      </w:r>
+      <w:proofErr w:type="spellEnd"/>
+      <w:r>
+        <w:rPr>
+          <w:color w:val="4A4A4A"/>
+          <w:sz w:val="19"/>
+          <w:szCs w:val="19"/>
+        </w:rPr>
+        <w:t xml:space="preserve">) — es el </w:t>
+      </w:r>
+      <w:proofErr w:type="spellStart"/>
+      <w:r>
+        <w:rPr>
+          <w:color w:val="4A4A4A"/>
+          <w:sz w:val="19"/>
+          <w:szCs w:val="19"/>
+        </w:rPr>
+        <w:t>mas</w:t>
+      </w:r>
+      <w:proofErr w:type="spellEnd"/>
+      <w:r>
+        <w:rPr>
+          <w:color w:val="4A4A4A"/>
+          <w:sz w:val="19"/>
+          <w:szCs w:val="19"/>
+        </w:rPr>
+        <w:t xml:space="preserve"> cercano al esquema de color propuesto</w:t>
       </w:r>
     </w:p>
     <w:p>
@@ -8915,7 +11524,43 @@
           <w:sz w:val="19"/>
           <w:szCs w:val="19"/>
         </w:rPr>
-        <w:t>Fondo de pagina: #1A1D27 (aplicar en Formato -&gt; Fondo de pagina)</w:t>
+        <w:t xml:space="preserve">Fondo de </w:t>
+      </w:r>
+      <w:proofErr w:type="spellStart"/>
+      <w:r>
+        <w:rPr>
+          <w:color w:val="4A4A4A"/>
+          <w:sz w:val="19"/>
+          <w:szCs w:val="19"/>
+        </w:rPr>
+        <w:t>pagina</w:t>
+      </w:r>
+      <w:proofErr w:type="spellEnd"/>
+      <w:r>
+        <w:rPr>
+          <w:color w:val="4A4A4A"/>
+          <w:sz w:val="19"/>
+          <w:szCs w:val="19"/>
+        </w:rPr>
+        <w:t xml:space="preserve">: #1A1D27 (aplicar en Formato -&gt; Fondo de </w:t>
+      </w:r>
+      <w:proofErr w:type="spellStart"/>
+      <w:r>
+        <w:rPr>
+          <w:color w:val="4A4A4A"/>
+          <w:sz w:val="19"/>
+          <w:szCs w:val="19"/>
+        </w:rPr>
+        <w:t>pagina</w:t>
+      </w:r>
+      <w:proofErr w:type="spellEnd"/>
+      <w:r>
+        <w:rPr>
+          <w:color w:val="4A4A4A"/>
+          <w:sz w:val="19"/>
+          <w:szCs w:val="19"/>
+        </w:rPr>
+        <w:t>)</w:t>
       </w:r>
     </w:p>
     <w:p>
@@ -8947,7 +11592,15 @@
         <w:pStyle w:val="Ttulo2"/>
       </w:pPr>
       <w:r>
-        <w:t>FASE 6 — Construir Zona A (KPI Strip)</w:t>
+        <w:t xml:space="preserve">FASE 6 — Construir Zona A (KPI </w:t>
+      </w:r>
+      <w:proofErr w:type="spellStart"/>
+      <w:r>
+        <w:t>Strip</w:t>
+      </w:r>
+      <w:proofErr w:type="spellEnd"/>
+      <w:r>
+        <w:t>)</w:t>
       </w:r>
     </w:p>
     <w:p>
@@ -9205,7 +11858,25 @@
           <w:sz w:val="19"/>
           <w:szCs w:val="19"/>
         </w:rPr>
-        <w:t>Formato -&gt; Unidades de visualizacion: Millones si el valor supera 1,000,000</w:t>
+        <w:t xml:space="preserve">Formato -&gt; Unidades de </w:t>
+      </w:r>
+      <w:proofErr w:type="spellStart"/>
+      <w:r>
+        <w:rPr>
+          <w:color w:val="4A4A4A"/>
+          <w:sz w:val="19"/>
+          <w:szCs w:val="19"/>
+        </w:rPr>
+        <w:t>visualizacion</w:t>
+      </w:r>
+      <w:proofErr w:type="spellEnd"/>
+      <w:r>
+        <w:rPr>
+          <w:color w:val="4A4A4A"/>
+          <w:sz w:val="19"/>
+          <w:szCs w:val="19"/>
+        </w:rPr>
+        <w:t>: Millones si el valor supera 1,000,000</w:t>
       </w:r>
     </w:p>
     <w:p>
@@ -9373,7 +12044,25 @@
           <w:sz w:val="19"/>
           <w:szCs w:val="19"/>
         </w:rPr>
-        <w:t>Seleccionar las 5 tarjetas con Ctrl+Clic -&gt; Formato -&gt; Alinear -&gt; Distribuir horizontalmente</w:t>
+        <w:t xml:space="preserve">Seleccionar las 5 tarjetas con </w:t>
+      </w:r>
+      <w:proofErr w:type="spellStart"/>
+      <w:r>
+        <w:rPr>
+          <w:color w:val="4A4A4A"/>
+          <w:sz w:val="19"/>
+          <w:szCs w:val="19"/>
+        </w:rPr>
+        <w:t>Ctrl+Clic</w:t>
+      </w:r>
+      <w:proofErr w:type="spellEnd"/>
+      <w:r>
+        <w:rPr>
+          <w:color w:val="4A4A4A"/>
+          <w:sz w:val="19"/>
+          <w:szCs w:val="19"/>
+        </w:rPr>
+        <w:t xml:space="preserve"> -&gt; Formato -&gt; Alinear -&gt; Distribuir horizontalmente</w:t>
       </w:r>
     </w:p>
     <w:p>
@@ -9392,7 +12081,43 @@
           <w:sz w:val="19"/>
           <w:szCs w:val="19"/>
         </w:rPr>
-        <w:t>Altura uniforme: 120 px cada una. Ancho: 20% del canvas cada una</w:t>
+        <w:t xml:space="preserve">Altura uniforme: 120 </w:t>
+      </w:r>
+      <w:proofErr w:type="spellStart"/>
+      <w:r>
+        <w:rPr>
+          <w:color w:val="4A4A4A"/>
+          <w:sz w:val="19"/>
+          <w:szCs w:val="19"/>
+        </w:rPr>
+        <w:t>px</w:t>
+      </w:r>
+      <w:proofErr w:type="spellEnd"/>
+      <w:r>
+        <w:rPr>
+          <w:color w:val="4A4A4A"/>
+          <w:sz w:val="19"/>
+          <w:szCs w:val="19"/>
+        </w:rPr>
+        <w:t xml:space="preserve"> cada una. Ancho: 20% del </w:t>
+      </w:r>
+      <w:proofErr w:type="spellStart"/>
+      <w:r>
+        <w:rPr>
+          <w:color w:val="4A4A4A"/>
+          <w:sz w:val="19"/>
+          <w:szCs w:val="19"/>
+        </w:rPr>
+        <w:t>canvas</w:t>
+      </w:r>
+      <w:proofErr w:type="spellEnd"/>
+      <w:r>
+        <w:rPr>
+          <w:color w:val="4A4A4A"/>
+          <w:sz w:val="19"/>
+          <w:szCs w:val="19"/>
+        </w:rPr>
+        <w:t xml:space="preserve"> cada una</w:t>
       </w:r>
     </w:p>
     <w:p>
@@ -9405,14 +12130,52 @@
         <w:spacing w:before="40" w:after="40"/>
         <w:ind w:left="720"/>
       </w:pPr>
-      <w:r>
-        <w:rPr>
-          <w:color w:val="4A4A4A"/>
-          <w:sz w:val="19"/>
-          <w:szCs w:val="19"/>
-        </w:rPr>
-        <w:t>Posicion: parte superior del canvas, fila unica</w:t>
-      </w:r>
+      <w:proofErr w:type="spellStart"/>
+      <w:r>
+        <w:rPr>
+          <w:color w:val="4A4A4A"/>
+          <w:sz w:val="19"/>
+          <w:szCs w:val="19"/>
+        </w:rPr>
+        <w:t>Posicion</w:t>
+      </w:r>
+      <w:proofErr w:type="spellEnd"/>
+      <w:r>
+        <w:rPr>
+          <w:color w:val="4A4A4A"/>
+          <w:sz w:val="19"/>
+          <w:szCs w:val="19"/>
+        </w:rPr>
+        <w:t xml:space="preserve">: parte superior del </w:t>
+      </w:r>
+      <w:proofErr w:type="spellStart"/>
+      <w:r>
+        <w:rPr>
+          <w:color w:val="4A4A4A"/>
+          <w:sz w:val="19"/>
+          <w:szCs w:val="19"/>
+        </w:rPr>
+        <w:t>canvas</w:t>
+      </w:r>
+      <w:proofErr w:type="spellEnd"/>
+      <w:r>
+        <w:rPr>
+          <w:color w:val="4A4A4A"/>
+          <w:sz w:val="19"/>
+          <w:szCs w:val="19"/>
+        </w:rPr>
+        <w:t xml:space="preserve">, fila </w:t>
+      </w:r>
+      <w:proofErr w:type="spellStart"/>
+      <w:r>
+        <w:rPr>
+          <w:color w:val="4A4A4A"/>
+          <w:sz w:val="19"/>
+          <w:szCs w:val="19"/>
+        </w:rPr>
+        <w:t>unica</w:t>
+      </w:r>
+      <w:proofErr w:type="spellEnd"/>
     </w:p>
     <w:p>
       <w:pPr>
@@ -9437,7 +12200,15 @@
         <w:spacing w:before="60"/>
       </w:pPr>
       <w:r>
-        <w:t>Insertar segmentador de ciclo</w:t>
+        <w:t xml:space="preserve">Insertar </w:t>
+      </w:r>
+      <w:proofErr w:type="spellStart"/>
+      <w:r>
+        <w:t>segmentador</w:t>
+      </w:r>
+      <w:proofErr w:type="spellEnd"/>
+      <w:r>
+        <w:t xml:space="preserve"> de ciclo</w:t>
       </w:r>
     </w:p>
     <w:p>
@@ -9457,7 +12228,25 @@
           <w:szCs w:val="19"/>
         </w:rPr>
         <w:lastRenderedPageBreak/>
-        <w:t>Insertar -&gt; Objeto visual -&gt; Segmentador de datos (Slicer)</w:t>
+        <w:t xml:space="preserve">Insertar -&gt; Objeto visual -&gt; </w:t>
+      </w:r>
+      <w:proofErr w:type="spellStart"/>
+      <w:r>
+        <w:rPr>
+          <w:color w:val="4A4A4A"/>
+          <w:sz w:val="19"/>
+          <w:szCs w:val="19"/>
+        </w:rPr>
+        <w:t>Segmentador</w:t>
+      </w:r>
+      <w:proofErr w:type="spellEnd"/>
+      <w:r>
+        <w:rPr>
+          <w:color w:val="4A4A4A"/>
+          <w:sz w:val="19"/>
+          <w:szCs w:val="19"/>
+        </w:rPr>
+        <w:t xml:space="preserve"> de datos (Slicer)</w:t>
       </w:r>
     </w:p>
     <w:p>
@@ -9476,7 +12265,25 @@
           <w:sz w:val="19"/>
           <w:szCs w:val="19"/>
         </w:rPr>
-        <w:t>Campo: ciclos_agricolas[ciclo]</w:t>
+        <w:t xml:space="preserve">Campo: </w:t>
+      </w:r>
+      <w:proofErr w:type="spellStart"/>
+      <w:r>
+        <w:rPr>
+          <w:color w:val="4A4A4A"/>
+          <w:sz w:val="19"/>
+          <w:szCs w:val="19"/>
+        </w:rPr>
+        <w:t>ciclos_agricolas</w:t>
+      </w:r>
+      <w:proofErr w:type="spellEnd"/>
+      <w:r>
+        <w:rPr>
+          <w:color w:val="4A4A4A"/>
+          <w:sz w:val="19"/>
+          <w:szCs w:val="19"/>
+        </w:rPr>
+        <w:t>[ciclo]</w:t>
       </w:r>
     </w:p>
     <w:p>
@@ -9495,7 +12302,25 @@
           <w:sz w:val="19"/>
           <w:szCs w:val="19"/>
         </w:rPr>
-        <w:t>Formato -&gt; Estilo del segmentador: Lista</w:t>
+        <w:t xml:space="preserve">Formato -&gt; Estilo del </w:t>
+      </w:r>
+      <w:proofErr w:type="spellStart"/>
+      <w:r>
+        <w:rPr>
+          <w:color w:val="4A4A4A"/>
+          <w:sz w:val="19"/>
+          <w:szCs w:val="19"/>
+        </w:rPr>
+        <w:t>segmentador</w:t>
+      </w:r>
+      <w:proofErr w:type="spellEnd"/>
+      <w:r>
+        <w:rPr>
+          <w:color w:val="4A4A4A"/>
+          <w:sz w:val="19"/>
+          <w:szCs w:val="19"/>
+        </w:rPr>
+        <w:t>: Lista</w:t>
       </w:r>
     </w:p>
     <w:p>
@@ -9527,13 +12352,23 @@
         <w:spacing w:before="40" w:after="40"/>
         <w:ind w:left="720"/>
       </w:pPr>
-      <w:r>
-        <w:rPr>
-          <w:color w:val="4A4A4A"/>
-          <w:sz w:val="19"/>
-          <w:szCs w:val="19"/>
-        </w:rPr>
-        <w:t>Posicion: esquina superior derecha</w:t>
+      <w:proofErr w:type="spellStart"/>
+      <w:r>
+        <w:rPr>
+          <w:color w:val="4A4A4A"/>
+          <w:sz w:val="19"/>
+          <w:szCs w:val="19"/>
+        </w:rPr>
+        <w:t>Posicion</w:t>
+      </w:r>
+      <w:proofErr w:type="spellEnd"/>
+      <w:r>
+        <w:rPr>
+          <w:color w:val="4A4A4A"/>
+          <w:sz w:val="19"/>
+          <w:szCs w:val="19"/>
+        </w:rPr>
+        <w:t>: esquina superior derecha</w:t>
       </w:r>
     </w:p>
     <w:p>
@@ -9551,7 +12386,15 @@
         <w:spacing w:before="60"/>
       </w:pPr>
       <w:r>
-        <w:t>Insertar segmentador de cultivo</w:t>
+        <w:t xml:space="preserve">Insertar </w:t>
+      </w:r>
+      <w:proofErr w:type="spellStart"/>
+      <w:r>
+        <w:t>segmentador</w:t>
+      </w:r>
+      <w:proofErr w:type="spellEnd"/>
+      <w:r>
+        <w:t xml:space="preserve"> de cultivo</w:t>
       </w:r>
     </w:p>
     <w:p>
@@ -9570,7 +12413,25 @@
           <w:sz w:val="19"/>
           <w:szCs w:val="19"/>
         </w:rPr>
-        <w:t>Campo: historial_riego[cultivo]</w:t>
+        <w:t xml:space="preserve">Campo: </w:t>
+      </w:r>
+      <w:proofErr w:type="spellStart"/>
+      <w:r>
+        <w:rPr>
+          <w:color w:val="4A4A4A"/>
+          <w:sz w:val="19"/>
+          <w:szCs w:val="19"/>
+        </w:rPr>
+        <w:t>historial_riego</w:t>
+      </w:r>
+      <w:proofErr w:type="spellEnd"/>
+      <w:r>
+        <w:rPr>
+          <w:color w:val="4A4A4A"/>
+          <w:sz w:val="19"/>
+          <w:szCs w:val="19"/>
+        </w:rPr>
+        <w:t>[cultivo]</w:t>
       </w:r>
     </w:p>
     <w:p>
@@ -9589,7 +12450,43 @@
           <w:sz w:val="19"/>
           <w:szCs w:val="19"/>
         </w:rPr>
-        <w:t>Formato -&gt; Seleccion multiple: activado</w:t>
+        <w:t xml:space="preserve">Formato -&gt; </w:t>
+      </w:r>
+      <w:proofErr w:type="spellStart"/>
+      <w:r>
+        <w:rPr>
+          <w:color w:val="4A4A4A"/>
+          <w:sz w:val="19"/>
+          <w:szCs w:val="19"/>
+        </w:rPr>
+        <w:t>Seleccion</w:t>
+      </w:r>
+      <w:proofErr w:type="spellEnd"/>
+      <w:r>
+        <w:rPr>
+          <w:color w:val="4A4A4A"/>
+          <w:sz w:val="19"/>
+          <w:szCs w:val="19"/>
+        </w:rPr>
+        <w:t xml:space="preserve"> </w:t>
+      </w:r>
+      <w:proofErr w:type="spellStart"/>
+      <w:r>
+        <w:rPr>
+          <w:color w:val="4A4A4A"/>
+          <w:sz w:val="19"/>
+          <w:szCs w:val="19"/>
+        </w:rPr>
+        <w:t>multiple</w:t>
+      </w:r>
+      <w:proofErr w:type="spellEnd"/>
+      <w:r>
+        <w:rPr>
+          <w:color w:val="4A4A4A"/>
+          <w:sz w:val="19"/>
+          <w:szCs w:val="19"/>
+        </w:rPr>
+        <w:t>: activado</w:t>
       </w:r>
     </w:p>
     <w:p>
@@ -9626,7 +12523,15 @@
         <w:spacing w:before="60"/>
       </w:pPr>
       <w:r>
-        <w:t>Insertar segmentador de modulo DR-041</w:t>
+        <w:t xml:space="preserve">Insertar </w:t>
+      </w:r>
+      <w:proofErr w:type="spellStart"/>
+      <w:r>
+        <w:t>segmentador</w:t>
+      </w:r>
+      <w:proofErr w:type="spellEnd"/>
+      <w:r>
+        <w:t xml:space="preserve"> de modulo DR-041</w:t>
       </w:r>
     </w:p>
     <w:p>
@@ -9682,7 +12587,15 @@
         <w:spacing w:before="60"/>
       </w:pPr>
       <w:r>
-        <w:t>Insertar badge MILPIN activo</w:t>
+        <w:t xml:space="preserve">Insertar </w:t>
+      </w:r>
+      <w:proofErr w:type="spellStart"/>
+      <w:r>
+        <w:t>badge</w:t>
+      </w:r>
+      <w:proofErr w:type="spellEnd"/>
+      <w:r>
+        <w:t xml:space="preserve"> MILPIN activo</w:t>
       </w:r>
     </w:p>
     <w:p>
@@ -9720,7 +12633,43 @@
           <w:sz w:val="19"/>
           <w:szCs w:val="19"/>
         </w:rPr>
-        <w:t>Campo: ciclos_agricolas[milpin_activo]</w:t>
+        <w:t xml:space="preserve">Campo: </w:t>
+      </w:r>
+      <w:proofErr w:type="spellStart"/>
+      <w:r>
+        <w:rPr>
+          <w:color w:val="4A4A4A"/>
+          <w:sz w:val="19"/>
+          <w:szCs w:val="19"/>
+        </w:rPr>
+        <w:t>ciclos_agricolas</w:t>
+      </w:r>
+      <w:proofErr w:type="spellEnd"/>
+      <w:r>
+        <w:rPr>
+          <w:color w:val="4A4A4A"/>
+          <w:sz w:val="19"/>
+          <w:szCs w:val="19"/>
+        </w:rPr>
+        <w:t>[</w:t>
+      </w:r>
+      <w:proofErr w:type="spellStart"/>
+      <w:r>
+        <w:rPr>
+          <w:color w:val="4A4A4A"/>
+          <w:sz w:val="19"/>
+          <w:szCs w:val="19"/>
+        </w:rPr>
+        <w:t>milpin_activo</w:t>
+      </w:r>
+      <w:proofErr w:type="spellEnd"/>
+      <w:r>
+        <w:rPr>
+          <w:color w:val="4A4A4A"/>
+          <w:sz w:val="19"/>
+          <w:szCs w:val="19"/>
+        </w:rPr>
+        <w:t>]</w:t>
       </w:r>
     </w:p>
     <w:p>
@@ -9771,8 +12720,13 @@
         <w:spacing w:before="60"/>
       </w:pPr>
       <w:r>
-        <w:t>Insertar grafico de lineas</w:t>
-      </w:r>
+        <w:t xml:space="preserve">Insertar grafico de </w:t>
+      </w:r>
+      <w:proofErr w:type="spellStart"/>
+      <w:r>
+        <w:t>lineas</w:t>
+      </w:r>
+      <w:proofErr w:type="spellEnd"/>
     </w:p>
     <w:p>
       <w:pPr>
@@ -9790,8 +12744,18 @@
           <w:sz w:val="19"/>
           <w:szCs w:val="19"/>
         </w:rPr>
-        <w:t>Insertar -&gt; Objeto visual -&gt; Grafico de lineas</w:t>
-      </w:r>
+        <w:t xml:space="preserve">Insertar -&gt; Objeto visual -&gt; Grafico de </w:t>
+      </w:r>
+      <w:proofErr w:type="spellStart"/>
+      <w:r>
+        <w:rPr>
+          <w:color w:val="4A4A4A"/>
+          <w:sz w:val="19"/>
+          <w:szCs w:val="19"/>
+        </w:rPr>
+        <w:t>lineas</w:t>
+      </w:r>
+      <w:proofErr w:type="spellEnd"/>
     </w:p>
     <w:p>
       <w:pPr>
@@ -9809,7 +12773,43 @@
           <w:sz w:val="19"/>
           <w:szCs w:val="19"/>
         </w:rPr>
-        <w:t>Eje X: historial_riego[fecha_riego] — formato Mes/Ano</w:t>
+        <w:t xml:space="preserve">Eje X: </w:t>
+      </w:r>
+      <w:proofErr w:type="spellStart"/>
+      <w:r>
+        <w:rPr>
+          <w:color w:val="4A4A4A"/>
+          <w:sz w:val="19"/>
+          <w:szCs w:val="19"/>
+        </w:rPr>
+        <w:t>historial_riego</w:t>
+      </w:r>
+      <w:proofErr w:type="spellEnd"/>
+      <w:r>
+        <w:rPr>
+          <w:color w:val="4A4A4A"/>
+          <w:sz w:val="19"/>
+          <w:szCs w:val="19"/>
+        </w:rPr>
+        <w:t>[</w:t>
+      </w:r>
+      <w:proofErr w:type="spellStart"/>
+      <w:r>
+        <w:rPr>
+          <w:color w:val="4A4A4A"/>
+          <w:sz w:val="19"/>
+          <w:szCs w:val="19"/>
+        </w:rPr>
+        <w:t>fecha_riego</w:t>
+      </w:r>
+      <w:proofErr w:type="spellEnd"/>
+      <w:r>
+        <w:rPr>
+          <w:color w:val="4A4A4A"/>
+          <w:sz w:val="19"/>
+          <w:szCs w:val="19"/>
+        </w:rPr>
+        <w:t>] — formato Mes/Ano</w:t>
       </w:r>
     </w:p>
     <w:p>
@@ -9828,7 +12828,25 @@
           <w:sz w:val="19"/>
           <w:szCs w:val="19"/>
         </w:rPr>
-        <w:t>Valores (Linea 1): medida [Consumo Promedio m3ha] — color #4FC3F7 (azul agua)</w:t>
+        <w:t>Valores (</w:t>
+      </w:r>
+      <w:proofErr w:type="spellStart"/>
+      <w:r>
+        <w:rPr>
+          <w:color w:val="4A4A4A"/>
+          <w:sz w:val="19"/>
+          <w:szCs w:val="19"/>
+        </w:rPr>
+        <w:t>Linea</w:t>
+      </w:r>
+      <w:proofErr w:type="spellEnd"/>
+      <w:r>
+        <w:rPr>
+          <w:color w:val="4A4A4A"/>
+          <w:sz w:val="19"/>
+          <w:szCs w:val="19"/>
+        </w:rPr>
+        <w:t xml:space="preserve"> 1): medida [Consumo Promedio m3ha] — color #4FC3F7 (azul agua)</w:t>
       </w:r>
     </w:p>
     <w:p>
@@ -9847,7 +12865,25 @@
           <w:sz w:val="19"/>
           <w:szCs w:val="19"/>
         </w:rPr>
-        <w:t>Valores (Linea 2): medida [Objetivo FAO56 m3ha] — color #FFA726 (naranja punteado)</w:t>
+        <w:t>Valores (</w:t>
+      </w:r>
+      <w:proofErr w:type="spellStart"/>
+      <w:r>
+        <w:rPr>
+          <w:color w:val="4A4A4A"/>
+          <w:sz w:val="19"/>
+          <w:szCs w:val="19"/>
+        </w:rPr>
+        <w:t>Linea</w:t>
+      </w:r>
+      <w:proofErr w:type="spellEnd"/>
+      <w:r>
+        <w:rPr>
+          <w:color w:val="4A4A4A"/>
+          <w:sz w:val="19"/>
+          <w:szCs w:val="19"/>
+        </w:rPr>
+        <w:t xml:space="preserve"> 2): medida [Objetivo FAO56 m3ha] — color #FFA726 (naranja punteado)</w:t>
       </w:r>
     </w:p>
     <w:p>
@@ -9866,7 +12902,43 @@
           <w:sz w:val="19"/>
           <w:szCs w:val="19"/>
         </w:rPr>
-        <w:t>Formato -&gt; Linea 2 -&gt; Estilo de linea: Punteado</w:t>
+        <w:t xml:space="preserve">Formato -&gt; </w:t>
+      </w:r>
+      <w:proofErr w:type="spellStart"/>
+      <w:r>
+        <w:rPr>
+          <w:color w:val="4A4A4A"/>
+          <w:sz w:val="19"/>
+          <w:szCs w:val="19"/>
+        </w:rPr>
+        <w:t>Linea</w:t>
+      </w:r>
+      <w:proofErr w:type="spellEnd"/>
+      <w:r>
+        <w:rPr>
+          <w:color w:val="4A4A4A"/>
+          <w:sz w:val="19"/>
+          <w:szCs w:val="19"/>
+        </w:rPr>
+        <w:t xml:space="preserve"> 2 -&gt; Estilo de </w:t>
+      </w:r>
+      <w:proofErr w:type="spellStart"/>
+      <w:r>
+        <w:rPr>
+          <w:color w:val="4A4A4A"/>
+          <w:sz w:val="19"/>
+          <w:szCs w:val="19"/>
+        </w:rPr>
+        <w:t>linea</w:t>
+      </w:r>
+      <w:proofErr w:type="spellEnd"/>
+      <w:r>
+        <w:rPr>
+          <w:color w:val="4A4A4A"/>
+          <w:sz w:val="19"/>
+          <w:szCs w:val="19"/>
+        </w:rPr>
+        <w:t>: Punteado</w:t>
       </w:r>
     </w:p>
     <w:p>
@@ -9884,8 +12956,21 @@
         <w:spacing w:before="60"/>
       </w:pPr>
       <w:r>
-        <w:t>Agregar area sombreada de sobre-riego</w:t>
-      </w:r>
+        <w:t xml:space="preserve">Agregar </w:t>
+      </w:r>
+      <w:proofErr w:type="spellStart"/>
+      <w:r>
+        <w:t>area</w:t>
+      </w:r>
+      <w:proofErr w:type="spellEnd"/>
+      <w:r>
+        <w:t xml:space="preserve"> sombreada de </w:t>
+      </w:r>
+      <w:proofErr w:type="spellStart"/>
+      <w:r>
+        <w:t>sobre-riego</w:t>
+      </w:r>
+      <w:proofErr w:type="spellEnd"/>
     </w:p>
     <w:p>
       <w:pPr>
@@ -9903,7 +12988,61 @@
           <w:sz w:val="19"/>
           <w:szCs w:val="19"/>
         </w:rPr>
-        <w:t>Formato -&gt; Lineas -&gt; Sombra de area: activado para Linea 1</w:t>
+        <w:t xml:space="preserve">Formato -&gt; </w:t>
+      </w:r>
+      <w:proofErr w:type="spellStart"/>
+      <w:r>
+        <w:rPr>
+          <w:color w:val="4A4A4A"/>
+          <w:sz w:val="19"/>
+          <w:szCs w:val="19"/>
+        </w:rPr>
+        <w:t>Lineas</w:t>
+      </w:r>
+      <w:proofErr w:type="spellEnd"/>
+      <w:r>
+        <w:rPr>
+          <w:color w:val="4A4A4A"/>
+          <w:sz w:val="19"/>
+          <w:szCs w:val="19"/>
+        </w:rPr>
+        <w:t xml:space="preserve"> -&gt; Sombra de </w:t>
+      </w:r>
+      <w:proofErr w:type="spellStart"/>
+      <w:r>
+        <w:rPr>
+          <w:color w:val="4A4A4A"/>
+          <w:sz w:val="19"/>
+          <w:szCs w:val="19"/>
+        </w:rPr>
+        <w:t>area</w:t>
+      </w:r>
+      <w:proofErr w:type="spellEnd"/>
+      <w:r>
+        <w:rPr>
+          <w:color w:val="4A4A4A"/>
+          <w:sz w:val="19"/>
+          <w:szCs w:val="19"/>
+        </w:rPr>
+        <w:t xml:space="preserve">: activado para </w:t>
+      </w:r>
+      <w:proofErr w:type="spellStart"/>
+      <w:r>
+        <w:rPr>
+          <w:color w:val="4A4A4A"/>
+          <w:sz w:val="19"/>
+          <w:szCs w:val="19"/>
+        </w:rPr>
+        <w:t>Linea</w:t>
+      </w:r>
+      <w:proofErr w:type="spellEnd"/>
+      <w:r>
+        <w:rPr>
+          <w:color w:val="4A4A4A"/>
+          <w:sz w:val="19"/>
+          <w:szCs w:val="19"/>
+        </w:rPr>
+        <w:t xml:space="preserve"> 1</w:t>
       </w:r>
     </w:p>
     <w:p>
@@ -9940,7 +13079,15 @@
         <w:spacing w:before="60"/>
       </w:pPr>
       <w:r>
-        <w:t>Configurar tooltip personalizado</w:t>
+        <w:t xml:space="preserve">Configurar </w:t>
+      </w:r>
+      <w:proofErr w:type="spellStart"/>
+      <w:r>
+        <w:t>tooltip</w:t>
+      </w:r>
+      <w:proofErr w:type="spellEnd"/>
+      <w:r>
+        <w:t xml:space="preserve"> personalizado</w:t>
       </w:r>
     </w:p>
     <w:p>
@@ -9959,7 +13106,79 @@
           <w:sz w:val="19"/>
           <w:szCs w:val="19"/>
         </w:rPr>
-        <w:t>Agregar al campo Informacion sobre herramientas: cultivo, etapa_fenologica, kc, eto_mm, sobre_riego_pct, alerta</w:t>
+        <w:t xml:space="preserve">Agregar al campo </w:t>
+      </w:r>
+      <w:proofErr w:type="spellStart"/>
+      <w:r>
+        <w:rPr>
+          <w:color w:val="4A4A4A"/>
+          <w:sz w:val="19"/>
+          <w:szCs w:val="19"/>
+        </w:rPr>
+        <w:t>Informacion</w:t>
+      </w:r>
+      <w:proofErr w:type="spellEnd"/>
+      <w:r>
+        <w:rPr>
+          <w:color w:val="4A4A4A"/>
+          <w:sz w:val="19"/>
+          <w:szCs w:val="19"/>
+        </w:rPr>
+        <w:t xml:space="preserve"> sobre herramientas: cultivo, </w:t>
+      </w:r>
+      <w:proofErr w:type="spellStart"/>
+      <w:r>
+        <w:rPr>
+          <w:color w:val="4A4A4A"/>
+          <w:sz w:val="19"/>
+          <w:szCs w:val="19"/>
+        </w:rPr>
+        <w:t>etapa_fenologica</w:t>
+      </w:r>
+      <w:proofErr w:type="spellEnd"/>
+      <w:r>
+        <w:rPr>
+          <w:color w:val="4A4A4A"/>
+          <w:sz w:val="19"/>
+          <w:szCs w:val="19"/>
+        </w:rPr>
+        <w:t xml:space="preserve">, kc, </w:t>
+      </w:r>
+      <w:proofErr w:type="spellStart"/>
+      <w:r>
+        <w:rPr>
+          <w:color w:val="4A4A4A"/>
+          <w:sz w:val="19"/>
+          <w:szCs w:val="19"/>
+        </w:rPr>
+        <w:t>eto_mm</w:t>
+      </w:r>
+      <w:proofErr w:type="spellEnd"/>
+      <w:r>
+        <w:rPr>
+          <w:color w:val="4A4A4A"/>
+          <w:sz w:val="19"/>
+          <w:szCs w:val="19"/>
+        </w:rPr>
+        <w:t xml:space="preserve">, </w:t>
+      </w:r>
+      <w:proofErr w:type="spellStart"/>
+      <w:r>
+        <w:rPr>
+          <w:color w:val="4A4A4A"/>
+          <w:sz w:val="19"/>
+          <w:szCs w:val="19"/>
+        </w:rPr>
+        <w:t>sobre_riego_pct</w:t>
+      </w:r>
+      <w:proofErr w:type="spellEnd"/>
+      <w:r>
+        <w:rPr>
+          <w:color w:val="4A4A4A"/>
+          <w:sz w:val="19"/>
+          <w:szCs w:val="19"/>
+        </w:rPr>
+        <w:t>, alerta</w:t>
       </w:r>
     </w:p>
     <w:p>
@@ -9978,7 +13197,25 @@
           <w:sz w:val="19"/>
           <w:szCs w:val="19"/>
         </w:rPr>
-        <w:t>Formato -&gt; Informacion sobre herramientas -&gt; Activar modo detallado</w:t>
+        <w:t xml:space="preserve">Formato -&gt; </w:t>
+      </w:r>
+      <w:proofErr w:type="spellStart"/>
+      <w:r>
+        <w:rPr>
+          <w:color w:val="4A4A4A"/>
+          <w:sz w:val="19"/>
+          <w:szCs w:val="19"/>
+        </w:rPr>
+        <w:t>Informacion</w:t>
+      </w:r>
+      <w:proofErr w:type="spellEnd"/>
+      <w:r>
+        <w:rPr>
+          <w:color w:val="4A4A4A"/>
+          <w:sz w:val="19"/>
+          <w:szCs w:val="19"/>
+        </w:rPr>
+        <w:t xml:space="preserve"> sobre herramientas -&gt; Activar modo detallado</w:t>
       </w:r>
     </w:p>
     <w:p>
@@ -9996,8 +13233,21 @@
         <w:spacing w:before="60"/>
       </w:pPr>
       <w:r>
-        <w:t>Ajustar tamano y posicion</w:t>
-      </w:r>
+        <w:t xml:space="preserve">Ajustar </w:t>
+      </w:r>
+      <w:proofErr w:type="spellStart"/>
+      <w:r>
+        <w:t>tamano</w:t>
+      </w:r>
+      <w:proofErr w:type="spellEnd"/>
+      <w:r>
+        <w:t xml:space="preserve"> y </w:t>
+      </w:r>
+      <w:proofErr w:type="spellStart"/>
+      <w:r>
+        <w:t>posicion</w:t>
+      </w:r>
+      <w:proofErr w:type="spellEnd"/>
     </w:p>
     <w:p>
       <w:pPr>
@@ -10009,14 +13259,88 @@
         <w:spacing w:before="40" w:after="40"/>
         <w:ind w:left="720"/>
       </w:pPr>
-      <w:r>
-        <w:rPr>
-          <w:color w:val="4A4A4A"/>
-          <w:sz w:val="19"/>
-          <w:szCs w:val="19"/>
-        </w:rPr>
-        <w:t>Posicion: centro-izquierda del canvas. Ancho: 40% del canvas. Alto: 45% de la altura util</w:t>
-      </w:r>
+      <w:proofErr w:type="spellStart"/>
+      <w:r>
+        <w:rPr>
+          <w:color w:val="4A4A4A"/>
+          <w:sz w:val="19"/>
+          <w:szCs w:val="19"/>
+        </w:rPr>
+        <w:t>Posicion</w:t>
+      </w:r>
+      <w:proofErr w:type="spellEnd"/>
+      <w:r>
+        <w:rPr>
+          <w:color w:val="4A4A4A"/>
+          <w:sz w:val="19"/>
+          <w:szCs w:val="19"/>
+        </w:rPr>
+        <w:t xml:space="preserve">: </w:t>
+      </w:r>
+      <w:proofErr w:type="gramStart"/>
+      <w:r>
+        <w:rPr>
+          <w:color w:val="4A4A4A"/>
+          <w:sz w:val="19"/>
+          <w:szCs w:val="19"/>
+        </w:rPr>
+        <w:t>centro-izquierda</w:t>
+      </w:r>
+      <w:proofErr w:type="gramEnd"/>
+      <w:r>
+        <w:rPr>
+          <w:color w:val="4A4A4A"/>
+          <w:sz w:val="19"/>
+          <w:szCs w:val="19"/>
+        </w:rPr>
+        <w:t xml:space="preserve"> del </w:t>
+      </w:r>
+      <w:proofErr w:type="spellStart"/>
+      <w:r>
+        <w:rPr>
+          <w:color w:val="4A4A4A"/>
+          <w:sz w:val="19"/>
+          <w:szCs w:val="19"/>
+        </w:rPr>
+        <w:t>canvas</w:t>
+      </w:r>
+      <w:proofErr w:type="spellEnd"/>
+      <w:r>
+        <w:rPr>
+          <w:color w:val="4A4A4A"/>
+          <w:sz w:val="19"/>
+          <w:szCs w:val="19"/>
+        </w:rPr>
+        <w:t xml:space="preserve">. Ancho: 40% del </w:t>
+      </w:r>
+      <w:proofErr w:type="spellStart"/>
+      <w:r>
+        <w:rPr>
+          <w:color w:val="4A4A4A"/>
+          <w:sz w:val="19"/>
+          <w:szCs w:val="19"/>
+        </w:rPr>
+        <w:t>canvas</w:t>
+      </w:r>
+      <w:proofErr w:type="spellEnd"/>
+      <w:r>
+        <w:rPr>
+          <w:color w:val="4A4A4A"/>
+          <w:sz w:val="19"/>
+          <w:szCs w:val="19"/>
+        </w:rPr>
+        <w:t xml:space="preserve">. Alto: 45% de la altura </w:t>
+      </w:r>
+      <w:proofErr w:type="spellStart"/>
+      <w:r>
+        <w:rPr>
+          <w:color w:val="4A4A4A"/>
+          <w:sz w:val="19"/>
+          <w:szCs w:val="19"/>
+        </w:rPr>
+        <w:t>util</w:t>
+      </w:r>
+      <w:proofErr w:type="spellEnd"/>
     </w:p>
     <w:p>
       <w:pPr>
@@ -10047,7 +13371,15 @@
         <w:pStyle w:val="Ttulo2"/>
       </w:pPr>
       <w:r>
-        <w:t>FASE 9 — Construir Zona D (Visuals de soporte)</w:t>
+        <w:t>FASE 9 — Construir Zona D (</w:t>
+      </w:r>
+      <w:proofErr w:type="spellStart"/>
+      <w:r>
+        <w:t>Visuals</w:t>
+      </w:r>
+      <w:proofErr w:type="spellEnd"/>
+      <w:r>
+        <w:t xml:space="preserve"> de soporte)</w:t>
       </w:r>
     </w:p>
     <w:p>
@@ -10060,7 +13392,15 @@
         <w:spacing w:before="60"/>
       </w:pPr>
       <w:r>
-        <w:t>Insertar grafico de barras apiladas — Sobre-riego por cultivo (D1)</w:t>
+        <w:t xml:space="preserve">Insertar grafico de barras apiladas — </w:t>
+      </w:r>
+      <w:proofErr w:type="spellStart"/>
+      <w:r>
+        <w:t>Sobre-riego</w:t>
+      </w:r>
+      <w:proofErr w:type="spellEnd"/>
+      <w:r>
+        <w:t xml:space="preserve"> por cultivo (D1)</w:t>
       </w:r>
     </w:p>
     <w:p>
@@ -10098,7 +13438,25 @@
           <w:sz w:val="19"/>
           <w:szCs w:val="19"/>
         </w:rPr>
-        <w:t>Eje: historial_riego[cultivo]</w:t>
+        <w:t xml:space="preserve">Eje: </w:t>
+      </w:r>
+      <w:proofErr w:type="spellStart"/>
+      <w:r>
+        <w:rPr>
+          <w:color w:val="4A4A4A"/>
+          <w:sz w:val="19"/>
+          <w:szCs w:val="19"/>
+        </w:rPr>
+        <w:t>historial_riego</w:t>
+      </w:r>
+      <w:proofErr w:type="spellEnd"/>
+      <w:r>
+        <w:rPr>
+          <w:color w:val="4A4A4A"/>
+          <w:sz w:val="19"/>
+          <w:szCs w:val="19"/>
+        </w:rPr>
+        <w:t>[cultivo]</w:t>
       </w:r>
     </w:p>
     <w:p>
@@ -10117,7 +13475,43 @@
           <w:sz w:val="19"/>
           <w:szCs w:val="19"/>
         </w:rPr>
-        <w:t>Valores: Crear medida 'Pct Cumplimiento' = [Cumplimiento FAO56 %] y medida 'Pct Sobre Riego' = 100 - [Cumplimiento FAO56 %]</w:t>
+        <w:t>Valores: Crear medida '</w:t>
+      </w:r>
+      <w:proofErr w:type="spellStart"/>
+      <w:r>
+        <w:rPr>
+          <w:color w:val="4A4A4A"/>
+          <w:sz w:val="19"/>
+          <w:szCs w:val="19"/>
+        </w:rPr>
+        <w:t>Pct</w:t>
+      </w:r>
+      <w:proofErr w:type="spellEnd"/>
+      <w:r>
+        <w:rPr>
+          <w:color w:val="4A4A4A"/>
+          <w:sz w:val="19"/>
+          <w:szCs w:val="19"/>
+        </w:rPr>
+        <w:t xml:space="preserve"> Cumplimiento' = [Cumplimiento FAO56 %] y medida '</w:t>
+      </w:r>
+      <w:proofErr w:type="spellStart"/>
+      <w:r>
+        <w:rPr>
+          <w:color w:val="4A4A4A"/>
+          <w:sz w:val="19"/>
+          <w:szCs w:val="19"/>
+        </w:rPr>
+        <w:t>Pct</w:t>
+      </w:r>
+      <w:proofErr w:type="spellEnd"/>
+      <w:r>
+        <w:rPr>
+          <w:color w:val="4A4A4A"/>
+          <w:sz w:val="19"/>
+          <w:szCs w:val="19"/>
+        </w:rPr>
+        <w:t xml:space="preserve"> Sobre Riego' = 100 - [Cumplimiento FAO56 %]</w:t>
       </w:r>
     </w:p>
     <w:p>
@@ -10136,7 +13530,43 @@
           <w:sz w:val="19"/>
           <w:szCs w:val="19"/>
         </w:rPr>
-        <w:t>Color 'Pct Cumplimiento': #66BB6A. Color 'Pct Sobre Riego': #EF5350</w:t>
+        <w:t>Color '</w:t>
+      </w:r>
+      <w:proofErr w:type="spellStart"/>
+      <w:r>
+        <w:rPr>
+          <w:color w:val="4A4A4A"/>
+          <w:sz w:val="19"/>
+          <w:szCs w:val="19"/>
+        </w:rPr>
+        <w:t>Pct</w:t>
+      </w:r>
+      <w:proofErr w:type="spellEnd"/>
+      <w:r>
+        <w:rPr>
+          <w:color w:val="4A4A4A"/>
+          <w:sz w:val="19"/>
+          <w:szCs w:val="19"/>
+        </w:rPr>
+        <w:t xml:space="preserve"> Cumplimiento': #66BB6A. Color '</w:t>
+      </w:r>
+      <w:proofErr w:type="spellStart"/>
+      <w:r>
+        <w:rPr>
+          <w:color w:val="4A4A4A"/>
+          <w:sz w:val="19"/>
+          <w:szCs w:val="19"/>
+        </w:rPr>
+        <w:t>Pct</w:t>
+      </w:r>
+      <w:proofErr w:type="spellEnd"/>
+      <w:r>
+        <w:rPr>
+          <w:color w:val="4A4A4A"/>
+          <w:sz w:val="19"/>
+          <w:szCs w:val="19"/>
+        </w:rPr>
+        <w:t xml:space="preserve"> Sobre Riego': #EF5350</w:t>
       </w:r>
     </w:p>
     <w:p>
@@ -10155,7 +13585,43 @@
           <w:sz w:val="19"/>
           <w:szCs w:val="19"/>
         </w:rPr>
-        <w:t>Agregar linea de referencia constante en Y=10: Formato -&gt; Lineas de referencia -&gt; Agregar -&gt; Valor: 10, Color: blanco punteado</w:t>
+        <w:t xml:space="preserve">Agregar </w:t>
+      </w:r>
+      <w:proofErr w:type="spellStart"/>
+      <w:r>
+        <w:rPr>
+          <w:color w:val="4A4A4A"/>
+          <w:sz w:val="19"/>
+          <w:szCs w:val="19"/>
+        </w:rPr>
+        <w:t>linea</w:t>
+      </w:r>
+      <w:proofErr w:type="spellEnd"/>
+      <w:r>
+        <w:rPr>
+          <w:color w:val="4A4A4A"/>
+          <w:sz w:val="19"/>
+          <w:szCs w:val="19"/>
+        </w:rPr>
+        <w:t xml:space="preserve"> de referencia constante en Y=10: Formato -&gt; </w:t>
+      </w:r>
+      <w:proofErr w:type="spellStart"/>
+      <w:r>
+        <w:rPr>
+          <w:color w:val="4A4A4A"/>
+          <w:sz w:val="19"/>
+          <w:szCs w:val="19"/>
+        </w:rPr>
+        <w:t>Lineas</w:t>
+      </w:r>
+      <w:proofErr w:type="spellEnd"/>
+      <w:r>
+        <w:rPr>
+          <w:color w:val="4A4A4A"/>
+          <w:sz w:val="19"/>
+          <w:szCs w:val="19"/>
+        </w:rPr>
+        <w:t xml:space="preserve"> de referencia -&gt; Agregar -&gt; Valor: 10, Color: blanco punteado</w:t>
       </w:r>
     </w:p>
     <w:p>
@@ -10168,13 +13634,41 @@
         <w:spacing w:before="40" w:after="40"/>
         <w:ind w:left="720"/>
       </w:pPr>
-      <w:r>
-        <w:rPr>
-          <w:color w:val="4A4A4A"/>
-          <w:sz w:val="19"/>
-          <w:szCs w:val="19"/>
-        </w:rPr>
-        <w:t>Titulo: 'Cumplimiento FAO-56 vs Sobre-riego por Cultivo'</w:t>
+      <w:proofErr w:type="spellStart"/>
+      <w:r>
+        <w:rPr>
+          <w:color w:val="4A4A4A"/>
+          <w:sz w:val="19"/>
+          <w:szCs w:val="19"/>
+        </w:rPr>
+        <w:t>Titulo</w:t>
+      </w:r>
+      <w:proofErr w:type="spellEnd"/>
+      <w:r>
+        <w:rPr>
+          <w:color w:val="4A4A4A"/>
+          <w:sz w:val="19"/>
+          <w:szCs w:val="19"/>
+        </w:rPr>
+        <w:t xml:space="preserve">: 'Cumplimiento FAO-56 vs </w:t>
+      </w:r>
+      <w:proofErr w:type="spellStart"/>
+      <w:r>
+        <w:rPr>
+          <w:color w:val="4A4A4A"/>
+          <w:sz w:val="19"/>
+          <w:szCs w:val="19"/>
+        </w:rPr>
+        <w:t>Sobre-riego</w:t>
+      </w:r>
+      <w:proofErr w:type="spellEnd"/>
+      <w:r>
+        <w:rPr>
+          <w:color w:val="4A4A4A"/>
+          <w:sz w:val="19"/>
+          <w:szCs w:val="19"/>
+        </w:rPr>
+        <w:t xml:space="preserve"> por Cultivo'</w:t>
       </w:r>
     </w:p>
     <w:p>
@@ -10230,7 +13724,43 @@
           <w:sz w:val="19"/>
           <w:szCs w:val="19"/>
         </w:rPr>
-        <w:t>Leyenda: historial_riego[metodo_riego]</w:t>
+        <w:t xml:space="preserve">Leyenda: </w:t>
+      </w:r>
+      <w:proofErr w:type="spellStart"/>
+      <w:r>
+        <w:rPr>
+          <w:color w:val="4A4A4A"/>
+          <w:sz w:val="19"/>
+          <w:szCs w:val="19"/>
+        </w:rPr>
+        <w:t>historial_riego</w:t>
+      </w:r>
+      <w:proofErr w:type="spellEnd"/>
+      <w:r>
+        <w:rPr>
+          <w:color w:val="4A4A4A"/>
+          <w:sz w:val="19"/>
+          <w:szCs w:val="19"/>
+        </w:rPr>
+        <w:t>[</w:t>
+      </w:r>
+      <w:proofErr w:type="spellStart"/>
+      <w:r>
+        <w:rPr>
+          <w:color w:val="4A4A4A"/>
+          <w:sz w:val="19"/>
+          <w:szCs w:val="19"/>
+        </w:rPr>
+        <w:t>metodo_riego</w:t>
+      </w:r>
+      <w:proofErr w:type="spellEnd"/>
+      <w:r>
+        <w:rPr>
+          <w:color w:val="4A4A4A"/>
+          <w:sz w:val="19"/>
+          <w:szCs w:val="19"/>
+        </w:rPr>
+        <w:t>]</w:t>
       </w:r>
     </w:p>
     <w:p>
@@ -10249,7 +13779,61 @@
           <w:sz w:val="19"/>
           <w:szCs w:val="19"/>
         </w:rPr>
-        <w:t>Valores: COUNTROWS(historial_riego) — esto da la distribucion por numero de eventos</w:t>
+        <w:t>Valores: COUNTROWS(</w:t>
+      </w:r>
+      <w:proofErr w:type="spellStart"/>
+      <w:r>
+        <w:rPr>
+          <w:color w:val="4A4A4A"/>
+          <w:sz w:val="19"/>
+          <w:szCs w:val="19"/>
+        </w:rPr>
+        <w:t>historial_riego</w:t>
+      </w:r>
+      <w:proofErr w:type="spellEnd"/>
+      <w:r>
+        <w:rPr>
+          <w:color w:val="4A4A4A"/>
+          <w:sz w:val="19"/>
+          <w:szCs w:val="19"/>
+        </w:rPr>
+        <w:t xml:space="preserve">) — esto da la </w:t>
+      </w:r>
+      <w:proofErr w:type="spellStart"/>
+      <w:r>
+        <w:rPr>
+          <w:color w:val="4A4A4A"/>
+          <w:sz w:val="19"/>
+          <w:szCs w:val="19"/>
+        </w:rPr>
+        <w:t>distribucion</w:t>
+      </w:r>
+      <w:proofErr w:type="spellEnd"/>
+      <w:r>
+        <w:rPr>
+          <w:color w:val="4A4A4A"/>
+          <w:sz w:val="19"/>
+          <w:szCs w:val="19"/>
+        </w:rPr>
+        <w:t xml:space="preserve"> por </w:t>
+      </w:r>
+      <w:proofErr w:type="spellStart"/>
+      <w:r>
+        <w:rPr>
+          <w:color w:val="4A4A4A"/>
+          <w:sz w:val="19"/>
+          <w:szCs w:val="19"/>
+        </w:rPr>
+        <w:t>numero</w:t>
+      </w:r>
+      <w:proofErr w:type="spellEnd"/>
+      <w:r>
+        <w:rPr>
+          <w:color w:val="4A4A4A"/>
+          <w:sz w:val="19"/>
+          <w:szCs w:val="19"/>
+        </w:rPr>
+        <w:t xml:space="preserve"> de eventos</w:t>
       </w:r>
     </w:p>
     <w:p>
@@ -10287,7 +13871,61 @@
           <w:sz w:val="19"/>
           <w:szCs w:val="19"/>
         </w:rPr>
-        <w:t>Agregar etiqueta central: crear medida 'Eff Prom' = AVERAGE(historial_riego[eficiencia_riego]) * 100, colocarla como tarjeta pequena encima de la dona</w:t>
+        <w:t>Agregar etiqueta central: crear medida 'Eff Prom' = AVERAGE(</w:t>
+      </w:r>
+      <w:proofErr w:type="spellStart"/>
+      <w:r>
+        <w:rPr>
+          <w:color w:val="4A4A4A"/>
+          <w:sz w:val="19"/>
+          <w:szCs w:val="19"/>
+        </w:rPr>
+        <w:t>historial_riego</w:t>
+      </w:r>
+      <w:proofErr w:type="spellEnd"/>
+      <w:r>
+        <w:rPr>
+          <w:color w:val="4A4A4A"/>
+          <w:sz w:val="19"/>
+          <w:szCs w:val="19"/>
+        </w:rPr>
+        <w:t>[</w:t>
+      </w:r>
+      <w:proofErr w:type="spellStart"/>
+      <w:r>
+        <w:rPr>
+          <w:color w:val="4A4A4A"/>
+          <w:sz w:val="19"/>
+          <w:szCs w:val="19"/>
+        </w:rPr>
+        <w:t>eficiencia_riego</w:t>
+      </w:r>
+      <w:proofErr w:type="spellEnd"/>
+      <w:r>
+        <w:rPr>
+          <w:color w:val="4A4A4A"/>
+          <w:sz w:val="19"/>
+          <w:szCs w:val="19"/>
+        </w:rPr>
+        <w:t xml:space="preserve">]) * 100, colocarla como tarjeta </w:t>
+      </w:r>
+      <w:proofErr w:type="spellStart"/>
+      <w:r>
+        <w:rPr>
+          <w:color w:val="4A4A4A"/>
+          <w:sz w:val="19"/>
+          <w:szCs w:val="19"/>
+        </w:rPr>
+        <w:t>pequena</w:t>
+      </w:r>
+      <w:proofErr w:type="spellEnd"/>
+      <w:r>
+        <w:rPr>
+          <w:color w:val="4A4A4A"/>
+          <w:sz w:val="19"/>
+          <w:szCs w:val="19"/>
+        </w:rPr>
+        <w:t xml:space="preserve"> encima de la dona</w:t>
       </w:r>
     </w:p>
     <w:p>
@@ -10300,13 +13938,41 @@
         <w:spacing w:before="40" w:after="40"/>
         <w:ind w:left="720"/>
       </w:pPr>
-      <w:r>
-        <w:rPr>
-          <w:color w:val="4A4A4A"/>
-          <w:sz w:val="19"/>
-          <w:szCs w:val="19"/>
-        </w:rPr>
-        <w:t>Titulo: 'Distribucion Sistemas de Riego'</w:t>
+      <w:proofErr w:type="spellStart"/>
+      <w:r>
+        <w:rPr>
+          <w:color w:val="4A4A4A"/>
+          <w:sz w:val="19"/>
+          <w:szCs w:val="19"/>
+        </w:rPr>
+        <w:t>Titulo</w:t>
+      </w:r>
+      <w:proofErr w:type="spellEnd"/>
+      <w:r>
+        <w:rPr>
+          <w:color w:val="4A4A4A"/>
+          <w:sz w:val="19"/>
+          <w:szCs w:val="19"/>
+        </w:rPr>
+        <w:t>: '</w:t>
+      </w:r>
+      <w:proofErr w:type="spellStart"/>
+      <w:r>
+        <w:rPr>
+          <w:color w:val="4A4A4A"/>
+          <w:sz w:val="19"/>
+          <w:szCs w:val="19"/>
+        </w:rPr>
+        <w:t>Distribucion</w:t>
+      </w:r>
+      <w:proofErr w:type="spellEnd"/>
+      <w:r>
+        <w:rPr>
+          <w:color w:val="4A4A4A"/>
+          <w:sz w:val="19"/>
+          <w:szCs w:val="19"/>
+        </w:rPr>
+        <w:t xml:space="preserve"> Sistemas de Riego'</w:t>
       </w:r>
     </w:p>
     <w:p>
@@ -10370,7 +14036,115 @@
           <w:sz w:val="19"/>
           <w:szCs w:val="19"/>
         </w:rPr>
-        <w:t>Agregar columnas: id_parcela, modulo_dr041, cultivo, etapa_fenologica, MAX(fecha_riego), SUM(deficit_hidrico_mm), AVG(sobre_riego_pct), nivel_urgencia (de recomendaciones), aceptada (de recomendaciones)</w:t>
+        <w:t xml:space="preserve">Agregar columnas: </w:t>
+      </w:r>
+      <w:proofErr w:type="spellStart"/>
+      <w:r>
+        <w:rPr>
+          <w:color w:val="4A4A4A"/>
+          <w:sz w:val="19"/>
+          <w:szCs w:val="19"/>
+        </w:rPr>
+        <w:t>id_parcela</w:t>
+      </w:r>
+      <w:proofErr w:type="spellEnd"/>
+      <w:r>
+        <w:rPr>
+          <w:color w:val="4A4A4A"/>
+          <w:sz w:val="19"/>
+          <w:szCs w:val="19"/>
+        </w:rPr>
+        <w:t xml:space="preserve">, modulo_dr041, cultivo, </w:t>
+      </w:r>
+      <w:proofErr w:type="spellStart"/>
+      <w:r>
+        <w:rPr>
+          <w:color w:val="4A4A4A"/>
+          <w:sz w:val="19"/>
+          <w:szCs w:val="19"/>
+        </w:rPr>
+        <w:t>etapa_fenologica</w:t>
+      </w:r>
+      <w:proofErr w:type="spellEnd"/>
+      <w:r>
+        <w:rPr>
+          <w:color w:val="4A4A4A"/>
+          <w:sz w:val="19"/>
+          <w:szCs w:val="19"/>
+        </w:rPr>
+        <w:t>, MAX(</w:t>
+      </w:r>
+      <w:proofErr w:type="spellStart"/>
+      <w:r>
+        <w:rPr>
+          <w:color w:val="4A4A4A"/>
+          <w:sz w:val="19"/>
+          <w:szCs w:val="19"/>
+        </w:rPr>
+        <w:t>fecha_riego</w:t>
+      </w:r>
+      <w:proofErr w:type="spellEnd"/>
+      <w:r>
+        <w:rPr>
+          <w:color w:val="4A4A4A"/>
+          <w:sz w:val="19"/>
+          <w:szCs w:val="19"/>
+        </w:rPr>
+        <w:t>), SUM(</w:t>
+      </w:r>
+      <w:proofErr w:type="spellStart"/>
+      <w:r>
+        <w:rPr>
+          <w:color w:val="4A4A4A"/>
+          <w:sz w:val="19"/>
+          <w:szCs w:val="19"/>
+        </w:rPr>
+        <w:t>deficit_hidrico_mm</w:t>
+      </w:r>
+      <w:proofErr w:type="spellEnd"/>
+      <w:r>
+        <w:rPr>
+          <w:color w:val="4A4A4A"/>
+          <w:sz w:val="19"/>
+          <w:szCs w:val="19"/>
+        </w:rPr>
+        <w:t>), AVG(</w:t>
+      </w:r>
+      <w:proofErr w:type="spellStart"/>
+      <w:r>
+        <w:rPr>
+          <w:color w:val="4A4A4A"/>
+          <w:sz w:val="19"/>
+          <w:szCs w:val="19"/>
+        </w:rPr>
+        <w:t>sobre_riego_pct</w:t>
+      </w:r>
+      <w:proofErr w:type="spellEnd"/>
+      <w:r>
+        <w:rPr>
+          <w:color w:val="4A4A4A"/>
+          <w:sz w:val="19"/>
+          <w:szCs w:val="19"/>
+        </w:rPr>
+        <w:t xml:space="preserve">), </w:t>
+      </w:r>
+      <w:proofErr w:type="spellStart"/>
+      <w:r>
+        <w:rPr>
+          <w:color w:val="4A4A4A"/>
+          <w:sz w:val="19"/>
+          <w:szCs w:val="19"/>
+        </w:rPr>
+        <w:t>nivel_urgencia</w:t>
+      </w:r>
+      <w:proofErr w:type="spellEnd"/>
+      <w:r>
+        <w:rPr>
+          <w:color w:val="4A4A4A"/>
+          <w:sz w:val="19"/>
+          <w:szCs w:val="19"/>
+        </w:rPr>
+        <w:t xml:space="preserve"> (de recomendaciones), aceptada (de recomendaciones)</w:t>
       </w:r>
     </w:p>
     <w:p>
@@ -10389,7 +14163,25 @@
           <w:sz w:val="19"/>
           <w:szCs w:val="19"/>
         </w:rPr>
-        <w:t>Ordenar por nivel_urgencia descendente</w:t>
+        <w:t xml:space="preserve">Ordenar por </w:t>
+      </w:r>
+      <w:proofErr w:type="spellStart"/>
+      <w:r>
+        <w:rPr>
+          <w:color w:val="4A4A4A"/>
+          <w:sz w:val="19"/>
+          <w:szCs w:val="19"/>
+        </w:rPr>
+        <w:t>nivel_urgencia</w:t>
+      </w:r>
+      <w:proofErr w:type="spellEnd"/>
+      <w:r>
+        <w:rPr>
+          <w:color w:val="4A4A4A"/>
+          <w:sz w:val="19"/>
+          <w:szCs w:val="19"/>
+        </w:rPr>
+        <w:t xml:space="preserve"> descendente</w:t>
       </w:r>
     </w:p>
     <w:p>
@@ -10446,7 +14238,25 @@
           <w:sz w:val="19"/>
           <w:szCs w:val="19"/>
         </w:rPr>
-        <w:t>Regla 1: si alerta contiene 'Sobre-riego' -&gt; fondo #FDECEA (rojo muy suave)</w:t>
+        <w:t>Regla 1: si alerta contiene '</w:t>
+      </w:r>
+      <w:proofErr w:type="spellStart"/>
+      <w:r>
+        <w:rPr>
+          <w:color w:val="4A4A4A"/>
+          <w:sz w:val="19"/>
+          <w:szCs w:val="19"/>
+        </w:rPr>
+        <w:t>Sobre-riego</w:t>
+      </w:r>
+      <w:proofErr w:type="spellEnd"/>
+      <w:r>
+        <w:rPr>
+          <w:color w:val="4A4A4A"/>
+          <w:sz w:val="19"/>
+          <w:szCs w:val="19"/>
+        </w:rPr>
+        <w:t>' -&gt; fondo #FDECEA (rojo muy suave)</w:t>
       </w:r>
     </w:p>
     <w:p>
@@ -10465,7 +14275,25 @@
           <w:sz w:val="19"/>
           <w:szCs w:val="19"/>
         </w:rPr>
-        <w:t>Regla 2: si aceptada = 'sin_respuesta' -&gt; fondo #FFF8E1 (amarillo suave)</w:t>
+        <w:t>Regla 2: si aceptada = '</w:t>
+      </w:r>
+      <w:proofErr w:type="spellStart"/>
+      <w:r>
+        <w:rPr>
+          <w:color w:val="4A4A4A"/>
+          <w:sz w:val="19"/>
+          <w:szCs w:val="19"/>
+        </w:rPr>
+        <w:t>sin_respuesta</w:t>
+      </w:r>
+      <w:proofErr w:type="spellEnd"/>
+      <w:r>
+        <w:rPr>
+          <w:color w:val="4A4A4A"/>
+          <w:sz w:val="19"/>
+          <w:szCs w:val="19"/>
+        </w:rPr>
+        <w:t>' -&gt; fondo #FFF8E1 (amarillo suave)</w:t>
       </w:r>
     </w:p>
     <w:p>
@@ -10502,7 +14330,25 @@
           <w:sz w:val="19"/>
           <w:szCs w:val="19"/>
         </w:rPr>
-        <w:t>Agregar filtro de nivel de visual: alerta &lt;&gt; '' O nivel_urgencia = 'Alta'</w:t>
+        <w:t xml:space="preserve">Agregar filtro de nivel de visual: alerta &lt;&gt; '' O </w:t>
+      </w:r>
+      <w:proofErr w:type="spellStart"/>
+      <w:r>
+        <w:rPr>
+          <w:color w:val="4A4A4A"/>
+          <w:sz w:val="19"/>
+          <w:szCs w:val="19"/>
+        </w:rPr>
+        <w:t>nivel_urgencia</w:t>
+      </w:r>
+      <w:proofErr w:type="spellEnd"/>
+      <w:r>
+        <w:rPr>
+          <w:color w:val="4A4A4A"/>
+          <w:sz w:val="19"/>
+          <w:szCs w:val="19"/>
+        </w:rPr>
+        <w:t xml:space="preserve"> = 'Alta'</w:t>
       </w:r>
     </w:p>
     <w:p>
@@ -10521,7 +14367,43 @@
           <w:sz w:val="19"/>
           <w:szCs w:val="19"/>
         </w:rPr>
-        <w:t>Formato -&gt; Alto de fila: 36 px. Filas visibles sin scroll: 10</w:t>
+        <w:t xml:space="preserve">Formato -&gt; Alto de fila: 36 </w:t>
+      </w:r>
+      <w:proofErr w:type="spellStart"/>
+      <w:r>
+        <w:rPr>
+          <w:color w:val="4A4A4A"/>
+          <w:sz w:val="19"/>
+          <w:szCs w:val="19"/>
+        </w:rPr>
+        <w:t>px</w:t>
+      </w:r>
+      <w:proofErr w:type="spellEnd"/>
+      <w:r>
+        <w:rPr>
+          <w:color w:val="4A4A4A"/>
+          <w:sz w:val="19"/>
+          <w:szCs w:val="19"/>
+        </w:rPr>
+        <w:t xml:space="preserve">. Filas visibles sin </w:t>
+      </w:r>
+      <w:proofErr w:type="spellStart"/>
+      <w:r>
+        <w:rPr>
+          <w:color w:val="4A4A4A"/>
+          <w:sz w:val="19"/>
+          <w:szCs w:val="19"/>
+        </w:rPr>
+        <w:t>scroll</w:t>
+      </w:r>
+      <w:proofErr w:type="spellEnd"/>
+      <w:r>
+        <w:rPr>
+          <w:color w:val="4A4A4A"/>
+          <w:sz w:val="19"/>
+          <w:szCs w:val="19"/>
+        </w:rPr>
+        <w:t>: 10</w:t>
       </w:r>
     </w:p>
     <w:p>
@@ -10540,7 +14422,25 @@
           <w:sz w:val="19"/>
           <w:szCs w:val="19"/>
         </w:rPr>
-        <w:t>Activar scroll vertical interno</w:t>
+        <w:t xml:space="preserve">Activar </w:t>
+      </w:r>
+      <w:proofErr w:type="spellStart"/>
+      <w:r>
+        <w:rPr>
+          <w:color w:val="4A4A4A"/>
+          <w:sz w:val="19"/>
+          <w:szCs w:val="19"/>
+        </w:rPr>
+        <w:t>scroll</w:t>
+      </w:r>
+      <w:proofErr w:type="spellEnd"/>
+      <w:r>
+        <w:rPr>
+          <w:color w:val="4A4A4A"/>
+          <w:sz w:val="19"/>
+          <w:szCs w:val="19"/>
+        </w:rPr>
+        <w:t xml:space="preserve"> vertical interno</w:t>
       </w:r>
     </w:p>
     <w:p>
@@ -10553,13 +14453,41 @@
         <w:spacing w:before="40" w:after="40"/>
         <w:ind w:left="720"/>
       </w:pPr>
-      <w:r>
-        <w:rPr>
-          <w:color w:val="4A4A4A"/>
-          <w:sz w:val="19"/>
-          <w:szCs w:val="19"/>
-        </w:rPr>
-        <w:t>Titulo: 'Parcelas con Alerta o Recomendacion Pendiente'</w:t>
+      <w:proofErr w:type="spellStart"/>
+      <w:r>
+        <w:rPr>
+          <w:color w:val="4A4A4A"/>
+          <w:sz w:val="19"/>
+          <w:szCs w:val="19"/>
+        </w:rPr>
+        <w:t>Titulo</w:t>
+      </w:r>
+      <w:proofErr w:type="spellEnd"/>
+      <w:r>
+        <w:rPr>
+          <w:color w:val="4A4A4A"/>
+          <w:sz w:val="19"/>
+          <w:szCs w:val="19"/>
+        </w:rPr>
+        <w:t xml:space="preserve">: 'Parcelas con Alerta o </w:t>
+      </w:r>
+      <w:proofErr w:type="spellStart"/>
+      <w:r>
+        <w:rPr>
+          <w:color w:val="4A4A4A"/>
+          <w:sz w:val="19"/>
+          <w:szCs w:val="19"/>
+        </w:rPr>
+        <w:t>Recomendacion</w:t>
+      </w:r>
+      <w:proofErr w:type="spellEnd"/>
+      <w:r>
+        <w:rPr>
+          <w:color w:val="4A4A4A"/>
+          <w:sz w:val="19"/>
+          <w:szCs w:val="19"/>
+        </w:rPr>
+        <w:t xml:space="preserve"> Pendiente'</w:t>
       </w:r>
     </w:p>
     <w:p>
@@ -10577,8 +14505,13 @@
         <w:spacing w:before="60"/>
       </w:pPr>
       <w:r>
-        <w:t>Alinear tabla al ancho completo del canvas</w:t>
-      </w:r>
+        <w:t xml:space="preserve">Alinear tabla al ancho completo del </w:t>
+      </w:r>
+      <w:proofErr w:type="spellStart"/>
+      <w:r>
+        <w:t>canvas</w:t>
+      </w:r>
+      <w:proofErr w:type="spellEnd"/>
     </w:p>
     <w:p>
       <w:pPr>
@@ -10590,14 +14523,52 @@
         <w:spacing w:before="40" w:after="40"/>
         <w:ind w:left="720"/>
       </w:pPr>
-      <w:r>
-        <w:rPr>
-          <w:color w:val="4A4A4A"/>
-          <w:sz w:val="19"/>
-          <w:szCs w:val="19"/>
-        </w:rPr>
-        <w:t>Posicion: fila inferior. Ancho: 100% del canvas. Alto: ~30% de la altura util</w:t>
-      </w:r>
+      <w:proofErr w:type="spellStart"/>
+      <w:r>
+        <w:rPr>
+          <w:color w:val="4A4A4A"/>
+          <w:sz w:val="19"/>
+          <w:szCs w:val="19"/>
+        </w:rPr>
+        <w:t>Posicion</w:t>
+      </w:r>
+      <w:proofErr w:type="spellEnd"/>
+      <w:r>
+        <w:rPr>
+          <w:color w:val="4A4A4A"/>
+          <w:sz w:val="19"/>
+          <w:szCs w:val="19"/>
+        </w:rPr>
+        <w:t xml:space="preserve">: fila inferior. Ancho: 100% del </w:t>
+      </w:r>
+      <w:proofErr w:type="spellStart"/>
+      <w:r>
+        <w:rPr>
+          <w:color w:val="4A4A4A"/>
+          <w:sz w:val="19"/>
+          <w:szCs w:val="19"/>
+        </w:rPr>
+        <w:t>canvas</w:t>
+      </w:r>
+      <w:proofErr w:type="spellEnd"/>
+      <w:r>
+        <w:rPr>
+          <w:color w:val="4A4A4A"/>
+          <w:sz w:val="19"/>
+          <w:szCs w:val="19"/>
+        </w:rPr>
+        <w:t xml:space="preserve">. Alto: ~30% de la altura </w:t>
+      </w:r>
+      <w:proofErr w:type="spellStart"/>
+      <w:r>
+        <w:rPr>
+          <w:color w:val="4A4A4A"/>
+          <w:sz w:val="19"/>
+          <w:szCs w:val="19"/>
+        </w:rPr>
+        <w:t>util</w:t>
+      </w:r>
+      <w:proofErr w:type="spellEnd"/>
     </w:p>
     <w:p>
       <w:pPr>
@@ -10622,7 +14593,23 @@
         <w:spacing w:before="60"/>
       </w:pPr>
       <w:r>
-        <w:t>Verificar que todos los visuals responden a los segmentadores de Zona B</w:t>
+        <w:t xml:space="preserve">Verificar que todos los </w:t>
+      </w:r>
+      <w:proofErr w:type="spellStart"/>
+      <w:r>
+        <w:t>visuals</w:t>
+      </w:r>
+      <w:proofErr w:type="spellEnd"/>
+      <w:r>
+        <w:t xml:space="preserve"> responden a los </w:t>
+      </w:r>
+      <w:proofErr w:type="spellStart"/>
+      <w:r>
+        <w:t>segmentadores</w:t>
+      </w:r>
+      <w:proofErr w:type="spellEnd"/>
+      <w:r>
+        <w:t xml:space="preserve"> de Zona B</w:t>
       </w:r>
     </w:p>
     <w:p>
@@ -10641,7 +14628,61 @@
           <w:sz w:val="19"/>
           <w:szCs w:val="19"/>
         </w:rPr>
-        <w:t>Clic en segmentador 'PV-2026' y confirmar que: KPI cards cambian, grafica de lineas cambia, barras de cultivo cambian, dona cambia, tabla se filtra</w:t>
+        <w:t xml:space="preserve">Clic en </w:t>
+      </w:r>
+      <w:proofErr w:type="spellStart"/>
+      <w:r>
+        <w:rPr>
+          <w:color w:val="4A4A4A"/>
+          <w:sz w:val="19"/>
+          <w:szCs w:val="19"/>
+        </w:rPr>
+        <w:t>segmentador</w:t>
+      </w:r>
+      <w:proofErr w:type="spellEnd"/>
+      <w:r>
+        <w:rPr>
+          <w:color w:val="4A4A4A"/>
+          <w:sz w:val="19"/>
+          <w:szCs w:val="19"/>
+        </w:rPr>
+        <w:t xml:space="preserve"> 'PV-2026' y confirmar que: KPI </w:t>
+      </w:r>
+      <w:proofErr w:type="spellStart"/>
+      <w:r>
+        <w:rPr>
+          <w:color w:val="4A4A4A"/>
+          <w:sz w:val="19"/>
+          <w:szCs w:val="19"/>
+        </w:rPr>
+        <w:t>cards</w:t>
+      </w:r>
+      <w:proofErr w:type="spellEnd"/>
+      <w:r>
+        <w:rPr>
+          <w:color w:val="4A4A4A"/>
+          <w:sz w:val="19"/>
+          <w:szCs w:val="19"/>
+        </w:rPr>
+        <w:t xml:space="preserve"> cambian, grafica de </w:t>
+      </w:r>
+      <w:proofErr w:type="spellStart"/>
+      <w:r>
+        <w:rPr>
+          <w:color w:val="4A4A4A"/>
+          <w:sz w:val="19"/>
+          <w:szCs w:val="19"/>
+        </w:rPr>
+        <w:t>lineas</w:t>
+      </w:r>
+      <w:proofErr w:type="spellEnd"/>
+      <w:r>
+        <w:rPr>
+          <w:color w:val="4A4A4A"/>
+          <w:sz w:val="19"/>
+          <w:szCs w:val="19"/>
+        </w:rPr>
+        <w:t xml:space="preserve"> cambia, barras de cultivo cambian, dona cambia, tabla se filtra</w:t>
       </w:r>
     </w:p>
     <w:p>
@@ -10659,8 +14700,21 @@
         <w:spacing w:before="60"/>
       </w:pPr>
       <w:r>
-        <w:t>Configurar interaccion entre visuals</w:t>
-      </w:r>
+        <w:t xml:space="preserve">Configurar </w:t>
+      </w:r>
+      <w:proofErr w:type="spellStart"/>
+      <w:r>
+        <w:t>interaccion</w:t>
+      </w:r>
+      <w:proofErr w:type="spellEnd"/>
+      <w:r>
+        <w:t xml:space="preserve"> entre </w:t>
+      </w:r>
+      <w:proofErr w:type="spellStart"/>
+      <w:r>
+        <w:t>visuals</w:t>
+      </w:r>
+      <w:proofErr w:type="spellEnd"/>
     </w:p>
     <w:p>
       <w:pPr>
@@ -10678,7 +14732,25 @@
           <w:sz w:val="19"/>
           <w:szCs w:val="19"/>
         </w:rPr>
-        <w:t>Seleccionar el grafico de lineas -&gt; Formato -&gt; Editar interacciones</w:t>
+        <w:t xml:space="preserve">Seleccionar el grafico de </w:t>
+      </w:r>
+      <w:proofErr w:type="spellStart"/>
+      <w:r>
+        <w:rPr>
+          <w:color w:val="4A4A4A"/>
+          <w:sz w:val="19"/>
+          <w:szCs w:val="19"/>
+        </w:rPr>
+        <w:t>lineas</w:t>
+      </w:r>
+      <w:proofErr w:type="spellEnd"/>
+      <w:r>
+        <w:rPr>
+          <w:color w:val="4A4A4A"/>
+          <w:sz w:val="19"/>
+          <w:szCs w:val="19"/>
+        </w:rPr>
+        <w:t xml:space="preserve"> -&gt; Formato -&gt; Editar interacciones</w:t>
       </w:r>
     </w:p>
     <w:p>
@@ -10697,8 +14769,18 @@
           <w:sz w:val="19"/>
           <w:szCs w:val="19"/>
         </w:rPr>
-        <w:t>Marcar que la dona y las barras de cultivo filtren al hacer clic en un punto de la linea</w:t>
-      </w:r>
+        <w:t xml:space="preserve">Marcar que la dona y las barras de cultivo filtren al hacer clic en un punto de la </w:t>
+      </w:r>
+      <w:proofErr w:type="spellStart"/>
+      <w:r>
+        <w:rPr>
+          <w:color w:val="4A4A4A"/>
+          <w:sz w:val="19"/>
+          <w:szCs w:val="19"/>
+        </w:rPr>
+        <w:t>linea</w:t>
+      </w:r>
+      <w:proofErr w:type="spellEnd"/>
     </w:p>
     <w:p>
       <w:pPr>
@@ -10716,7 +14798,25 @@
           <w:sz w:val="19"/>
           <w:szCs w:val="19"/>
         </w:rPr>
-        <w:t>La tabla operacional debe filtrar siempre con todos los segmentadores activos</w:t>
+        <w:t xml:space="preserve">La tabla operacional debe filtrar siempre con todos los </w:t>
+      </w:r>
+      <w:proofErr w:type="spellStart"/>
+      <w:r>
+        <w:rPr>
+          <w:color w:val="4A4A4A"/>
+          <w:sz w:val="19"/>
+          <w:szCs w:val="19"/>
+        </w:rPr>
+        <w:t>segmentadores</w:t>
+      </w:r>
+      <w:proofErr w:type="spellEnd"/>
+      <w:r>
+        <w:rPr>
+          <w:color w:val="4A4A4A"/>
+          <w:sz w:val="19"/>
+          <w:szCs w:val="19"/>
+        </w:rPr>
+        <w:t xml:space="preserve"> activos</w:t>
       </w:r>
     </w:p>
     <w:p>
@@ -10734,7 +14834,23 @@
         <w:spacing w:before="60"/>
       </w:pPr>
       <w:r>
-        <w:t>Agregar drill-through a pagina de detalle de parcela</w:t>
+        <w:t>Agregar drill-</w:t>
+      </w:r>
+      <w:proofErr w:type="spellStart"/>
+      <w:r>
+        <w:t>through</w:t>
+      </w:r>
+      <w:proofErr w:type="spellEnd"/>
+      <w:r>
+        <w:t xml:space="preserve"> a </w:t>
+      </w:r>
+      <w:proofErr w:type="spellStart"/>
+      <w:r>
+        <w:t>pagina</w:t>
+      </w:r>
+      <w:proofErr w:type="spellEnd"/>
+      <w:r>
+        <w:t xml:space="preserve"> de detalle de parcela</w:t>
       </w:r>
     </w:p>
     <w:p>
@@ -10753,7 +14869,43 @@
           <w:sz w:val="19"/>
           <w:szCs w:val="19"/>
         </w:rPr>
-        <w:t>En pagina 2: agregar campo id_parcela como campo de obtener detalles (Drill through)</w:t>
+        <w:t xml:space="preserve">En pagina 2: agregar campo </w:t>
+      </w:r>
+      <w:proofErr w:type="spellStart"/>
+      <w:r>
+        <w:rPr>
+          <w:color w:val="4A4A4A"/>
+          <w:sz w:val="19"/>
+          <w:szCs w:val="19"/>
+        </w:rPr>
+        <w:t>id_parcela</w:t>
+      </w:r>
+      <w:proofErr w:type="spellEnd"/>
+      <w:r>
+        <w:rPr>
+          <w:color w:val="4A4A4A"/>
+          <w:sz w:val="19"/>
+          <w:szCs w:val="19"/>
+        </w:rPr>
+        <w:t xml:space="preserve"> como campo de obtener detalles (Drill </w:t>
+      </w:r>
+      <w:proofErr w:type="spellStart"/>
+      <w:r>
+        <w:rPr>
+          <w:color w:val="4A4A4A"/>
+          <w:sz w:val="19"/>
+          <w:szCs w:val="19"/>
+        </w:rPr>
+        <w:t>through</w:t>
+      </w:r>
+      <w:proofErr w:type="spellEnd"/>
+      <w:r>
+        <w:rPr>
+          <w:color w:val="4A4A4A"/>
+          <w:sz w:val="19"/>
+          <w:szCs w:val="19"/>
+        </w:rPr>
+        <w:t>)</w:t>
       </w:r>
     </w:p>
     <w:p>
@@ -10817,7 +14969,61 @@
           <w:sz w:val="19"/>
           <w:szCs w:val="19"/>
         </w:rPr>
-        <w:t>Clic en el boton '+' en la barra de paginas inferior -&gt; Renombrar como 'Analisis Comparativo 2025-2026'</w:t>
+        <w:t xml:space="preserve">Clic en el </w:t>
+      </w:r>
+      <w:proofErr w:type="spellStart"/>
+      <w:r>
+        <w:rPr>
+          <w:color w:val="4A4A4A"/>
+          <w:sz w:val="19"/>
+          <w:szCs w:val="19"/>
+        </w:rPr>
+        <w:t>boton</w:t>
+      </w:r>
+      <w:proofErr w:type="spellEnd"/>
+      <w:r>
+        <w:rPr>
+          <w:color w:val="4A4A4A"/>
+          <w:sz w:val="19"/>
+          <w:szCs w:val="19"/>
+        </w:rPr>
+        <w:t xml:space="preserve"> '+' en la barra de </w:t>
+      </w:r>
+      <w:proofErr w:type="spellStart"/>
+      <w:r>
+        <w:rPr>
+          <w:color w:val="4A4A4A"/>
+          <w:sz w:val="19"/>
+          <w:szCs w:val="19"/>
+        </w:rPr>
+        <w:t>paginas</w:t>
+      </w:r>
+      <w:proofErr w:type="spellEnd"/>
+      <w:r>
+        <w:rPr>
+          <w:color w:val="4A4A4A"/>
+          <w:sz w:val="19"/>
+          <w:szCs w:val="19"/>
+        </w:rPr>
+        <w:t xml:space="preserve"> inferior -&gt; Renombrar como '</w:t>
+      </w:r>
+      <w:proofErr w:type="spellStart"/>
+      <w:r>
+        <w:rPr>
+          <w:color w:val="4A4A4A"/>
+          <w:sz w:val="19"/>
+          <w:szCs w:val="19"/>
+        </w:rPr>
+        <w:t>Analisis</w:t>
+      </w:r>
+      <w:proofErr w:type="spellEnd"/>
+      <w:r>
+        <w:rPr>
+          <w:color w:val="4A4A4A"/>
+          <w:sz w:val="19"/>
+          <w:szCs w:val="19"/>
+        </w:rPr>
+        <w:t xml:space="preserve"> Comparativo 2025-2026'</w:t>
       </w:r>
     </w:p>
     <w:p>
@@ -10873,7 +15079,115 @@
           <w:sz w:val="19"/>
           <w:szCs w:val="19"/>
         </w:rPr>
-        <w:t>CO2 = crear medida: Ahorro CO2 kg = CALCULATE(SUM(historial_riego[energia_kwh]), ciclos_agricolas[ciclo]="PV-2025") - CALCULATE(SUM(historial_riego[energia_kwh]), ciclos_agricolas[ciclo]="PV-2026") * 0.454</w:t>
+        <w:t>CO2 = crear medida: Ahorro CO2 kg = CALCULATE(SUM(</w:t>
+      </w:r>
+      <w:proofErr w:type="spellStart"/>
+      <w:r>
+        <w:rPr>
+          <w:color w:val="4A4A4A"/>
+          <w:sz w:val="19"/>
+          <w:szCs w:val="19"/>
+        </w:rPr>
+        <w:t>historial_riego</w:t>
+      </w:r>
+      <w:proofErr w:type="spellEnd"/>
+      <w:r>
+        <w:rPr>
+          <w:color w:val="4A4A4A"/>
+          <w:sz w:val="19"/>
+          <w:szCs w:val="19"/>
+        </w:rPr>
+        <w:t>[</w:t>
+      </w:r>
+      <w:proofErr w:type="spellStart"/>
+      <w:r>
+        <w:rPr>
+          <w:color w:val="4A4A4A"/>
+          <w:sz w:val="19"/>
+          <w:szCs w:val="19"/>
+        </w:rPr>
+        <w:t>energia_kwh</w:t>
+      </w:r>
+      <w:proofErr w:type="spellEnd"/>
+      <w:r>
+        <w:rPr>
+          <w:color w:val="4A4A4A"/>
+          <w:sz w:val="19"/>
+          <w:szCs w:val="19"/>
+        </w:rPr>
+        <w:t xml:space="preserve">]), </w:t>
+      </w:r>
+      <w:proofErr w:type="spellStart"/>
+      <w:r>
+        <w:rPr>
+          <w:color w:val="4A4A4A"/>
+          <w:sz w:val="19"/>
+          <w:szCs w:val="19"/>
+        </w:rPr>
+        <w:t>ciclos_agricolas</w:t>
+      </w:r>
+      <w:proofErr w:type="spellEnd"/>
+      <w:r>
+        <w:rPr>
+          <w:color w:val="4A4A4A"/>
+          <w:sz w:val="19"/>
+          <w:szCs w:val="19"/>
+        </w:rPr>
+        <w:t>[ciclo]="PV-2025") - CALCULATE(SUM(</w:t>
+      </w:r>
+      <w:proofErr w:type="spellStart"/>
+      <w:r>
+        <w:rPr>
+          <w:color w:val="4A4A4A"/>
+          <w:sz w:val="19"/>
+          <w:szCs w:val="19"/>
+        </w:rPr>
+        <w:t>historial_riego</w:t>
+      </w:r>
+      <w:proofErr w:type="spellEnd"/>
+      <w:r>
+        <w:rPr>
+          <w:color w:val="4A4A4A"/>
+          <w:sz w:val="19"/>
+          <w:szCs w:val="19"/>
+        </w:rPr>
+        <w:t>[</w:t>
+      </w:r>
+      <w:proofErr w:type="spellStart"/>
+      <w:r>
+        <w:rPr>
+          <w:color w:val="4A4A4A"/>
+          <w:sz w:val="19"/>
+          <w:szCs w:val="19"/>
+        </w:rPr>
+        <w:t>energia_kwh</w:t>
+      </w:r>
+      <w:proofErr w:type="spellEnd"/>
+      <w:r>
+        <w:rPr>
+          <w:color w:val="4A4A4A"/>
+          <w:sz w:val="19"/>
+          <w:szCs w:val="19"/>
+        </w:rPr>
+        <w:t xml:space="preserve">]), </w:t>
+      </w:r>
+      <w:proofErr w:type="spellStart"/>
+      <w:r>
+        <w:rPr>
+          <w:color w:val="4A4A4A"/>
+          <w:sz w:val="19"/>
+          <w:szCs w:val="19"/>
+        </w:rPr>
+        <w:t>ciclos_agricolas</w:t>
+      </w:r>
+      <w:proofErr w:type="spellEnd"/>
+      <w:r>
+        <w:rPr>
+          <w:color w:val="4A4A4A"/>
+          <w:sz w:val="19"/>
+          <w:szCs w:val="19"/>
+        </w:rPr>
+        <w:t>[ciclo]="PV-2026") * 0.454</w:t>
       </w:r>
     </w:p>
     <w:p>
@@ -10904,13 +15218,41 @@
         <w:spacing w:before="40" w:after="40"/>
         <w:ind w:left="720"/>
       </w:pPr>
-      <w:r>
-        <w:rPr>
-          <w:color w:val="4A4A4A"/>
-          <w:sz w:val="19"/>
-          <w:szCs w:val="19"/>
-        </w:rPr>
-        <w:t>Grafico de barras agrupadas (Clustered Bar Chart)</w:t>
+      <w:proofErr w:type="spellStart"/>
+      <w:r>
+        <w:rPr>
+          <w:color w:val="4A4A4A"/>
+          <w:sz w:val="19"/>
+          <w:szCs w:val="19"/>
+        </w:rPr>
+        <w:t>Grafico</w:t>
+      </w:r>
+      <w:proofErr w:type="spellEnd"/>
+      <w:r>
+        <w:rPr>
+          <w:color w:val="4A4A4A"/>
+          <w:sz w:val="19"/>
+          <w:szCs w:val="19"/>
+        </w:rPr>
+        <w:t xml:space="preserve"> de barras agrupadas (</w:t>
+      </w:r>
+      <w:proofErr w:type="spellStart"/>
+      <w:r>
+        <w:rPr>
+          <w:color w:val="4A4A4A"/>
+          <w:sz w:val="19"/>
+          <w:szCs w:val="19"/>
+        </w:rPr>
+        <w:t>Clustered</w:t>
+      </w:r>
+      <w:proofErr w:type="spellEnd"/>
+      <w:r>
+        <w:rPr>
+          <w:color w:val="4A4A4A"/>
+          <w:sz w:val="19"/>
+          <w:szCs w:val="19"/>
+        </w:rPr>
+        <w:t xml:space="preserve"> Bar Chart)</w:t>
       </w:r>
     </w:p>
     <w:p>
@@ -10929,7 +15271,25 @@
           <w:sz w:val="19"/>
           <w:szCs w:val="19"/>
         </w:rPr>
-        <w:t>Eje Y: historial_riego[cultivo]</w:t>
+        <w:t xml:space="preserve">Eje Y: </w:t>
+      </w:r>
+      <w:proofErr w:type="spellStart"/>
+      <w:r>
+        <w:rPr>
+          <w:color w:val="4A4A4A"/>
+          <w:sz w:val="19"/>
+          <w:szCs w:val="19"/>
+        </w:rPr>
+        <w:t>historial_riego</w:t>
+      </w:r>
+      <w:proofErr w:type="spellEnd"/>
+      <w:r>
+        <w:rPr>
+          <w:color w:val="4A4A4A"/>
+          <w:sz w:val="19"/>
+          <w:szCs w:val="19"/>
+        </w:rPr>
+        <w:t>[cultivo]</w:t>
       </w:r>
     </w:p>
     <w:p>
@@ -10967,7 +15327,25 @@
           <w:sz w:val="19"/>
           <w:szCs w:val="19"/>
         </w:rPr>
-        <w:t>Agregar linea de referencia en objetivo FAO-56 por cultivo</w:t>
+        <w:t xml:space="preserve">Agregar </w:t>
+      </w:r>
+      <w:proofErr w:type="spellStart"/>
+      <w:r>
+        <w:rPr>
+          <w:color w:val="4A4A4A"/>
+          <w:sz w:val="19"/>
+          <w:szCs w:val="19"/>
+        </w:rPr>
+        <w:t>linea</w:t>
+      </w:r>
+      <w:proofErr w:type="spellEnd"/>
+      <w:r>
+        <w:rPr>
+          <w:color w:val="4A4A4A"/>
+          <w:sz w:val="19"/>
+          <w:szCs w:val="19"/>
+        </w:rPr>
+        <w:t xml:space="preserve"> de referencia en objetivo FAO-56 por cultivo</w:t>
       </w:r>
     </w:p>
     <w:p>
@@ -10985,7 +15363,31 @@
         <w:spacing w:before="60"/>
       </w:pPr>
       <w:r>
-        <w:t>Insertar scatter plot — eficiencia vs sobre-riego (Fila 2 derecha)</w:t>
+        <w:t xml:space="preserve">Insertar </w:t>
+      </w:r>
+      <w:proofErr w:type="spellStart"/>
+      <w:r>
+        <w:t>scatter</w:t>
+      </w:r>
+      <w:proofErr w:type="spellEnd"/>
+      <w:r>
+        <w:t xml:space="preserve"> </w:t>
+      </w:r>
+      <w:proofErr w:type="spellStart"/>
+      <w:r>
+        <w:t>plot</w:t>
+      </w:r>
+      <w:proofErr w:type="spellEnd"/>
+      <w:r>
+        <w:t xml:space="preserve"> — eficiencia vs </w:t>
+      </w:r>
+      <w:proofErr w:type="spellStart"/>
+      <w:r>
+        <w:t>sobre-riego</w:t>
+      </w:r>
+      <w:proofErr w:type="spellEnd"/>
+      <w:r>
+        <w:t xml:space="preserve"> (Fila 2 derecha)</w:t>
       </w:r>
     </w:p>
     <w:p>
@@ -10998,13 +15400,59 @@
         <w:spacing w:before="40" w:after="40"/>
         <w:ind w:left="720"/>
       </w:pPr>
-      <w:r>
-        <w:rPr>
-          <w:color w:val="4A4A4A"/>
-          <w:sz w:val="19"/>
-          <w:szCs w:val="19"/>
-        </w:rPr>
-        <w:t>Grafico de dispersion (Scatter Chart)</w:t>
+      <w:proofErr w:type="spellStart"/>
+      <w:r>
+        <w:rPr>
+          <w:color w:val="4A4A4A"/>
+          <w:sz w:val="19"/>
+          <w:szCs w:val="19"/>
+        </w:rPr>
+        <w:t>Grafico</w:t>
+      </w:r>
+      <w:proofErr w:type="spellEnd"/>
+      <w:r>
+        <w:rPr>
+          <w:color w:val="4A4A4A"/>
+          <w:sz w:val="19"/>
+          <w:szCs w:val="19"/>
+        </w:rPr>
+        <w:t xml:space="preserve"> de </w:t>
+      </w:r>
+      <w:proofErr w:type="spellStart"/>
+      <w:r>
+        <w:rPr>
+          <w:color w:val="4A4A4A"/>
+          <w:sz w:val="19"/>
+          <w:szCs w:val="19"/>
+        </w:rPr>
+        <w:t>dispersion</w:t>
+      </w:r>
+      <w:proofErr w:type="spellEnd"/>
+      <w:r>
+        <w:rPr>
+          <w:color w:val="4A4A4A"/>
+          <w:sz w:val="19"/>
+          <w:szCs w:val="19"/>
+        </w:rPr>
+        <w:t xml:space="preserve"> (</w:t>
+      </w:r>
+      <w:proofErr w:type="spellStart"/>
+      <w:r>
+        <w:rPr>
+          <w:color w:val="4A4A4A"/>
+          <w:sz w:val="19"/>
+          <w:szCs w:val="19"/>
+        </w:rPr>
+        <w:t>Scatter</w:t>
+      </w:r>
+      <w:proofErr w:type="spellEnd"/>
+      <w:r>
+        <w:rPr>
+          <w:color w:val="4A4A4A"/>
+          <w:sz w:val="19"/>
+          <w:szCs w:val="19"/>
+        </w:rPr>
+        <w:t xml:space="preserve"> Chart)</w:t>
       </w:r>
     </w:p>
     <w:p>
@@ -11024,7 +15472,25 @@
           <w:szCs w:val="19"/>
         </w:rPr>
         <w:lastRenderedPageBreak/>
-        <w:t>Eje X: AVG(eficiencia_riego) por parcela</w:t>
+        <w:t>Eje X: AVG(</w:t>
+      </w:r>
+      <w:proofErr w:type="spellStart"/>
+      <w:r>
+        <w:rPr>
+          <w:color w:val="4A4A4A"/>
+          <w:sz w:val="19"/>
+          <w:szCs w:val="19"/>
+        </w:rPr>
+        <w:t>eficiencia_riego</w:t>
+      </w:r>
+      <w:proofErr w:type="spellEnd"/>
+      <w:r>
+        <w:rPr>
+          <w:color w:val="4A4A4A"/>
+          <w:sz w:val="19"/>
+          <w:szCs w:val="19"/>
+        </w:rPr>
+        <w:t>) por parcela</w:t>
       </w:r>
     </w:p>
     <w:p>
@@ -11043,7 +15509,25 @@
           <w:sz w:val="19"/>
           <w:szCs w:val="19"/>
         </w:rPr>
-        <w:t>Eje Y: AVG(sobre_riego_pct) por parcela</w:t>
+        <w:t>Eje Y: AVG(</w:t>
+      </w:r>
+      <w:proofErr w:type="spellStart"/>
+      <w:r>
+        <w:rPr>
+          <w:color w:val="4A4A4A"/>
+          <w:sz w:val="19"/>
+          <w:szCs w:val="19"/>
+        </w:rPr>
+        <w:t>sobre_riego_pct</w:t>
+      </w:r>
+      <w:proofErr w:type="spellEnd"/>
+      <w:r>
+        <w:rPr>
+          <w:color w:val="4A4A4A"/>
+          <w:sz w:val="19"/>
+          <w:szCs w:val="19"/>
+        </w:rPr>
+        <w:t>) por parcela</w:t>
       </w:r>
     </w:p>
     <w:p>
@@ -11056,14 +15540,34 @@
         <w:spacing w:before="40" w:after="40"/>
         <w:ind w:left="720"/>
       </w:pPr>
-      <w:r>
-        <w:rPr>
-          <w:color w:val="4A4A4A"/>
-          <w:sz w:val="19"/>
-          <w:szCs w:val="19"/>
-        </w:rPr>
-        <w:t>Tamano de punto: superficie_ha</w:t>
-      </w:r>
+      <w:proofErr w:type="spellStart"/>
+      <w:r>
+        <w:rPr>
+          <w:color w:val="4A4A4A"/>
+          <w:sz w:val="19"/>
+          <w:szCs w:val="19"/>
+        </w:rPr>
+        <w:t>Tamano</w:t>
+      </w:r>
+      <w:proofErr w:type="spellEnd"/>
+      <w:r>
+        <w:rPr>
+          <w:color w:val="4A4A4A"/>
+          <w:sz w:val="19"/>
+          <w:szCs w:val="19"/>
+        </w:rPr>
+        <w:t xml:space="preserve"> de punto: </w:t>
+      </w:r>
+      <w:proofErr w:type="spellStart"/>
+      <w:r>
+        <w:rPr>
+          <w:color w:val="4A4A4A"/>
+          <w:sz w:val="19"/>
+          <w:szCs w:val="19"/>
+        </w:rPr>
+        <w:t>superficie_ha</w:t>
+      </w:r>
+      <w:proofErr w:type="spellEnd"/>
     </w:p>
     <w:p>
       <w:pPr>
@@ -11100,7 +15604,43 @@
           <w:sz w:val="19"/>
           <w:szCs w:val="19"/>
         </w:rPr>
-        <w:t>Detalles: id_parcela (para identificar outliers)</w:t>
+        <w:t xml:space="preserve">Detalles: </w:t>
+      </w:r>
+      <w:proofErr w:type="spellStart"/>
+      <w:r>
+        <w:rPr>
+          <w:color w:val="4A4A4A"/>
+          <w:sz w:val="19"/>
+          <w:szCs w:val="19"/>
+        </w:rPr>
+        <w:t>id_parcela</w:t>
+      </w:r>
+      <w:proofErr w:type="spellEnd"/>
+      <w:r>
+        <w:rPr>
+          <w:color w:val="4A4A4A"/>
+          <w:sz w:val="19"/>
+          <w:szCs w:val="19"/>
+        </w:rPr>
+        <w:t xml:space="preserve"> (para identificar </w:t>
+      </w:r>
+      <w:proofErr w:type="spellStart"/>
+      <w:r>
+        <w:rPr>
+          <w:color w:val="4A4A4A"/>
+          <w:sz w:val="19"/>
+          <w:szCs w:val="19"/>
+        </w:rPr>
+        <w:t>outliers</w:t>
+      </w:r>
+      <w:proofErr w:type="spellEnd"/>
+      <w:r>
+        <w:rPr>
+          <w:color w:val="4A4A4A"/>
+          <w:sz w:val="19"/>
+          <w:szCs w:val="19"/>
+        </w:rPr>
+        <w:t>)</w:t>
       </w:r>
     </w:p>
     <w:p>
@@ -11137,7 +15677,25 @@
           <w:sz w:val="19"/>
           <w:szCs w:val="19"/>
         </w:rPr>
-        <w:t>Tabla con: modulo_dr041, consumo promedio m3/ha, cumplimiento_fao56 %, alertas totales, recomendaciones aceptadas %, recomendaciones rechazadas %</w:t>
+        <w:t>Tabla con: modulo_dr041, consumo promedio m3/</w:t>
+      </w:r>
+      <w:proofErr w:type="spellStart"/>
+      <w:r>
+        <w:rPr>
+          <w:color w:val="4A4A4A"/>
+          <w:sz w:val="19"/>
+          <w:szCs w:val="19"/>
+        </w:rPr>
+        <w:t>ha</w:t>
+      </w:r>
+      <w:proofErr w:type="spellEnd"/>
+      <w:r>
+        <w:rPr>
+          <w:color w:val="4A4A4A"/>
+          <w:sz w:val="19"/>
+          <w:szCs w:val="19"/>
+        </w:rPr>
+        <w:t>, cumplimiento_fao56 %, alertas totales, recomendaciones aceptadas %, recomendaciones rechazadas %</w:t>
       </w:r>
     </w:p>
     <w:p>
@@ -11150,7 +15708,23 @@
         <w:pStyle w:val="Ttulo2"/>
       </w:pPr>
       <w:r>
-        <w:t>FASE 13 — Publicacion y configuracion final</w:t>
+        <w:t xml:space="preserve">FASE 13 — </w:t>
+      </w:r>
+      <w:proofErr w:type="spellStart"/>
+      <w:r>
+        <w:t>Publicacion</w:t>
+      </w:r>
+      <w:proofErr w:type="spellEnd"/>
+      <w:r>
+        <w:t xml:space="preserve"> y </w:t>
+      </w:r>
+      <w:proofErr w:type="spellStart"/>
+      <w:r>
+        <w:t>configuracion</w:t>
+      </w:r>
+      <w:proofErr w:type="spellEnd"/>
+      <w:r>
+        <w:t xml:space="preserve"> final</w:t>
       </w:r>
     </w:p>
     <w:p>
@@ -11163,7 +15737,15 @@
         <w:spacing w:before="60"/>
       </w:pPr>
       <w:r>
-        <w:t>Revisar checklist antes de publicar</w:t>
+        <w:t xml:space="preserve">Revisar </w:t>
+      </w:r>
+      <w:proofErr w:type="spellStart"/>
+      <w:r>
+        <w:t>checklist</w:t>
+      </w:r>
+      <w:proofErr w:type="spellEnd"/>
+      <w:r>
+        <w:t xml:space="preserve"> antes de publicar</w:t>
       </w:r>
     </w:p>
     <w:tbl>
@@ -11188,12 +15770,6 @@
         <w:gridCol w:w="8998"/>
       </w:tblGrid>
       <w:tr>
-        <w:tblPrEx>
-          <w:tblCellMar>
-            <w:top w:w="0" w:type="dxa"/>
-            <w:bottom w:w="0" w:type="dxa"/>
-          </w:tblCellMar>
-        </w:tblPrEx>
         <w:tc>
           <w:tcPr>
             <w:tcW w:w="640" w:type="dxa"/>
@@ -11240,6 +15816,7 @@
             <w:pPr>
               <w:jc w:val="center"/>
             </w:pPr>
+            <w:proofErr w:type="spellStart"/>
             <w:r>
               <w:rPr>
                 <w:b/>
@@ -11248,16 +15825,11 @@
               </w:rPr>
               <w:t>Verificacion</w:t>
             </w:r>
+            <w:proofErr w:type="spellEnd"/>
           </w:p>
         </w:tc>
       </w:tr>
       <w:tr>
-        <w:tblPrEx>
-          <w:tblCellMar>
-            <w:top w:w="0" w:type="dxa"/>
-            <w:bottom w:w="0" w:type="dxa"/>
-          </w:tblCellMar>
-        </w:tblPrEx>
         <w:tc>
           <w:tcPr>
             <w:tcW w:w="640" w:type="dxa"/>
@@ -11300,18 +15872,33 @@
           </w:tcPr>
           <w:p>
             <w:r>
-              <w:t>Todos los segmentadores de Zona B afectan todos los visuals simultaneamente</w:t>
-            </w:r>
+              <w:t xml:space="preserve">Todos los </w:t>
+            </w:r>
+            <w:proofErr w:type="spellStart"/>
+            <w:r>
+              <w:t>segmentadores</w:t>
+            </w:r>
+            <w:proofErr w:type="spellEnd"/>
+            <w:r>
+              <w:t xml:space="preserve"> de Zona B afectan todos los </w:t>
+            </w:r>
+            <w:proofErr w:type="spellStart"/>
+            <w:r>
+              <w:t>visuals</w:t>
+            </w:r>
+            <w:proofErr w:type="spellEnd"/>
+            <w:r>
+              <w:t xml:space="preserve"> </w:t>
+            </w:r>
+            <w:proofErr w:type="spellStart"/>
+            <w:r>
+              <w:t>simultaneamente</w:t>
+            </w:r>
+            <w:proofErr w:type="spellEnd"/>
           </w:p>
         </w:tc>
       </w:tr>
       <w:tr>
-        <w:tblPrEx>
-          <w:tblCellMar>
-            <w:top w:w="0" w:type="dxa"/>
-            <w:bottom w:w="0" w:type="dxa"/>
-          </w:tblCellMar>
-        </w:tblPrEx>
         <w:tc>
           <w:tcPr>
             <w:tcW w:w="640" w:type="dxa"/>
@@ -11362,12 +15949,6 @@
         </w:tc>
       </w:tr>
       <w:tr>
-        <w:tblPrEx>
-          <w:tblCellMar>
-            <w:top w:w="0" w:type="dxa"/>
-            <w:bottom w:w="0" w:type="dxa"/>
-          </w:tblCellMar>
-        </w:tblPrEx>
         <w:tc>
           <w:tcPr>
             <w:tcW w:w="640" w:type="dxa"/>
@@ -11416,12 +15997,6 @@
         </w:tc>
       </w:tr>
       <w:tr>
-        <w:tblPrEx>
-          <w:tblCellMar>
-            <w:top w:w="0" w:type="dxa"/>
-            <w:bottom w:w="0" w:type="dxa"/>
-          </w:tblCellMar>
-        </w:tblPrEx>
         <w:tc>
           <w:tcPr>
             <w:tcW w:w="640" w:type="dxa"/>
@@ -11466,18 +16041,30 @@
           </w:tcPr>
           <w:p>
             <w:r>
-              <w:t>El visual C muestra la linea FAO-56 teorica aunque no haya datos reales en ese filtro</w:t>
+              <w:t xml:space="preserve">El visual C muestra la </w:t>
+            </w:r>
+            <w:proofErr w:type="spellStart"/>
+            <w:r>
+              <w:t>linea</w:t>
+            </w:r>
+            <w:proofErr w:type="spellEnd"/>
+            <w:r>
+              <w:t xml:space="preserve"> FAO-56 </w:t>
+            </w:r>
+            <w:proofErr w:type="spellStart"/>
+            <w:proofErr w:type="gramStart"/>
+            <w:r>
+              <w:t>teorica</w:t>
+            </w:r>
+            <w:proofErr w:type="spellEnd"/>
+            <w:proofErr w:type="gramEnd"/>
+            <w:r>
+              <w:t xml:space="preserve"> aunque no haya datos reales en ese filtro</w:t>
             </w:r>
           </w:p>
         </w:tc>
       </w:tr>
       <w:tr>
-        <w:tblPrEx>
-          <w:tblCellMar>
-            <w:top w:w="0" w:type="dxa"/>
-            <w:bottom w:w="0" w:type="dxa"/>
-          </w:tblCellMar>
-        </w:tblPrEx>
         <w:tc>
           <w:tcPr>
             <w:tcW w:w="640" w:type="dxa"/>
@@ -11520,18 +16107,20 @@
           </w:tcPr>
           <w:p>
             <w:r>
-              <w:t>El donut D2 se actualiza al cambiar ciclo y muestra la migracion de sistemas visible</w:t>
+              <w:t xml:space="preserve">El donut D2 se actualiza al cambiar ciclo y muestra la </w:t>
+            </w:r>
+            <w:proofErr w:type="spellStart"/>
+            <w:r>
+              <w:t>migracion</w:t>
+            </w:r>
+            <w:proofErr w:type="spellEnd"/>
+            <w:r>
+              <w:t xml:space="preserve"> de sistemas visible</w:t>
             </w:r>
           </w:p>
         </w:tc>
       </w:tr>
       <w:tr>
-        <w:tblPrEx>
-          <w:tblCellMar>
-            <w:top w:w="0" w:type="dxa"/>
-            <w:bottom w:w="0" w:type="dxa"/>
-          </w:tblCellMar>
-        </w:tblPrEx>
         <w:tc>
           <w:tcPr>
             <w:tcW w:w="640" w:type="dxa"/>
@@ -11576,18 +16165,28 @@
           </w:tcPr>
           <w:p>
             <w:r>
-              <w:t>Colores de semaforo son consistentes en todos los visuals (rojo=problema, verde=bien, naranja=objetivo)</w:t>
+              <w:t xml:space="preserve">Colores de </w:t>
+            </w:r>
+            <w:proofErr w:type="spellStart"/>
+            <w:r>
+              <w:t>semaforo</w:t>
+            </w:r>
+            <w:proofErr w:type="spellEnd"/>
+            <w:r>
+              <w:t xml:space="preserve"> son consistentes en todos los </w:t>
+            </w:r>
+            <w:proofErr w:type="spellStart"/>
+            <w:r>
+              <w:t>visuals</w:t>
+            </w:r>
+            <w:proofErr w:type="spellEnd"/>
+            <w:r>
+              <w:t xml:space="preserve"> (rojo=problema, verde=bien, naranja=objetivo)</w:t>
             </w:r>
           </w:p>
         </w:tc>
       </w:tr>
       <w:tr>
-        <w:tblPrEx>
-          <w:tblCellMar>
-            <w:top w:w="0" w:type="dxa"/>
-            <w:bottom w:w="0" w:type="dxa"/>
-          </w:tblCellMar>
-        </w:tblPrEx>
         <w:tc>
           <w:tcPr>
             <w:tcW w:w="640" w:type="dxa"/>
@@ -11630,18 +16229,28 @@
           </w:tcPr>
           <w:p>
             <w:r>
-              <w:t>Todos los tooltips tienen unidades explicitas: m3/ha, MXN, mm, %, kWh</w:t>
+              <w:t xml:space="preserve">Todos los </w:t>
+            </w:r>
+            <w:proofErr w:type="spellStart"/>
+            <w:r>
+              <w:t>tooltips</w:t>
+            </w:r>
+            <w:proofErr w:type="spellEnd"/>
+            <w:r>
+              <w:t xml:space="preserve"> tienen unidades explicitas: m3/</w:t>
+            </w:r>
+            <w:proofErr w:type="spellStart"/>
+            <w:r>
+              <w:t>ha</w:t>
+            </w:r>
+            <w:proofErr w:type="spellEnd"/>
+            <w:r>
+              <w:t>, MXN, mm, %, kWh</w:t>
             </w:r>
           </w:p>
         </w:tc>
       </w:tr>
       <w:tr>
-        <w:tblPrEx>
-          <w:tblCellMar>
-            <w:top w:w="0" w:type="dxa"/>
-            <w:bottom w:w="0" w:type="dxa"/>
-          </w:tblCellMar>
-        </w:tblPrEx>
         <w:tc>
           <w:tcPr>
             <w:tcW w:w="640" w:type="dxa"/>
@@ -11686,18 +16295,36 @@
           </w:tcPr>
           <w:p>
             <w:r>
-              <w:t>La pagina 2 tiene drill-through funcional desde la tabla de la pagina 1</w:t>
+              <w:t xml:space="preserve">La </w:t>
+            </w:r>
+            <w:proofErr w:type="spellStart"/>
+            <w:r>
+              <w:t>pagina</w:t>
+            </w:r>
+            <w:proofErr w:type="spellEnd"/>
+            <w:r>
+              <w:t xml:space="preserve"> 2 tiene drill-</w:t>
+            </w:r>
+            <w:proofErr w:type="spellStart"/>
+            <w:r>
+              <w:t>through</w:t>
+            </w:r>
+            <w:proofErr w:type="spellEnd"/>
+            <w:r>
+              <w:t xml:space="preserve"> funcional desde la tabla de la </w:t>
+            </w:r>
+            <w:proofErr w:type="spellStart"/>
+            <w:r>
+              <w:t>pagina</w:t>
+            </w:r>
+            <w:proofErr w:type="spellEnd"/>
+            <w:r>
+              <w:t xml:space="preserve"> 1</w:t>
             </w:r>
           </w:p>
         </w:tc>
       </w:tr>
       <w:tr>
-        <w:tblPrEx>
-          <w:tblCellMar>
-            <w:top w:w="0" w:type="dxa"/>
-            <w:bottom w:w="0" w:type="dxa"/>
-          </w:tblCellMar>
-        </w:tblPrEx>
         <w:tc>
           <w:tcPr>
             <w:tcW w:w="640" w:type="dxa"/>
@@ -11740,7 +16367,15 @@
           </w:tcPr>
           <w:p>
             <w:r>
-              <w:t>El archivo .pbix esta guardado y el tema oscuro exportado como JSON</w:t>
+              <w:t>El archivo .</w:t>
+            </w:r>
+            <w:proofErr w:type="spellStart"/>
+            <w:r>
+              <w:t>pbix</w:t>
+            </w:r>
+            <w:proofErr w:type="spellEnd"/>
+            <w:r>
+              <w:t xml:space="preserve"> esta guardado y el tema oscuro exportado como JSON</w:t>
             </w:r>
           </w:p>
         </w:tc>
@@ -11780,7 +16415,25 @@
           <w:sz w:val="19"/>
           <w:szCs w:val="19"/>
         </w:rPr>
-        <w:t>Archivo -&gt; Publicar -&gt; Seleccionar area de trabajo MILPIN</w:t>
+        <w:t xml:space="preserve">Archivo -&gt; Publicar -&gt; Seleccionar </w:t>
+      </w:r>
+      <w:proofErr w:type="spellStart"/>
+      <w:r>
+        <w:rPr>
+          <w:color w:val="4A4A4A"/>
+          <w:sz w:val="19"/>
+          <w:szCs w:val="19"/>
+        </w:rPr>
+        <w:t>area</w:t>
+      </w:r>
+      <w:proofErr w:type="spellEnd"/>
+      <w:r>
+        <w:rPr>
+          <w:color w:val="4A4A4A"/>
+          <w:sz w:val="19"/>
+          <w:szCs w:val="19"/>
+        </w:rPr>
+        <w:t xml:space="preserve"> de trabajo MILPIN</w:t>
       </w:r>
     </w:p>
     <w:p>
@@ -11799,8 +16452,36 @@
           <w:sz w:val="19"/>
           <w:szCs w:val="19"/>
         </w:rPr>
-        <w:t>En Power BI Service: configurar actualizacion de datos programada si los CSV se actualizan periodicamente</w:t>
-      </w:r>
+        <w:t xml:space="preserve">En Power BI Service: configurar </w:t>
+      </w:r>
+      <w:proofErr w:type="spellStart"/>
+      <w:r>
+        <w:rPr>
+          <w:color w:val="4A4A4A"/>
+          <w:sz w:val="19"/>
+          <w:szCs w:val="19"/>
+        </w:rPr>
+        <w:t>actualizacion</w:t>
+      </w:r>
+      <w:proofErr w:type="spellEnd"/>
+      <w:r>
+        <w:rPr>
+          <w:color w:val="4A4A4A"/>
+          <w:sz w:val="19"/>
+          <w:szCs w:val="19"/>
+        </w:rPr>
+        <w:t xml:space="preserve"> de datos programada si los CSV se actualizan </w:t>
+      </w:r>
+      <w:proofErr w:type="spellStart"/>
+      <w:r>
+        <w:rPr>
+          <w:color w:val="4A4A4A"/>
+          <w:sz w:val="19"/>
+          <w:szCs w:val="19"/>
+        </w:rPr>
+        <w:t>periodicamente</w:t>
+      </w:r>
+      <w:proofErr w:type="spellEnd"/>
     </w:p>
     <w:p>
       <w:pPr>
@@ -11818,7 +16499,25 @@
           <w:sz w:val="19"/>
           <w:szCs w:val="19"/>
         </w:rPr>
-        <w:t>Configurar alertas de datos: si 'Alertas Activas' &gt; 0, enviar notificacion por email al jefe de modulo</w:t>
+        <w:t xml:space="preserve">Configurar alertas de datos: si 'Alertas Activas' &gt; 0, enviar </w:t>
+      </w:r>
+      <w:proofErr w:type="spellStart"/>
+      <w:r>
+        <w:rPr>
+          <w:color w:val="4A4A4A"/>
+          <w:sz w:val="19"/>
+          <w:szCs w:val="19"/>
+        </w:rPr>
+        <w:t>notificacion</w:t>
+      </w:r>
+      <w:proofErr w:type="spellEnd"/>
+      <w:r>
+        <w:rPr>
+          <w:color w:val="4A4A4A"/>
+          <w:sz w:val="19"/>
+          <w:szCs w:val="19"/>
+        </w:rPr>
+        <w:t xml:space="preserve"> por email al jefe de modulo</w:t>
       </w:r>
     </w:p>
     <w:p>
@@ -11874,12 +16573,6 @@
         <w:gridCol w:w="5438"/>
       </w:tblGrid>
       <w:tr>
-        <w:tblPrEx>
-          <w:tblCellMar>
-            <w:top w:w="0" w:type="dxa"/>
-            <w:bottom w:w="0" w:type="dxa"/>
-          </w:tblCellMar>
-        </w:tblPrEx>
         <w:tc>
           <w:tcPr>
             <w:tcW w:w="2800" w:type="dxa"/>
@@ -11972,18 +16665,22 @@
                 <w:bCs/>
                 <w:color w:val="FFFFFF"/>
               </w:rPr>
-              <w:t>Uso principal en el dashboard</w:t>
-            </w:r>
+              <w:t xml:space="preserve">Uso principal en el </w:t>
+            </w:r>
+            <w:proofErr w:type="spellStart"/>
+            <w:r>
+              <w:rPr>
+                <w:b/>
+                <w:bCs/>
+                <w:color w:val="FFFFFF"/>
+              </w:rPr>
+              <w:t>dashboard</w:t>
+            </w:r>
+            <w:proofErr w:type="spellEnd"/>
           </w:p>
         </w:tc>
       </w:tr>
       <w:tr>
-        <w:tblPrEx>
-          <w:tblCellMar>
-            <w:top w:w="0" w:type="dxa"/>
-            <w:bottom w:w="0" w:type="dxa"/>
-          </w:tblCellMar>
-        </w:tblPrEx>
         <w:tc>
           <w:tcPr>
             <w:tcW w:w="2800" w:type="dxa"/>
@@ -12051,19 +16748,18 @@
             <w:vAlign w:val="center"/>
           </w:tcPr>
           <w:p>
-            <w:r>
-              <w:t>Informacion de cada parcela: modulo, cultivo, sistema de riego, superficie. Base para filtros y tabla Zona E.</w:t>
+            <w:proofErr w:type="spellStart"/>
+            <w:r>
+              <w:t>Informacion</w:t>
+            </w:r>
+            <w:proofErr w:type="spellEnd"/>
+            <w:r>
+              <w:t xml:space="preserve"> de cada parcela: modulo, cultivo, sistema de riego, superficie. Base para filtros y tabla Zona E.</w:t>
             </w:r>
           </w:p>
         </w:tc>
       </w:tr>
       <w:tr>
-        <w:tblPrEx>
-          <w:tblCellMar>
-            <w:top w:w="0" w:type="dxa"/>
-            <w:bottom w:w="0" w:type="dxa"/>
-          </w:tblCellMar>
-        </w:tblPrEx>
         <w:tc>
           <w:tcPr>
             <w:tcW w:w="2800" w:type="dxa"/>
@@ -12134,19 +16830,34 @@
             <w:vAlign w:val="center"/>
           </w:tcPr>
           <w:p>
-            <w:r>
-              <w:t>Parametros FAO-56 por cultivo: Kc inicial/medio/final, duracion, consumo objetivo. Base para lineas de referencia.</w:t>
+            <w:proofErr w:type="spellStart"/>
+            <w:r>
+              <w:t>Parametros</w:t>
+            </w:r>
+            <w:proofErr w:type="spellEnd"/>
+            <w:r>
+              <w:t xml:space="preserve"> FAO-56 por cultivo: Kc inicial/medio/final, </w:t>
+            </w:r>
+            <w:proofErr w:type="spellStart"/>
+            <w:r>
+              <w:t>duracion</w:t>
+            </w:r>
+            <w:proofErr w:type="spellEnd"/>
+            <w:r>
+              <w:t xml:space="preserve">, consumo objetivo. Base para </w:t>
+            </w:r>
+            <w:proofErr w:type="spellStart"/>
+            <w:r>
+              <w:t>lineas</w:t>
+            </w:r>
+            <w:proofErr w:type="spellEnd"/>
+            <w:r>
+              <w:t xml:space="preserve"> de referencia.</w:t>
             </w:r>
           </w:p>
         </w:tc>
       </w:tr>
       <w:tr>
-        <w:tblPrEx>
-          <w:tblCellMar>
-            <w:top w:w="0" w:type="dxa"/>
-            <w:bottom w:w="0" w:type="dxa"/>
-          </w:tblCellMar>
-        </w:tblPrEx>
         <w:tc>
           <w:tcPr>
             <w:tcW w:w="2800" w:type="dxa"/>
@@ -12215,18 +16926,28 @@
           </w:tcPr>
           <w:p>
             <w:r>
-              <w:t>PV-2025, OI-2025, PV-2026. Controla el segmentador de ciclo y el badge MILPIN activo.</w:t>
+              <w:t xml:space="preserve">PV-2025, OI-2025, PV-2026. Controla el </w:t>
+            </w:r>
+            <w:proofErr w:type="spellStart"/>
+            <w:r>
+              <w:t>segmentador</w:t>
+            </w:r>
+            <w:proofErr w:type="spellEnd"/>
+            <w:r>
+              <w:t xml:space="preserve"> de ciclo y el </w:t>
+            </w:r>
+            <w:proofErr w:type="spellStart"/>
+            <w:r>
+              <w:t>badge</w:t>
+            </w:r>
+            <w:proofErr w:type="spellEnd"/>
+            <w:r>
+              <w:t xml:space="preserve"> MILPIN activo.</w:t>
             </w:r>
           </w:p>
         </w:tc>
       </w:tr>
       <w:tr>
-        <w:tblPrEx>
-          <w:tblCellMar>
-            <w:top w:w="0" w:type="dxa"/>
-            <w:bottom w:w="0" w:type="dxa"/>
-          </w:tblCellMar>
-        </w:tblPrEx>
         <w:tc>
           <w:tcPr>
             <w:tcW w:w="2800" w:type="dxa"/>
@@ -12298,18 +17019,28 @@
           </w:tcPr>
           <w:p>
             <w:r>
-              <w:t>Tabla principal. Contiene todos los eventos de riego con fechas, volumenes, eficiencias, alertas y cumplimiento FAO-56. Base para todas las graficas y medidas DAX.</w:t>
+              <w:t xml:space="preserve">Tabla principal. Contiene todos los eventos de riego con fechas, </w:t>
+            </w:r>
+            <w:proofErr w:type="spellStart"/>
+            <w:r>
+              <w:t>volumenes</w:t>
+            </w:r>
+            <w:proofErr w:type="spellEnd"/>
+            <w:r>
+              <w:t xml:space="preserve">, eficiencias, alertas y cumplimiento FAO-56. Base para todas las </w:t>
+            </w:r>
+            <w:proofErr w:type="spellStart"/>
+            <w:r>
+              <w:t>graficas</w:t>
+            </w:r>
+            <w:proofErr w:type="spellEnd"/>
+            <w:r>
+              <w:t xml:space="preserve"> y medidas DAX.</w:t>
             </w:r>
           </w:p>
         </w:tc>
       </w:tr>
       <w:tr>
-        <w:tblPrEx>
-          <w:tblCellMar>
-            <w:top w:w="0" w:type="dxa"/>
-            <w:bottom w:w="0" w:type="dxa"/>
-          </w:tblCellMar>
-        </w:tblPrEx>
         <w:tc>
           <w:tcPr>
             <w:tcW w:w="2800" w:type="dxa"/>
@@ -12378,18 +17109,28 @@
           </w:tcPr>
           <w:p>
             <w:r>
-              <w:t>Recomendaciones generadas por el algoritmo MILPIN. Columna 'aceptada' para semaforo de tabla Zona E. Columna 'nivel_urgencia' para ordenamiento.</w:t>
+              <w:t xml:space="preserve">Recomendaciones generadas por el algoritmo MILPIN. Columna 'aceptada' para </w:t>
+            </w:r>
+            <w:proofErr w:type="spellStart"/>
+            <w:r>
+              <w:t>semaforo</w:t>
+            </w:r>
+            <w:proofErr w:type="spellEnd"/>
+            <w:r>
+              <w:t xml:space="preserve"> de tabla Zona E. Columna '</w:t>
+            </w:r>
+            <w:proofErr w:type="spellStart"/>
+            <w:r>
+              <w:t>nivel_urgencia</w:t>
+            </w:r>
+            <w:proofErr w:type="spellEnd"/>
+            <w:r>
+              <w:t>' para ordenamiento.</w:t>
             </w:r>
           </w:p>
         </w:tc>
       </w:tr>
       <w:tr>
-        <w:tblPrEx>
-          <w:tblCellMar>
-            <w:top w:w="0" w:type="dxa"/>
-            <w:bottom w:w="0" w:type="dxa"/>
-          </w:tblCellMar>
-        </w:tblPrEx>
         <w:tc>
           <w:tcPr>
             <w:tcW w:w="2800" w:type="dxa"/>
@@ -12461,7 +17202,23 @@
           </w:tcPr>
           <w:p>
             <w:r>
-              <w:t>Resumen ejecutivo precalculado con mejora_pct lista para tarjetas y comparativos directos. Alternativa a calcular todo en DAX.</w:t>
+              <w:t xml:space="preserve">Resumen ejecutivo </w:t>
+            </w:r>
+            <w:proofErr w:type="spellStart"/>
+            <w:r>
+              <w:t>precalculado</w:t>
+            </w:r>
+            <w:proofErr w:type="spellEnd"/>
+            <w:r>
+              <w:t xml:space="preserve"> con </w:t>
+            </w:r>
+            <w:proofErr w:type="spellStart"/>
+            <w:r>
+              <w:t>mejora_pct</w:t>
+            </w:r>
+            <w:proofErr w:type="spellEnd"/>
+            <w:r>
+              <w:t xml:space="preserve"> lista para tarjetas y comparativos directos. Alternativa a calcular todo en DAX.</w:t>
             </w:r>
           </w:p>
         </w:tc>
@@ -12486,7 +17243,61 @@
           <w:sz w:val="18"/>
           <w:szCs w:val="18"/>
         </w:rPr>
-        <w:t>Ruta de archivos: powerbi/DB/ relativa a la raiz del repositorio MILPIN. Todos en UTF-8, separador coma, encabezado en primera fila. Compatibles con Power BI, pandas, Tableau y PostgreSQL COPY.</w:t>
+        <w:t xml:space="preserve">Ruta de archivos: </w:t>
+      </w:r>
+      <w:proofErr w:type="spellStart"/>
+      <w:r>
+        <w:rPr>
+          <w:color w:val="4A4A4A"/>
+          <w:sz w:val="18"/>
+          <w:szCs w:val="18"/>
+        </w:rPr>
+        <w:t>powerbi</w:t>
+      </w:r>
+      <w:proofErr w:type="spellEnd"/>
+      <w:r>
+        <w:rPr>
+          <w:color w:val="4A4A4A"/>
+          <w:sz w:val="18"/>
+          <w:szCs w:val="18"/>
+        </w:rPr>
+        <w:t xml:space="preserve">/DB/ relativa a la </w:t>
+      </w:r>
+      <w:proofErr w:type="spellStart"/>
+      <w:r>
+        <w:rPr>
+          <w:color w:val="4A4A4A"/>
+          <w:sz w:val="18"/>
+          <w:szCs w:val="18"/>
+        </w:rPr>
+        <w:t>raiz</w:t>
+      </w:r>
+      <w:proofErr w:type="spellEnd"/>
+      <w:r>
+        <w:rPr>
+          <w:color w:val="4A4A4A"/>
+          <w:sz w:val="18"/>
+          <w:szCs w:val="18"/>
+        </w:rPr>
+        <w:t xml:space="preserve"> del repositorio MILPIN. Todos en UTF-8, separador coma, encabezado en primera fila. Compatibles con Power BI, pandas, </w:t>
+      </w:r>
+      <w:proofErr w:type="spellStart"/>
+      <w:r>
+        <w:rPr>
+          <w:color w:val="4A4A4A"/>
+          <w:sz w:val="18"/>
+          <w:szCs w:val="18"/>
+        </w:rPr>
+        <w:t>Tableau</w:t>
+      </w:r>
+      <w:proofErr w:type="spellEnd"/>
+      <w:r>
+        <w:rPr>
+          <w:color w:val="4A4A4A"/>
+          <w:sz w:val="18"/>
+          <w:szCs w:val="18"/>
+        </w:rPr>
+        <w:t xml:space="preserve"> y PostgreSQL COPY.</w:t>
       </w:r>
     </w:p>
     <w:p>
@@ -12542,13 +17353,23 @@
       </w:pBdr>
       <w:jc w:val="center"/>
     </w:pPr>
+    <w:proofErr w:type="spellStart"/>
     <w:r>
       <w:rPr>
         <w:color w:val="4A4A4A"/>
         <w:sz w:val="16"/>
         <w:szCs w:val="16"/>
       </w:rPr>
-      <w:t xml:space="preserve">Pagina </w:t>
+      <w:t>Pagina</w:t>
+    </w:r>
+    <w:proofErr w:type="spellEnd"/>
+    <w:r>
+      <w:rPr>
+        <w:color w:val="4A4A4A"/>
+        <w:sz w:val="16"/>
+        <w:szCs w:val="16"/>
+      </w:rPr>
+      <w:t xml:space="preserve"> </w:t>
     </w:r>
     <w:r>
       <w:rPr>
@@ -12597,8 +17418,36 @@
         <w:sz w:val="16"/>
         <w:szCs w:val="16"/>
       </w:rPr>
-      <w:t xml:space="preserve">  |  Confidencial — uso interno DR-041 Modulo 3  |  v1.0  2026</w:t>
+      <w:t xml:space="preserve">  |  Confidencial — uso interno DR-041 Modulo </w:t>
     </w:r>
+    <w:proofErr w:type="gramStart"/>
+    <w:r>
+      <w:rPr>
+        <w:color w:val="4A4A4A"/>
+        <w:sz w:val="16"/>
+        <w:szCs w:val="16"/>
+      </w:rPr>
+      <w:t>3  |</w:t>
+    </w:r>
+    <w:proofErr w:type="gramEnd"/>
+    <w:r>
+      <w:rPr>
+        <w:color w:val="4A4A4A"/>
+        <w:sz w:val="16"/>
+        <w:szCs w:val="16"/>
+      </w:rPr>
+      <w:t xml:space="preserve">  </w:t>
+    </w:r>
+    <w:proofErr w:type="gramStart"/>
+    <w:r>
+      <w:rPr>
+        <w:color w:val="4A4A4A"/>
+        <w:sz w:val="16"/>
+        <w:szCs w:val="16"/>
+      </w:rPr>
+      <w:t>v1.0  2026</w:t>
+    </w:r>
+    <w:proofErr w:type="gramEnd"/>
   </w:p>
 </w:ftr>
 </file>
@@ -12631,13 +17480,59 @@
       </w:pBdr>
       <w:jc w:val="right"/>
     </w:pPr>
+    <w:proofErr w:type="gramStart"/>
     <w:r>
       <w:rPr>
         <w:color w:val="4A4A4A"/>
         <w:sz w:val="16"/>
         <w:szCs w:val="16"/>
       </w:rPr>
-      <w:t>MILPIN  |  Monitor de Optimizacion Hidrica DR-041</w:t>
+      <w:t>MILPIN  |</w:t>
+    </w:r>
+    <w:proofErr w:type="gramEnd"/>
+    <w:r>
+      <w:rPr>
+        <w:color w:val="4A4A4A"/>
+        <w:sz w:val="16"/>
+        <w:szCs w:val="16"/>
+      </w:rPr>
+      <w:t xml:space="preserve">  Monitor de </w:t>
+    </w:r>
+    <w:proofErr w:type="spellStart"/>
+    <w:r>
+      <w:rPr>
+        <w:color w:val="4A4A4A"/>
+        <w:sz w:val="16"/>
+        <w:szCs w:val="16"/>
+      </w:rPr>
+      <w:t>Optimizacion</w:t>
+    </w:r>
+    <w:proofErr w:type="spellEnd"/>
+    <w:r>
+      <w:rPr>
+        <w:color w:val="4A4A4A"/>
+        <w:sz w:val="16"/>
+        <w:szCs w:val="16"/>
+      </w:rPr>
+      <w:t xml:space="preserve"> </w:t>
+    </w:r>
+    <w:proofErr w:type="spellStart"/>
+    <w:r>
+      <w:rPr>
+        <w:color w:val="4A4A4A"/>
+        <w:sz w:val="16"/>
+        <w:szCs w:val="16"/>
+      </w:rPr>
+      <w:t>Hidrica</w:t>
+    </w:r>
+    <w:proofErr w:type="spellEnd"/>
+    <w:r>
+      <w:rPr>
+        <w:color w:val="4A4A4A"/>
+        <w:sz w:val="16"/>
+        <w:szCs w:val="16"/>
+      </w:rPr>
+      <w:t xml:space="preserve"> DR-041</w:t>
     </w:r>
   </w:p>
 </w:hdr>
@@ -13409,6 +18304,7 @@
   <w:style w:type="character" w:default="1" w:styleId="Fuentedeprrafopredeter">
     <w:name w:val="Default Paragraph Font"/>
     <w:uiPriority w:val="1"/>
+    <w:semiHidden/>
     <w:unhideWhenUsed/>
   </w:style>
   <w:style w:type="table" w:default="1" w:styleId="Tablanormal">
